--- a/public/resume/cv-quant.docx
+++ b/public/resume/cv-quant.docx
@@ -33,7 +33,7 @@
         </w:rPr>
         <w:t xml:space="preserve">✉ </w:t>
       </w:r>
-      <w:hyperlink w:history="1" r:id="rIdytrnhzwn7_zxplnjculfq">
+      <w:hyperlink w:history="1" r:id="rIdzeqsgvxvu9wx-prjbbgbm">
         <w:r>
           <w:rPr>
             <w:rFonts w:ascii="Calibri" w:cs="Calibri" w:eastAsia="Calibri" w:hAnsi="Calibri"/>
@@ -63,7 +63,7 @@
         </w:rPr>
         <w:t xml:space="preserve">• </w:t>
       </w:r>
-      <w:hyperlink w:history="1" r:id="rIdgokzukrzw0_vjpjnbhk9b">
+      <w:hyperlink w:history="1" r:id="rIdvfcwpdrsrql-8wn4emy2x">
         <w:r>
           <w:rPr>
             <w:rFonts w:ascii="Calibri" w:cs="Calibri" w:eastAsia="Calibri" w:hAnsi="Calibri"/>
@@ -93,7 +93,7 @@
         </w:rPr>
         <w:t xml:space="preserve">⁠in </w:t>
       </w:r>
-      <w:hyperlink w:history="1" r:id="rIdr5eukawlrk81lxphcauza">
+      <w:hyperlink w:history="1" r:id="rId8r2wa-dqloznu3lcs9u-e">
         <w:r>
           <w:rPr>
             <w:rFonts w:ascii="Calibri" w:cs="Calibri" w:eastAsia="Calibri" w:hAnsi="Calibri"/>
@@ -123,7 +123,7 @@
         </w:rPr>
         <w:t xml:space="preserve">◔ </w:t>
       </w:r>
-      <w:hyperlink w:history="1" r:id="rIdg0g-kg8dk2rh7v0febutp">
+      <w:hyperlink w:history="1" r:id="rIdztgjj9owkaqn2hmfjggfc">
         <w:r>
           <w:rPr>
             <w:rFonts w:ascii="Calibri" w:cs="Calibri" w:eastAsia="Calibri" w:hAnsi="Calibri"/>
@@ -153,7 +153,7 @@
         </w:rPr>
         <w:t xml:space="preserve">Ⓘ </w:t>
       </w:r>
-      <w:hyperlink w:history="1" r:id="rId2ixw3f-8hmwp3_10vpvtp">
+      <w:hyperlink w:history="1" r:id="rIddvpeat7qj41hbjj6oabho">
         <w:r>
           <w:rPr>
             <w:rFonts w:ascii="Calibri" w:cs="Calibri" w:eastAsia="Calibri" w:hAnsi="Calibri"/>
@@ -648,76 +648,6 @@
     </w:p>
     <w:p>
       <w:pPr>
-        <w:spacing w:after="40" w:before="0"/>
-      </w:pPr>
-      <w:r>
-        <w:rPr>
-          <w:rFonts w:ascii="Calibri" w:cs="Calibri" w:eastAsia="Calibri" w:hAnsi="Calibri"/>
-          <w:sz w:val="20"/>
-          <w:szCs w:val="20"/>
-        </w:rPr>
-        <w:t xml:space="preserve">
-        </w:t>
-      </w:r>
-      <w:r>
-        <w:rPr>
-          <w:rFonts w:ascii="Calibri" w:cs="Calibri" w:eastAsia="Calibri" w:hAnsi="Calibri"/>
-          <w:b/>
-          <w:bCs/>
-          <w:sz w:val="20"/>
-          <w:szCs w:val="20"/>
-        </w:rPr>
-        <w:t xml:space="preserve">English</w:t>
-      </w:r>
-      <w:r>
-        <w:rPr>
-          <w:rFonts w:ascii="Calibri" w:cs="Calibri" w:eastAsia="Calibri" w:hAnsi="Calibri"/>
-          <w:sz w:val="20"/>
-          <w:szCs w:val="20"/>
-        </w:rPr>
-        <w:t xml:space="preserve"> (Full professional), </w:t>
-      </w:r>
-      <w:r>
-        <w:rPr>
-          <w:rFonts w:ascii="Calibri" w:cs="Calibri" w:eastAsia="Calibri" w:hAnsi="Calibri"/>
-          <w:b/>
-          <w:bCs/>
-          <w:sz w:val="20"/>
-          <w:szCs w:val="20"/>
-        </w:rPr>
-        <w:t xml:space="preserve">Twi &amp; Ga</w:t>
-      </w:r>
-      <w:r>
-        <w:rPr>
-          <w:rFonts w:ascii="Calibri" w:cs="Calibri" w:eastAsia="Calibri" w:hAnsi="Calibri"/>
-          <w:sz w:val="20"/>
-          <w:szCs w:val="20"/>
-        </w:rPr>
-        <w:t xml:space="preserve"> (Full Native),
-        </w:t>
-      </w:r>
-      <w:r>
-        <w:rPr>
-          <w:rFonts w:ascii="Calibri" w:cs="Calibri" w:eastAsia="Calibri" w:hAnsi="Calibri"/>
-          <w:b/>
-          <w:bCs/>
-          <w:sz w:val="20"/>
-          <w:szCs w:val="20"/>
-        </w:rPr>
-        <w:t xml:space="preserve">French &amp; Spanish</w:t>
-      </w:r>
-      <w:r>
-        <w:rPr>
-          <w:rFonts w:ascii="Calibri" w:cs="Calibri" w:eastAsia="Calibri" w:hAnsi="Calibri"/>
-          <w:sz w:val="20"/>
-          <w:szCs w:val="20"/>
-        </w:rPr>
-        <w:t xml:space="preserve"> (Elementary)
-      </w:t>
-      </w:r>
-    </w:p>
-    <w:p>
-      <w:pPr>
         <w:spacing w:after="60" w:before="0"/>
       </w:pPr>
     </w:p>
@@ -736,7 +666,7 @@
           <w:sz w:val="21"/>
           <w:szCs w:val="21"/>
         </w:rPr>
-        <w:t xml:space="preserve">RESEARCH &amp; PUBLICATIONS</w:t>
+        <w:t xml:space="preserve">PROJECTS</w:t>
       </w:r>
     </w:p>
     <w:p>
@@ -754,8 +684,399 @@
           <w:sz w:val="20"/>
           <w:szCs w:val="20"/>
         </w:rPr>
-        <w:t xml:space="preserve">git-unlocked: An Open-Source Modular Curriculum for Git and Version Control Education</w:t>
-      </w:r>
+        <w:t xml:space="preserve">PHAEMOS: Smart Maintenance Platform</w:t>
+      </w:r>
+      <w:r>
+        <w:rPr>
+          <w:rFonts w:ascii="Calibri" w:cs="Calibri" w:eastAsia="Calibri" w:hAnsi="Calibri"/>
+          <w:sz w:val="20"/>
+          <w:szCs w:val="20"/>
+        </w:rPr>
+        <w:t xml:space="preserve">	2026, ongoing</w:t>
+      </w:r>
+    </w:p>
+    <w:p>
+      <w:pPr>
+        <w:spacing w:after="10" w:before="0"/>
+      </w:pPr>
+      <w:r>
+        <w:rPr>
+          <w:rFonts w:ascii="Calibri" w:cs="Calibri" w:eastAsia="Calibri" w:hAnsi="Calibri"/>
+          <w:color w:val="444444"/>
+          <w:sz w:val="19"/>
+          <w:szCs w:val="19"/>
+        </w:rPr>
+        <w:t xml:space="preserve">C++ (ESP32, Arduino), C (STM32 HAL), MicroPython (Pico 2W), FastAPI, Next.js 15, PostgreSQL 15, Redis 7, scikit-learn, Docker, Prometheus, Grafana</w:t>
+      </w:r>
+      <w:r>
+        <w:rPr>
+          <w:rFonts w:ascii="Calibri" w:cs="Calibri" w:eastAsia="Calibri" w:hAnsi="Calibri"/>
+          <w:sz w:val="19"/>
+          <w:szCs w:val="19"/>
+        </w:rPr>
+        <w:t xml:space="preserve">   </w:t>
+      </w:r>
+      <w:hyperlink w:history="1" r:id="rIdmduif91zkw0jwjgasyfd3">
+        <w:r>
+          <w:rPr>
+            <w:rFonts w:ascii="Calibri" w:cs="Calibri" w:eastAsia="Calibri" w:hAnsi="Calibri"/>
+            <w:color w:val="1a5cc8"/>
+            <w:sz w:val="19"/>
+            <w:szCs w:val="19"/>
+            <w:u w:val="single"/>
+          </w:rPr>
+          <w:t xml:space="preserve">Website ↗</w:t>
+        </w:r>
+      </w:hyperlink>
+      <w:r>
+        <w:rPr>
+          <w:rFonts w:ascii="Calibri" w:cs="Calibri" w:eastAsia="Calibri" w:hAnsi="Calibri"/>
+          <w:sz w:val="19"/>
+          <w:szCs w:val="19"/>
+        </w:rPr>
+        <w:t xml:space="preserve">   </w:t>
+      </w:r>
+      <w:r>
+        <w:rPr>
+          <w:rFonts w:ascii="Calibri" w:cs="Calibri" w:eastAsia="Calibri" w:hAnsi="Calibri"/>
+          <w:sz w:val="19"/>
+          <w:szCs w:val="19"/>
+        </w:rPr>
+        <w:t xml:space="preserve">| </w:t>
+      </w:r>
+      <w:hyperlink w:history="1" r:id="rId3wmcy7wd32xtu2k1io0iu">
+        <w:r>
+          <w:rPr>
+            <w:rFonts w:ascii="Calibri" w:cs="Calibri" w:eastAsia="Calibri" w:hAnsi="Calibri"/>
+            <w:color w:val="1a5cc8"/>
+            <w:sz w:val="19"/>
+            <w:szCs w:val="19"/>
+            <w:u w:val="single"/>
+          </w:rPr>
+          <w:t xml:space="preserve">GitHub ↗</w:t>
+        </w:r>
+      </w:hyperlink>
+      <w:r>
+        <w:rPr>
+          <w:rFonts w:ascii="Calibri" w:cs="Calibri" w:eastAsia="Calibri" w:hAnsi="Calibri"/>
+          <w:sz w:val="19"/>
+          <w:szCs w:val="19"/>
+        </w:rPr>
+        <w:t xml:space="preserve">   </w:t>
+      </w:r>
+      <w:r>
+        <w:rPr>
+          <w:rFonts w:ascii="Calibri" w:cs="Calibri" w:eastAsia="Calibri" w:hAnsi="Calibri"/>
+          <w:sz w:val="19"/>
+          <w:szCs w:val="19"/>
+        </w:rPr>
+        <w:t xml:space="preserve">| </w:t>
+      </w:r>
+      <w:hyperlink w:history="1" r:id="rIdip8hom6ahwtiappeyl0vy">
+        <w:r>
+          <w:rPr>
+            <w:rFonts w:ascii="Calibri" w:cs="Calibri" w:eastAsia="Calibri" w:hAnsi="Calibri"/>
+            <w:color w:val="1a5cc8"/>
+            <w:sz w:val="19"/>
+            <w:szCs w:val="19"/>
+            <w:u w:val="single"/>
+          </w:rPr>
+          <w:t xml:space="preserve">Portfolio ↗</w:t>
+        </w:r>
+      </w:hyperlink>
+    </w:p>
+    <w:p>
+      <w:pPr>
+        <w:spacing w:after="20" w:before="0"/>
+        <w:ind w:left="316" w:hanging="259"/>
+      </w:pPr>
+      <w:r>
+        <w:rPr>
+          <w:rFonts w:ascii="Calibri" w:cs="Calibri" w:eastAsia="Calibri" w:hAnsi="Calibri"/>
+          <w:sz w:val="19"/>
+          <w:szCs w:val="19"/>
+        </w:rPr>
+        <w:t xml:space="preserve">•  </w:t>
+      </w:r>
+      <w:r>
+        <w:rPr>
+          <w:rFonts w:ascii="Calibri" w:cs="Calibri" w:eastAsia="Calibri" w:hAnsi="Calibri"/>
+          <w:sz w:val="19"/>
+          <w:szCs w:val="19"/>
+        </w:rPr>
+        <w:t xml:space="preserve">
+            Architected a </w:t>
+      </w:r>
+      <w:r>
+        <w:rPr>
+          <w:rFonts w:ascii="Calibri" w:cs="Calibri" w:eastAsia="Calibri" w:hAnsi="Calibri"/>
+          <w:b/>
+          <w:bCs/>
+          <w:sz w:val="19"/>
+          <w:szCs w:val="19"/>
+        </w:rPr>
+        <w:t xml:space="preserve">4-node IoT platform</w:t>
+      </w:r>
+      <w:r>
+        <w:rPr>
+          <w:rFonts w:ascii="Calibri" w:cs="Calibri" w:eastAsia="Calibri" w:hAnsi="Calibri"/>
+          <w:sz w:val="19"/>
+          <w:szCs w:val="19"/>
+        </w:rPr>
+        <w:t xml:space="preserve"> (ESP32, STM32 Black Pill, Arduino Nano, Pico 2W/MicroPython) collecting </w:t>
+      </w:r>
+      <w:r>
+        <w:rPr>
+          <w:rFonts w:ascii="Calibri" w:cs="Calibri" w:eastAsia="Calibri" w:hAnsi="Calibri"/>
+          <w:b/>
+          <w:bCs/>
+          <w:sz w:val="19"/>
+          <w:szCs w:val="19"/>
+        </w:rPr>
+        <w:t xml:space="preserve">18 real-time sensor streams</w:t>
+      </w:r>
+      <w:r>
+        <w:rPr>
+          <w:rFonts w:ascii="Calibri" w:cs="Calibri" w:eastAsia="Calibri" w:hAnsi="Calibri"/>
+          <w:sz w:val="19"/>
+          <w:szCs w:val="19"/>
+        </w:rPr>
+        <w:t xml:space="preserve"> (vibration, IR, gas, RPM, moisture, sound); </w:t>
+      </w:r>
+      <w:r>
+        <w:rPr>
+          <w:rFonts w:ascii="Calibri" w:cs="Calibri" w:eastAsia="Calibri" w:hAnsi="Calibri"/>
+          <w:b/>
+          <w:bCs/>
+          <w:sz w:val="19"/>
+          <w:szCs w:val="19"/>
+        </w:rPr>
+        <w:t xml:space="preserve">FastAPI + PostgreSQL 15 + Redis 7</w:t>
+      </w:r>
+      <w:r>
+        <w:rPr>
+          <w:rFonts w:ascii="Calibri" w:cs="Calibri" w:eastAsia="Calibri" w:hAnsi="Calibri"/>
+          <w:sz w:val="19"/>
+          <w:szCs w:val="19"/>
+        </w:rPr>
+        <w:t xml:space="preserve"> backend processing telemetry in under </w:t>
+      </w:r>
+      <w:r>
+        <w:rPr>
+          <w:rFonts w:ascii="Calibri" w:cs="Calibri" w:eastAsia="Calibri" w:hAnsi="Calibri"/>
+          <w:b/>
+          <w:bCs/>
+          <w:sz w:val="19"/>
+          <w:szCs w:val="19"/>
+        </w:rPr>
+        <w:t xml:space="preserve">200ms per request</w:t>
+      </w:r>
+      <w:r>
+        <w:rPr>
+          <w:rFonts w:ascii="Calibri" w:cs="Calibri" w:eastAsia="Calibri" w:hAnsi="Calibri"/>
+          <w:sz w:val="19"/>
+          <w:szCs w:val="19"/>
+        </w:rPr>
+        <w:t xml:space="preserve">
+          </w:t>
+      </w:r>
+    </w:p>
+    <w:p>
+      <w:pPr>
+        <w:spacing w:after="20" w:before="0"/>
+        <w:ind w:left="316" w:hanging="259"/>
+      </w:pPr>
+      <w:r>
+        <w:rPr>
+          <w:rFonts w:ascii="Calibri" w:cs="Calibri" w:eastAsia="Calibri" w:hAnsi="Calibri"/>
+          <w:sz w:val="19"/>
+          <w:szCs w:val="19"/>
+        </w:rPr>
+        <w:t xml:space="preserve">•  </w:t>
+      </w:r>
+      <w:r>
+        <w:rPr>
+          <w:rFonts w:ascii="Calibri" w:cs="Calibri" w:eastAsia="Calibri" w:hAnsi="Calibri"/>
+          <w:sz w:val="19"/>
+          <w:szCs w:val="19"/>
+        </w:rPr>
+        <w:t xml:space="preserve">
+            </w:t>
+      </w:r>
+      <w:r>
+        <w:rPr>
+          <w:rFonts w:ascii="Calibri" w:cs="Calibri" w:eastAsia="Calibri" w:hAnsi="Calibri"/>
+          <w:b/>
+          <w:bCs/>
+          <w:sz w:val="19"/>
+          <w:szCs w:val="19"/>
+        </w:rPr>
+        <w:t xml:space="preserve">Isolation Forest anomaly detection</w:t>
+      </w:r>
+      <w:r>
+        <w:rPr>
+          <w:rFonts w:ascii="Calibri" w:cs="Calibri" w:eastAsia="Calibri" w:hAnsi="Calibri"/>
+          <w:sz w:val="19"/>
+          <w:szCs w:val="19"/>
+        </w:rPr>
+        <w:t xml:space="preserve"> on every ingest, auto-generating maintenance tickets with diagnostic recommendations; STM32 runs </w:t>
+      </w:r>
+      <w:r>
+        <w:rPr>
+          <w:rFonts w:ascii="Calibri" w:cs="Calibri" w:eastAsia="Calibri" w:hAnsi="Calibri"/>
+          <w:b/>
+          <w:bCs/>
+          <w:sz w:val="19"/>
+          <w:szCs w:val="19"/>
+        </w:rPr>
+        <w:t xml:space="preserve">100Hz FFT vibration analysis</w:t>
+      </w:r>
+      <w:r>
+        <w:rPr>
+          <w:rFonts w:ascii="Calibri" w:cs="Calibri" w:eastAsia="Calibri" w:hAnsi="Calibri"/>
+          <w:sz w:val="19"/>
+          <w:szCs w:val="19"/>
+        </w:rPr>
+        <w:t xml:space="preserve"> via ARM CMSIS-DSP (</w:t>
+      </w:r>
+      <w:r>
+        <w:rPr>
+          <w:rFonts w:ascii="Calibri" w:cs="Calibri" w:eastAsia="Calibri" w:hAnsi="Calibri"/>
+          <w:b/>
+          <w:bCs/>
+          <w:sz w:val="19"/>
+          <w:szCs w:val="19"/>
+        </w:rPr>
+        <w:t xml:space="preserve">9x speedup</w:t>
+      </w:r>
+      <w:r>
+        <w:rPr>
+          <w:rFonts w:ascii="Calibri" w:cs="Calibri" w:eastAsia="Calibri" w:hAnsi="Calibri"/>
+          <w:sz w:val="19"/>
+          <w:szCs w:val="19"/>
+        </w:rPr>
+        <w:t xml:space="preserve"> over naive DFT)
+          </w:t>
+      </w:r>
+    </w:p>
+    <w:p>
+      <w:pPr>
+        <w:spacing w:after="20" w:before="0"/>
+        <w:ind w:left="316" w:hanging="259"/>
+      </w:pPr>
+      <w:r>
+        <w:rPr>
+          <w:rFonts w:ascii="Calibri" w:cs="Calibri" w:eastAsia="Calibri" w:hAnsi="Calibri"/>
+          <w:sz w:val="19"/>
+          <w:szCs w:val="19"/>
+        </w:rPr>
+        <w:t xml:space="preserve">•  </w:t>
+      </w:r>
+      <w:r>
+        <w:rPr>
+          <w:rFonts w:ascii="Calibri" w:cs="Calibri" w:eastAsia="Calibri" w:hAnsi="Calibri"/>
+          <w:sz w:val="19"/>
+          <w:szCs w:val="19"/>
+        </w:rPr>
+        <w:t xml:space="preserve">
+            </w:t>
+      </w:r>
+      <w:r>
+        <w:rPr>
+          <w:rFonts w:ascii="Calibri" w:cs="Calibri" w:eastAsia="Calibri" w:hAnsi="Calibri"/>
+          <w:b/>
+          <w:bCs/>
+          <w:sz w:val="19"/>
+          <w:szCs w:val="19"/>
+        </w:rPr>
+        <w:t xml:space="preserve">JWT refresh flow, Google/GitHub OAuth, TOTP 2FA</w:t>
+      </w:r>
+      <w:r>
+        <w:rPr>
+          <w:rFonts w:ascii="Calibri" w:cs="Calibri" w:eastAsia="Calibri" w:hAnsi="Calibri"/>
+          <w:sz w:val="19"/>
+          <w:szCs w:val="19"/>
+        </w:rPr>
+        <w:t xml:space="preserve">, multi-tenant </w:t>
+      </w:r>
+      <w:r>
+        <w:rPr>
+          <w:rFonts w:ascii="Calibri" w:cs="Calibri" w:eastAsia="Calibri" w:hAnsi="Calibri"/>
+          <w:b/>
+          <w:bCs/>
+          <w:sz w:val="19"/>
+          <w:szCs w:val="19"/>
+        </w:rPr>
+        <w:t xml:space="preserve">RBAC</w:t>
+      </w:r>
+      <w:r>
+        <w:rPr>
+          <w:rFonts w:ascii="Calibri" w:cs="Calibri" w:eastAsia="Calibri" w:hAnsi="Calibri"/>
+          <w:sz w:val="19"/>
+          <w:szCs w:val="19"/>
+        </w:rPr>
+        <w:t xml:space="preserve">, rate limiting, immutable audit log; </w:t>
+      </w:r>
+      <w:r>
+        <w:rPr>
+          <w:rFonts w:ascii="Calibri" w:cs="Calibri" w:eastAsia="Calibri" w:hAnsi="Calibri"/>
+          <w:b/>
+          <w:bCs/>
+          <w:sz w:val="19"/>
+          <w:szCs w:val="19"/>
+        </w:rPr>
+        <w:t xml:space="preserve">WebSocket</w:t>
+      </w:r>
+      <w:r>
+        <w:rPr>
+          <w:rFonts w:ascii="Calibri" w:cs="Calibri" w:eastAsia="Calibri" w:hAnsi="Calibri"/>
+          <w:sz w:val="19"/>
+          <w:szCs w:val="19"/>
+        </w:rPr>
+        <w:t xml:space="preserve"> live dashboard; </w:t>
+      </w:r>
+      <w:r>
+        <w:rPr>
+          <w:rFonts w:ascii="Calibri" w:cs="Calibri" w:eastAsia="Calibri" w:hAnsi="Calibri"/>
+          <w:b/>
+          <w:bCs/>
+          <w:sz w:val="19"/>
+          <w:szCs w:val="19"/>
+        </w:rPr>
+        <w:t xml:space="preserve">Prometheus + Grafana</w:t>
+      </w:r>
+      <w:r>
+        <w:rPr>
+          <w:rFonts w:ascii="Calibri" w:cs="Calibri" w:eastAsia="Calibri" w:hAnsi="Calibri"/>
+          <w:sz w:val="19"/>
+          <w:szCs w:val="19"/>
+        </w:rPr>
+        <w:t xml:space="preserve"> monitoring; deployed on </w:t>
+      </w:r>
+      <w:r>
+        <w:rPr>
+          <w:rFonts w:ascii="Calibri" w:cs="Calibri" w:eastAsia="Calibri" w:hAnsi="Calibri"/>
+          <w:b/>
+          <w:bCs/>
+          <w:sz w:val="19"/>
+          <w:szCs w:val="19"/>
+        </w:rPr>
+        <w:t xml:space="preserve">DigitalOcean VPS + Nginx</w:t>
+      </w:r>
+      <w:r>
+        <w:rPr>
+          <w:rFonts w:ascii="Calibri" w:cs="Calibri" w:eastAsia="Calibri" w:hAnsi="Calibri"/>
+          <w:sz w:val="19"/>
+          <w:szCs w:val="19"/>
+        </w:rPr>
+        <w:t xml:space="preserve">
+          </w:t>
+      </w:r>
+    </w:p>
+    <w:p>
+      <w:pPr>
+        <w:spacing w:after="80" w:before="0"/>
+      </w:pPr>
     </w:p>
     <w:p>
       <w:pPr>
@@ -767,10 +1088,1294 @@
       <w:r>
         <w:rPr>
           <w:rFonts w:ascii="Calibri" w:cs="Calibri" w:eastAsia="Calibri" w:hAnsi="Calibri"/>
+          <w:b/>
+          <w:bCs/>
+          <w:sz w:val="20"/>
+          <w:szCs w:val="20"/>
+        </w:rPr>
+        <w:t xml:space="preserve">4x4x4 NeoPixel LED Cube</w:t>
+      </w:r>
+      <w:r>
+        <w:rPr>
+          <w:rFonts w:ascii="Calibri" w:cs="Calibri" w:eastAsia="Calibri" w:hAnsi="Calibri"/>
+          <w:sz w:val="20"/>
+          <w:szCs w:val="20"/>
+        </w:rPr>
+        <w:t xml:space="preserve">	2025</w:t>
+      </w:r>
+    </w:p>
+    <w:p>
+      <w:pPr>
+        <w:spacing w:after="10" w:before="0"/>
+      </w:pPr>
+      <w:r>
+        <w:rPr>
+          <w:rFonts w:ascii="Calibri" w:cs="Calibri" w:eastAsia="Calibri" w:hAnsi="Calibri"/>
           <w:color w:val="444444"/>
           <w:sz w:val="19"/>
           <w:szCs w:val="19"/>
         </w:rPr>
+        <w:t xml:space="preserve">Arduino, C++, WS2812B, Embedded Systems</w:t>
+      </w:r>
+      <w:r>
+        <w:rPr>
+          <w:rFonts w:ascii="Calibri" w:cs="Calibri" w:eastAsia="Calibri" w:hAnsi="Calibri"/>
+          <w:sz w:val="19"/>
+          <w:szCs w:val="19"/>
+        </w:rPr>
+        <w:t xml:space="preserve">   </w:t>
+      </w:r>
+      <w:hyperlink w:history="1" r:id="rIdw4ax25bvypw3tvvagcjdo">
+        <w:r>
+          <w:rPr>
+            <w:rFonts w:ascii="Calibri" w:cs="Calibri" w:eastAsia="Calibri" w:hAnsi="Calibri"/>
+            <w:color w:val="1a5cc8"/>
+            <w:sz w:val="19"/>
+            <w:szCs w:val="19"/>
+            <w:u w:val="single"/>
+          </w:rPr>
+          <w:t xml:space="preserve">GitHub ↗</w:t>
+        </w:r>
+      </w:hyperlink>
+      <w:r>
+        <w:rPr>
+          <w:rFonts w:ascii="Calibri" w:cs="Calibri" w:eastAsia="Calibri" w:hAnsi="Calibri"/>
+          <w:sz w:val="19"/>
+          <w:szCs w:val="19"/>
+        </w:rPr>
+        <w:t xml:space="preserve">   </w:t>
+      </w:r>
+      <w:r>
+        <w:rPr>
+          <w:rFonts w:ascii="Calibri" w:cs="Calibri" w:eastAsia="Calibri" w:hAnsi="Calibri"/>
+          <w:sz w:val="19"/>
+          <w:szCs w:val="19"/>
+        </w:rPr>
+        <w:t xml:space="preserve">| </w:t>
+      </w:r>
+      <w:hyperlink w:history="1" r:id="rIdi2pky8msuodhmwdr56vmc">
+        <w:r>
+          <w:rPr>
+            <w:rFonts w:ascii="Calibri" w:cs="Calibri" w:eastAsia="Calibri" w:hAnsi="Calibri"/>
+            <w:color w:val="1a5cc8"/>
+            <w:sz w:val="19"/>
+            <w:szCs w:val="19"/>
+            <w:u w:val="single"/>
+          </w:rPr>
+          <w:t xml:space="preserve">Portfolio ↗</w:t>
+        </w:r>
+      </w:hyperlink>
+    </w:p>
+    <w:p>
+      <w:pPr>
+        <w:spacing w:after="20" w:before="0"/>
+        <w:ind w:left="316" w:hanging="259"/>
+      </w:pPr>
+      <w:r>
+        <w:rPr>
+          <w:rFonts w:ascii="Calibri" w:cs="Calibri" w:eastAsia="Calibri" w:hAnsi="Calibri"/>
+          <w:sz w:val="19"/>
+          <w:szCs w:val="19"/>
+        </w:rPr>
+        <w:t xml:space="preserve">•  </w:t>
+      </w:r>
+      <w:r>
+        <w:rPr>
+          <w:rFonts w:ascii="Calibri" w:cs="Calibri" w:eastAsia="Calibri" w:hAnsi="Calibri"/>
+          <w:sz w:val="19"/>
+          <w:szCs w:val="19"/>
+        </w:rPr>
+        <w:t xml:space="preserve">
+            Built a 64-LED interactive display with a </w:t>
+      </w:r>
+      <w:r>
+        <w:rPr>
+          <w:rFonts w:ascii="Calibri" w:cs="Calibri" w:eastAsia="Calibri" w:hAnsi="Calibri"/>
+          <w:b/>
+          <w:bCs/>
+          <w:sz w:val="19"/>
+          <w:szCs w:val="19"/>
+        </w:rPr>
+        <w:t xml:space="preserve">non-blocking state machine architecture</w:t>
+      </w:r>
+      <w:r>
+        <w:rPr>
+          <w:rFonts w:ascii="Calibri" w:cs="Calibri" w:eastAsia="Calibri" w:hAnsi="Calibri"/>
+          <w:sz w:val="19"/>
+          <w:szCs w:val="19"/>
+        </w:rPr>
+        <w:t xml:space="preserve"> using
+            millis()
+          </w:t>
+      </w:r>
+    </w:p>
+    <w:p>
+      <w:pPr>
+        <w:spacing w:after="20" w:before="0"/>
+        <w:ind w:left="316" w:hanging="259"/>
+      </w:pPr>
+      <w:r>
+        <w:rPr>
+          <w:rFonts w:ascii="Calibri" w:cs="Calibri" w:eastAsia="Calibri" w:hAnsi="Calibri"/>
+          <w:sz w:val="19"/>
+          <w:szCs w:val="19"/>
+        </w:rPr>
+        <w:t xml:space="preserve">•  </w:t>
+      </w:r>
+      <w:r>
+        <w:rPr>
+          <w:rFonts w:ascii="Calibri" w:cs="Calibri" w:eastAsia="Calibri" w:hAnsi="Calibri"/>
+          <w:sz w:val="19"/>
+          <w:szCs w:val="19"/>
+        </w:rPr>
+        <w:t xml:space="preserve">
+            Introduced four animation modes, ambient-light adaptive brightness and debounced user
+            controls
+          </w:t>
+      </w:r>
+    </w:p>
+    <w:p>
+      <w:pPr>
+        <w:spacing w:after="80" w:before="0"/>
+      </w:pPr>
+    </w:p>
+    <w:p>
+      <w:pPr>
+        <w:tabs>
+          <w:tab w:val="right" w:pos="9026"/>
+        </w:tabs>
+        <w:spacing w:after="10" w:before="0"/>
+      </w:pPr>
+      <w:r>
+        <w:rPr>
+          <w:rFonts w:ascii="Calibri" w:cs="Calibri" w:eastAsia="Calibri" w:hAnsi="Calibri"/>
+          <w:b/>
+          <w:bCs/>
+          <w:sz w:val="20"/>
+          <w:szCs w:val="20"/>
+        </w:rPr>
+        <w:t xml:space="preserve">AstonCV - Full-Stack CV Database</w:t>
+      </w:r>
+      <w:r>
+        <w:rPr>
+          <w:rFonts w:ascii="Calibri" w:cs="Calibri" w:eastAsia="Calibri" w:hAnsi="Calibri"/>
+          <w:sz w:val="20"/>
+          <w:szCs w:val="20"/>
+        </w:rPr>
+        <w:t xml:space="preserve">	2026</w:t>
+      </w:r>
+    </w:p>
+    <w:p>
+      <w:pPr>
+        <w:spacing w:after="10" w:before="0"/>
+      </w:pPr>
+      <w:r>
+        <w:rPr>
+          <w:rFonts w:ascii="Calibri" w:cs="Calibri" w:eastAsia="Calibri" w:hAnsi="Calibri"/>
+          <w:color w:val="444444"/>
+          <w:sz w:val="19"/>
+          <w:szCs w:val="19"/>
+        </w:rPr>
+        <w:t xml:space="preserve">PHP, MySQL, CSS, Apache, Cloudflare</w:t>
+      </w:r>
+      <w:r>
+        <w:rPr>
+          <w:rFonts w:ascii="Calibri" w:cs="Calibri" w:eastAsia="Calibri" w:hAnsi="Calibri"/>
+          <w:sz w:val="19"/>
+          <w:szCs w:val="19"/>
+        </w:rPr>
+        <w:t xml:space="preserve">   </w:t>
+      </w:r>
+      <w:hyperlink w:history="1" r:id="rIdwhvte2vwkjvzdnwgzy-cv">
+        <w:r>
+          <w:rPr>
+            <w:rFonts w:ascii="Calibri" w:cs="Calibri" w:eastAsia="Calibri" w:hAnsi="Calibri"/>
+            <w:color w:val="1a5cc8"/>
+            <w:sz w:val="19"/>
+            <w:szCs w:val="19"/>
+            <w:u w:val="single"/>
+          </w:rPr>
+          <w:t xml:space="preserve">Website ↗</w:t>
+        </w:r>
+      </w:hyperlink>
+      <w:r>
+        <w:rPr>
+          <w:rFonts w:ascii="Calibri" w:cs="Calibri" w:eastAsia="Calibri" w:hAnsi="Calibri"/>
+          <w:sz w:val="19"/>
+          <w:szCs w:val="19"/>
+        </w:rPr>
+        <w:t xml:space="preserve">   </w:t>
+      </w:r>
+      <w:r>
+        <w:rPr>
+          <w:rFonts w:ascii="Calibri" w:cs="Calibri" w:eastAsia="Calibri" w:hAnsi="Calibri"/>
+          <w:sz w:val="19"/>
+          <w:szCs w:val="19"/>
+        </w:rPr>
+        <w:t xml:space="preserve">| </w:t>
+      </w:r>
+      <w:hyperlink w:history="1" r:id="rIdxxi-i1rp82zr2mgvif8an">
+        <w:r>
+          <w:rPr>
+            <w:rFonts w:ascii="Calibri" w:cs="Calibri" w:eastAsia="Calibri" w:hAnsi="Calibri"/>
+            <w:color w:val="1a5cc8"/>
+            <w:sz w:val="19"/>
+            <w:szCs w:val="19"/>
+            <w:u w:val="single"/>
+          </w:rPr>
+          <w:t xml:space="preserve">GitHub ↗</w:t>
+        </w:r>
+      </w:hyperlink>
+      <w:r>
+        <w:rPr>
+          <w:rFonts w:ascii="Calibri" w:cs="Calibri" w:eastAsia="Calibri" w:hAnsi="Calibri"/>
+          <w:sz w:val="19"/>
+          <w:szCs w:val="19"/>
+        </w:rPr>
+        <w:t xml:space="preserve">   </w:t>
+      </w:r>
+      <w:r>
+        <w:rPr>
+          <w:rFonts w:ascii="Calibri" w:cs="Calibri" w:eastAsia="Calibri" w:hAnsi="Calibri"/>
+          <w:sz w:val="19"/>
+          <w:szCs w:val="19"/>
+        </w:rPr>
+        <w:t xml:space="preserve">| </w:t>
+      </w:r>
+      <w:hyperlink w:history="1" r:id="rIdyyb9wge_wo26kz9nttig8">
+        <w:r>
+          <w:rPr>
+            <w:rFonts w:ascii="Calibri" w:cs="Calibri" w:eastAsia="Calibri" w:hAnsi="Calibri"/>
+            <w:color w:val="1a5cc8"/>
+            <w:sz w:val="19"/>
+            <w:szCs w:val="19"/>
+            <w:u w:val="single"/>
+          </w:rPr>
+          <w:t xml:space="preserve">Portfolio ↗</w:t>
+        </w:r>
+      </w:hyperlink>
+    </w:p>
+    <w:p>
+      <w:pPr>
+        <w:spacing w:after="20" w:before="0"/>
+        <w:ind w:left="316" w:hanging="259"/>
+      </w:pPr>
+      <w:r>
+        <w:rPr>
+          <w:rFonts w:ascii="Calibri" w:cs="Calibri" w:eastAsia="Calibri" w:hAnsi="Calibri"/>
+          <w:sz w:val="19"/>
+          <w:szCs w:val="19"/>
+        </w:rPr>
+        <w:t xml:space="preserve">•  </w:t>
+      </w:r>
+      <w:r>
+        <w:rPr>
+          <w:rFonts w:ascii="Calibri" w:cs="Calibri" w:eastAsia="Calibri" w:hAnsi="Calibri"/>
+          <w:sz w:val="19"/>
+          <w:szCs w:val="19"/>
+        </w:rPr>
+        <w:t xml:space="preserve">
+            Engineered </w:t>
+      </w:r>
+      <w:r>
+        <w:rPr>
+          <w:rFonts w:ascii="Calibri" w:cs="Calibri" w:eastAsia="Calibri" w:hAnsi="Calibri"/>
+          <w:b/>
+          <w:bCs/>
+          <w:sz w:val="19"/>
+          <w:szCs w:val="19"/>
+        </w:rPr>
+        <w:t xml:space="preserve">12+ security controls</w:t>
+      </w:r>
+      <w:r>
+        <w:rPr>
+          <w:rFonts w:ascii="Calibri" w:cs="Calibri" w:eastAsia="Calibri" w:hAnsi="Calibri"/>
+          <w:sz w:val="19"/>
+          <w:szCs w:val="19"/>
+        </w:rPr>
+        <w:t xml:space="preserve"> including </w:t>
+      </w:r>
+      <w:r>
+        <w:rPr>
+          <w:rFonts w:ascii="Calibri" w:cs="Calibri" w:eastAsia="Calibri" w:hAnsi="Calibri"/>
+          <w:b/>
+          <w:bCs/>
+          <w:sz w:val="19"/>
+          <w:szCs w:val="19"/>
+        </w:rPr>
+        <w:t xml:space="preserve">bcrypt hashing, CSRF tokens, PDO prepared statements and brute-force protection</w:t>
+      </w:r>
+      <w:r>
+        <w:rPr>
+          <w:rFonts w:ascii="Calibri" w:cs="Calibri" w:eastAsia="Calibri" w:hAnsi="Calibri"/>
+          <w:sz w:val="19"/>
+          <w:szCs w:val="19"/>
+        </w:rPr>
+        <w:t xml:space="preserve">
+          </w:t>
+      </w:r>
+    </w:p>
+    <w:p>
+      <w:pPr>
+        <w:spacing w:after="20" w:before="0"/>
+        <w:ind w:left="316" w:hanging="259"/>
+      </w:pPr>
+      <w:r>
+        <w:rPr>
+          <w:rFonts w:ascii="Calibri" w:cs="Calibri" w:eastAsia="Calibri" w:hAnsi="Calibri"/>
+          <w:sz w:val="19"/>
+          <w:szCs w:val="19"/>
+        </w:rPr>
+        <w:t xml:space="preserve">•  </w:t>
+      </w:r>
+      <w:r>
+        <w:rPr>
+          <w:rFonts w:ascii="Calibri" w:cs="Calibri" w:eastAsia="Calibri" w:hAnsi="Calibri"/>
+          <w:sz w:val="19"/>
+          <w:szCs w:val="19"/>
+        </w:rPr>
+        <w:t xml:space="preserve">
+            </w:t>
+      </w:r>
+      <w:r>
+        <w:rPr>
+          <w:rFonts w:ascii="Calibri" w:cs="Calibri" w:eastAsia="Calibri" w:hAnsi="Calibri"/>
+          <w:b/>
+          <w:bCs/>
+          <w:sz w:val="19"/>
+          <w:szCs w:val="19"/>
+        </w:rPr>
+        <w:t xml:space="preserve">Deployed live</w:t>
+      </w:r>
+      <w:r>
+        <w:rPr>
+          <w:rFonts w:ascii="Calibri" w:cs="Calibri" w:eastAsia="Calibri" w:hAnsi="Calibri"/>
+          <w:sz w:val="19"/>
+          <w:szCs w:val="19"/>
+        </w:rPr>
+        <w:t xml:space="preserve"> with searchable profiles, sorting/filtering and server-side PDF export
+          </w:t>
+      </w:r>
+    </w:p>
+    <w:p>
+      <w:pPr>
+        <w:spacing w:after="80" w:before="0"/>
+      </w:pPr>
+    </w:p>
+    <w:p>
+      <w:pPr>
+        <w:tabs>
+          <w:tab w:val="right" w:pos="9026"/>
+        </w:tabs>
+        <w:spacing w:after="10" w:before="0"/>
+      </w:pPr>
+      <w:r>
+        <w:rPr>
+          <w:rFonts w:ascii="Calibri" w:cs="Calibri" w:eastAsia="Calibri" w:hAnsi="Calibri"/>
+          <w:b/>
+          <w:bCs/>
+          <w:sz w:val="20"/>
+          <w:szCs w:val="20"/>
+        </w:rPr>
+        <w:t xml:space="preserve">git-unlocked - Open Source Git Course</w:t>
+      </w:r>
+      <w:r>
+        <w:rPr>
+          <w:rFonts w:ascii="Calibri" w:cs="Calibri" w:eastAsia="Calibri" w:hAnsi="Calibri"/>
+          <w:sz w:val="20"/>
+          <w:szCs w:val="20"/>
+        </w:rPr>
+        <w:t xml:space="preserve">	2026</w:t>
+      </w:r>
+    </w:p>
+    <w:p>
+      <w:pPr>
+        <w:spacing w:after="10" w:before="0"/>
+      </w:pPr>
+      <w:r>
+        <w:rPr>
+          <w:rFonts w:ascii="Calibri" w:cs="Calibri" w:eastAsia="Calibri" w:hAnsi="Calibri"/>
+          <w:color w:val="444444"/>
+          <w:sz w:val="19"/>
+          <w:szCs w:val="19"/>
+        </w:rPr>
+        <w:t xml:space="preserve">Git, GitHub, GitLab, Markdown, Open Source</w:t>
+      </w:r>
+      <w:r>
+        <w:rPr>
+          <w:rFonts w:ascii="Calibri" w:cs="Calibri" w:eastAsia="Calibri" w:hAnsi="Calibri"/>
+          <w:sz w:val="19"/>
+          <w:szCs w:val="19"/>
+        </w:rPr>
+        <w:t xml:space="preserve">   </w:t>
+      </w:r>
+      <w:hyperlink w:history="1" r:id="rIdx5ilpsrxpkzer3dikjawy">
+        <w:r>
+          <w:rPr>
+            <w:rFonts w:ascii="Calibri" w:cs="Calibri" w:eastAsia="Calibri" w:hAnsi="Calibri"/>
+            <w:color w:val="1a5cc8"/>
+            <w:sz w:val="19"/>
+            <w:szCs w:val="19"/>
+            <w:u w:val="single"/>
+          </w:rPr>
+          <w:t xml:space="preserve">GitHub ↗</w:t>
+        </w:r>
+      </w:hyperlink>
+      <w:r>
+        <w:rPr>
+          <w:rFonts w:ascii="Calibri" w:cs="Calibri" w:eastAsia="Calibri" w:hAnsi="Calibri"/>
+          <w:sz w:val="19"/>
+          <w:szCs w:val="19"/>
+        </w:rPr>
+        <w:t xml:space="preserve">   </w:t>
+      </w:r>
+      <w:r>
+        <w:rPr>
+          <w:rFonts w:ascii="Calibri" w:cs="Calibri" w:eastAsia="Calibri" w:hAnsi="Calibri"/>
+          <w:sz w:val="19"/>
+          <w:szCs w:val="19"/>
+        </w:rPr>
+        <w:t xml:space="preserve">| </w:t>
+      </w:r>
+      <w:hyperlink w:history="1" r:id="rIdx1o9ijkjw3siwi_fisf3a">
+        <w:r>
+          <w:rPr>
+            <w:rFonts w:ascii="Calibri" w:cs="Calibri" w:eastAsia="Calibri" w:hAnsi="Calibri"/>
+            <w:color w:val="1a5cc8"/>
+            <w:sz w:val="19"/>
+            <w:szCs w:val="19"/>
+            <w:u w:val="single"/>
+          </w:rPr>
+          <w:t xml:space="preserve">Portfolio ↗</w:t>
+        </w:r>
+      </w:hyperlink>
+    </w:p>
+    <w:p>
+      <w:pPr>
+        <w:spacing w:after="20" w:before="0"/>
+        <w:ind w:left="316" w:hanging="259"/>
+      </w:pPr>
+      <w:r>
+        <w:rPr>
+          <w:rFonts w:ascii="Calibri" w:cs="Calibri" w:eastAsia="Calibri" w:hAnsi="Calibri"/>
+          <w:sz w:val="19"/>
+          <w:szCs w:val="19"/>
+        </w:rPr>
+        <w:t xml:space="preserve">•  </w:t>
+      </w:r>
+      <w:r>
+        <w:rPr>
+          <w:rFonts w:ascii="Calibri" w:cs="Calibri" w:eastAsia="Calibri" w:hAnsi="Calibri"/>
+          <w:sz w:val="19"/>
+          <w:szCs w:val="19"/>
+        </w:rPr>
+        <w:t xml:space="preserve">
+            Created a structured learning resource with </w:t>
+      </w:r>
+      <w:r>
+        <w:rPr>
+          <w:rFonts w:ascii="Calibri" w:cs="Calibri" w:eastAsia="Calibri" w:hAnsi="Calibri"/>
+          <w:b/>
+          <w:bCs/>
+          <w:sz w:val="19"/>
+          <w:szCs w:val="19"/>
+        </w:rPr>
+        <w:t xml:space="preserve">217+ topic files</w:t>
+      </w:r>
+      <w:r>
+        <w:rPr>
+          <w:rFonts w:ascii="Calibri" w:cs="Calibri" w:eastAsia="Calibri" w:hAnsi="Calibri"/>
+          <w:sz w:val="19"/>
+          <w:szCs w:val="19"/>
+        </w:rPr>
+        <w:t xml:space="preserve"> covering fundamentals to advanced workflows across Git, GitHub, GitLab and 5 other platforms
+          </w:t>
+      </w:r>
+    </w:p>
+    <w:p>
+      <w:pPr>
+        <w:spacing w:after="20" w:before="0"/>
+        <w:ind w:left="316" w:hanging="259"/>
+      </w:pPr>
+      <w:r>
+        <w:rPr>
+          <w:rFonts w:ascii="Calibri" w:cs="Calibri" w:eastAsia="Calibri" w:hAnsi="Calibri"/>
+          <w:sz w:val="19"/>
+          <w:szCs w:val="19"/>
+        </w:rPr>
+        <w:t xml:space="preserve">•  </w:t>
+      </w:r>
+      <w:r>
+        <w:rPr>
+          <w:rFonts w:ascii="Calibri" w:cs="Calibri" w:eastAsia="Calibri" w:hAnsi="Calibri"/>
+          <w:sz w:val="19"/>
+          <w:szCs w:val="19"/>
+        </w:rPr>
+        <w:t xml:space="preserve">Maintained contributor workflow with issue templates, PR standards and CI checks</w:t>
+      </w:r>
+    </w:p>
+    <w:p>
+      <w:pPr>
+        <w:spacing w:after="80" w:before="0"/>
+      </w:pPr>
+    </w:p>
+    <w:p>
+      <w:pPr>
+        <w:tabs>
+          <w:tab w:val="right" w:pos="9026"/>
+        </w:tabs>
+        <w:spacing w:after="10" w:before="0"/>
+      </w:pPr>
+      <w:r>
+        <w:rPr>
+          <w:rFonts w:ascii="Calibri" w:cs="Calibri" w:eastAsia="Calibri" w:hAnsi="Calibri"/>
+          <w:b/>
+          <w:bCs/>
+          <w:sz w:val="20"/>
+          <w:szCs w:val="20"/>
+        </w:rPr>
+        <w:t xml:space="preserve">Two-Stage Audio Amplifier</w:t>
+      </w:r>
+      <w:r>
+        <w:rPr>
+          <w:rFonts w:ascii="Calibri" w:cs="Calibri" w:eastAsia="Calibri" w:hAnsi="Calibri"/>
+          <w:sz w:val="20"/>
+          <w:szCs w:val="20"/>
+        </w:rPr>
+        <w:t xml:space="preserve">	2026</w:t>
+      </w:r>
+    </w:p>
+    <w:p>
+      <w:pPr>
+        <w:spacing w:after="10" w:before="0"/>
+      </w:pPr>
+      <w:r>
+        <w:rPr>
+          <w:rFonts w:ascii="Calibri" w:cs="Calibri" w:eastAsia="Calibri" w:hAnsi="Calibri"/>
+          <w:color w:val="444444"/>
+          <w:sz w:val="19"/>
+          <w:szCs w:val="19"/>
+        </w:rPr>
+        <w:t xml:space="preserve">Analogue Design, PCB Design, KiCad, Proteus, Electronics</w:t>
+      </w:r>
+      <w:r>
+        <w:rPr>
+          <w:rFonts w:ascii="Calibri" w:cs="Calibri" w:eastAsia="Calibri" w:hAnsi="Calibri"/>
+          <w:sz w:val="19"/>
+          <w:szCs w:val="19"/>
+        </w:rPr>
+        <w:t xml:space="preserve">   </w:t>
+      </w:r>
+      <w:hyperlink w:history="1" r:id="rIdbsyl6sgudele5nrqslmrg">
+        <w:r>
+          <w:rPr>
+            <w:rFonts w:ascii="Calibri" w:cs="Calibri" w:eastAsia="Calibri" w:hAnsi="Calibri"/>
+            <w:color w:val="1a5cc8"/>
+            <w:sz w:val="19"/>
+            <w:szCs w:val="19"/>
+            <w:u w:val="single"/>
+          </w:rPr>
+          <w:t xml:space="preserve">Portfolio ↗</w:t>
+        </w:r>
+      </w:hyperlink>
+    </w:p>
+    <w:p>
+      <w:pPr>
+        <w:spacing w:after="20" w:before="0"/>
+        <w:ind w:left="316" w:hanging="259"/>
+      </w:pPr>
+      <w:r>
+        <w:rPr>
+          <w:rFonts w:ascii="Calibri" w:cs="Calibri" w:eastAsia="Calibri" w:hAnsi="Calibri"/>
+          <w:sz w:val="19"/>
+          <w:szCs w:val="19"/>
+        </w:rPr>
+        <w:t xml:space="preserve">•  </w:t>
+      </w:r>
+      <w:r>
+        <w:rPr>
+          <w:rFonts w:ascii="Calibri" w:cs="Calibri" w:eastAsia="Calibri" w:hAnsi="Calibri"/>
+          <w:sz w:val="19"/>
+          <w:szCs w:val="19"/>
+        </w:rPr>
+        <w:t xml:space="preserve">
+            Delivered a </w:t>
+      </w:r>
+      <w:r>
+        <w:rPr>
+          <w:rFonts w:ascii="Calibri" w:cs="Calibri" w:eastAsia="Calibri" w:hAnsi="Calibri"/>
+          <w:b/>
+          <w:bCs/>
+          <w:sz w:val="19"/>
+          <w:szCs w:val="19"/>
+        </w:rPr>
+        <w:t xml:space="preserve">full engineering workflow: simulation, breadboard validation, PCB layout and</w:t>
+      </w:r>
+      <w:r>
+        <w:rPr>
+          <w:rFonts w:ascii="Calibri" w:cs="Calibri" w:eastAsia="Calibri" w:hAnsi="Calibri"/>
+          <w:sz w:val="19"/>
+          <w:szCs w:val="19"/>
+        </w:rPr>
+        <w:t xml:space="preserve">
+            bench testing
+          </w:t>
+      </w:r>
+    </w:p>
+    <w:p>
+      <w:pPr>
+        <w:spacing w:after="20" w:before="0"/>
+        <w:ind w:left="316" w:hanging="259"/>
+      </w:pPr>
+      <w:r>
+        <w:rPr>
+          <w:rFonts w:ascii="Calibri" w:cs="Calibri" w:eastAsia="Calibri" w:hAnsi="Calibri"/>
+          <w:sz w:val="19"/>
+          <w:szCs w:val="19"/>
+        </w:rPr>
+        <w:t xml:space="preserve">•  </w:t>
+      </w:r>
+      <w:r>
+        <w:rPr>
+          <w:rFonts w:ascii="Calibri" w:cs="Calibri" w:eastAsia="Calibri" w:hAnsi="Calibri"/>
+          <w:sz w:val="19"/>
+          <w:szCs w:val="19"/>
+        </w:rPr>
+        <w:t xml:space="preserve">
+            Validated performance with measured output of </w:t>
+      </w:r>
+      <w:r>
+        <w:rPr>
+          <w:rFonts w:ascii="Calibri" w:cs="Calibri" w:eastAsia="Calibri" w:hAnsi="Calibri"/>
+          <w:b/>
+          <w:bCs/>
+          <w:sz w:val="19"/>
+          <w:szCs w:val="19"/>
+        </w:rPr>
+        <w:t xml:space="preserve">2.980 Vpp against a 3 Vpp design target</w:t>
+      </w:r>
+      <w:r>
+        <w:rPr>
+          <w:rFonts w:ascii="Calibri" w:cs="Calibri" w:eastAsia="Calibri" w:hAnsi="Calibri"/>
+          <w:sz w:val="19"/>
+          <w:szCs w:val="19"/>
+        </w:rPr>
+        <w:t xml:space="preserve">
+          </w:t>
+      </w:r>
+    </w:p>
+    <w:p>
+      <w:pPr>
+        <w:spacing w:after="80" w:before="0"/>
+      </w:pPr>
+    </w:p>
+    <w:p>
+      <w:pPr>
+        <w:tabs>
+          <w:tab w:val="right" w:pos="9026"/>
+        </w:tabs>
+        <w:spacing w:after="10" w:before="0"/>
+      </w:pPr>
+      <w:r>
+        <w:rPr>
+          <w:rFonts w:ascii="Calibri" w:cs="Calibri" w:eastAsia="Calibri" w:hAnsi="Calibri"/>
+          <w:b/>
+          <w:bCs/>
+          <w:sz w:val="20"/>
+          <w:szCs w:val="20"/>
+        </w:rPr>
+        <w:t xml:space="preserve">CNC Milling Machine Control System</w:t>
+      </w:r>
+      <w:r>
+        <w:rPr>
+          <w:rFonts w:ascii="Calibri" w:cs="Calibri" w:eastAsia="Calibri" w:hAnsi="Calibri"/>
+          <w:sz w:val="20"/>
+          <w:szCs w:val="20"/>
+        </w:rPr>
+        <w:t xml:space="preserve">	2024</w:t>
+      </w:r>
+    </w:p>
+    <w:p>
+      <w:pPr>
+        <w:spacing w:after="10" w:before="0"/>
+      </w:pPr>
+      <w:r>
+        <w:rPr>
+          <w:rFonts w:ascii="Calibri" w:cs="Calibri" w:eastAsia="Calibri" w:hAnsi="Calibri"/>
+          <w:color w:val="444444"/>
+          <w:sz w:val="19"/>
+          <w:szCs w:val="19"/>
+        </w:rPr>
+        <w:t xml:space="preserve">Arduino, C++, Safety Systems, State Machines</w:t>
+      </w:r>
+      <w:r>
+        <w:rPr>
+          <w:rFonts w:ascii="Calibri" w:cs="Calibri" w:eastAsia="Calibri" w:hAnsi="Calibri"/>
+          <w:sz w:val="19"/>
+          <w:szCs w:val="19"/>
+        </w:rPr>
+        <w:t xml:space="preserve">   </w:t>
+      </w:r>
+      <w:hyperlink w:history="1" r:id="rId3squljc56g6scbegboxfd">
+        <w:r>
+          <w:rPr>
+            <w:rFonts w:ascii="Calibri" w:cs="Calibri" w:eastAsia="Calibri" w:hAnsi="Calibri"/>
+            <w:color w:val="1a5cc8"/>
+            <w:sz w:val="19"/>
+            <w:szCs w:val="19"/>
+            <w:u w:val="single"/>
+          </w:rPr>
+          <w:t xml:space="preserve">Portfolio ↗</w:t>
+        </w:r>
+      </w:hyperlink>
+    </w:p>
+    <w:p>
+      <w:pPr>
+        <w:spacing w:after="20" w:before="0"/>
+        <w:ind w:left="316" w:hanging="259"/>
+      </w:pPr>
+      <w:r>
+        <w:rPr>
+          <w:rFonts w:ascii="Calibri" w:cs="Calibri" w:eastAsia="Calibri" w:hAnsi="Calibri"/>
+          <w:sz w:val="19"/>
+          <w:szCs w:val="19"/>
+        </w:rPr>
+        <w:t xml:space="preserve">•  </w:t>
+      </w:r>
+      <w:r>
+        <w:rPr>
+          <w:rFonts w:ascii="Calibri" w:cs="Calibri" w:eastAsia="Calibri" w:hAnsi="Calibri"/>
+          <w:sz w:val="19"/>
+          <w:szCs w:val="19"/>
+        </w:rPr>
+        <w:t xml:space="preserve">
+            Engineered a </w:t>
+      </w:r>
+      <w:r>
+        <w:rPr>
+          <w:rFonts w:ascii="Calibri" w:cs="Calibri" w:eastAsia="Calibri" w:hAnsi="Calibri"/>
+          <w:b/>
+          <w:bCs/>
+          <w:sz w:val="19"/>
+          <w:szCs w:val="19"/>
+        </w:rPr>
+        <w:t xml:space="preserve">safety-focused controller</w:t>
+      </w:r>
+      <w:r>
+        <w:rPr>
+          <w:rFonts w:ascii="Calibri" w:cs="Calibri" w:eastAsia="Calibri" w:hAnsi="Calibri"/>
+          <w:sz w:val="19"/>
+          <w:szCs w:val="19"/>
+        </w:rPr>
+        <w:t xml:space="preserve"> using </w:t>
+      </w:r>
+      <w:r>
+        <w:rPr>
+          <w:rFonts w:ascii="Calibri" w:cs="Calibri" w:eastAsia="Calibri" w:hAnsi="Calibri"/>
+          <w:b/>
+          <w:bCs/>
+          <w:sz w:val="19"/>
+          <w:szCs w:val="19"/>
+        </w:rPr>
+        <w:t xml:space="preserve">finite state machine logic</w:t>
+      </w:r>
+      <w:r>
+        <w:rPr>
+          <w:rFonts w:ascii="Calibri" w:cs="Calibri" w:eastAsia="Calibri" w:hAnsi="Calibri"/>
+          <w:sz w:val="19"/>
+          <w:szCs w:val="19"/>
+        </w:rPr>
+        <w:t xml:space="preserve"> and strict
+            transition validation
+          </w:t>
+      </w:r>
+    </w:p>
+    <w:p>
+      <w:pPr>
+        <w:spacing w:after="20" w:before="0"/>
+        <w:ind w:left="316" w:hanging="259"/>
+      </w:pPr>
+      <w:r>
+        <w:rPr>
+          <w:rFonts w:ascii="Calibri" w:cs="Calibri" w:eastAsia="Calibri" w:hAnsi="Calibri"/>
+          <w:sz w:val="19"/>
+          <w:szCs w:val="19"/>
+        </w:rPr>
+        <w:t xml:space="preserve">•  </w:t>
+      </w:r>
+      <w:r>
+        <w:rPr>
+          <w:rFonts w:ascii="Calibri" w:cs="Calibri" w:eastAsia="Calibri" w:hAnsi="Calibri"/>
+          <w:sz w:val="19"/>
+          <w:szCs w:val="19"/>
+        </w:rPr>
+        <w:t xml:space="preserve">
+            Integrated door interlocks, </w:t>
+      </w:r>
+      <w:r>
+        <w:rPr>
+          <w:rFonts w:ascii="Calibri" w:cs="Calibri" w:eastAsia="Calibri" w:hAnsi="Calibri"/>
+          <w:b/>
+          <w:bCs/>
+          <w:sz w:val="19"/>
+          <w:szCs w:val="19"/>
+        </w:rPr>
+        <w:t xml:space="preserve">emergency stop handling</w:t>
+      </w:r>
+      <w:r>
+        <w:rPr>
+          <w:rFonts w:ascii="Calibri" w:cs="Calibri" w:eastAsia="Calibri" w:hAnsi="Calibri"/>
+          <w:sz w:val="19"/>
+          <w:szCs w:val="19"/>
+        </w:rPr>
+        <w:t xml:space="preserve">, timed cooldown and LCD status
+            feedback for safe operation
+          </w:t>
+      </w:r>
+    </w:p>
+    <w:p>
+      <w:pPr>
+        <w:spacing w:after="80" w:before="0"/>
+      </w:pPr>
+    </w:p>
+    <w:p>
+      <w:pPr>
+        <w:pBdr>
+          <w:bottom w:val="single" w:color="000000" w:sz="6" w:space="1"/>
+        </w:pBdr>
+        <w:spacing w:after="40" w:before="160"/>
+      </w:pPr>
+      <w:r>
+        <w:rPr>
+          <w:rFonts w:ascii="Calibri" w:cs="Calibri" w:eastAsia="Calibri" w:hAnsi="Calibri"/>
+          <w:b/>
+          <w:bCs/>
+          <w:sz w:val="21"/>
+          <w:szCs w:val="21"/>
+        </w:rPr>
+        <w:t xml:space="preserve">EXPERIENCE</w:t>
+      </w:r>
+    </w:p>
+    <w:p>
+      <w:pPr>
+        <w:tabs>
+          <w:tab w:val="right" w:pos="9026"/>
+        </w:tabs>
+        <w:spacing w:after="10" w:before="0"/>
+      </w:pPr>
+      <w:r>
+        <w:rPr>
+          <w:rFonts w:ascii="Calibri" w:cs="Calibri" w:eastAsia="Calibri" w:hAnsi="Calibri"/>
+          <w:b/>
+          <w:bCs/>
+          <w:sz w:val="20"/>
+          <w:szCs w:val="20"/>
+        </w:rPr>
+        <w:t xml:space="preserve">Student Representative</w:t>
+      </w:r>
+      <w:r>
+        <w:rPr>
+          <w:rFonts w:ascii="Calibri" w:cs="Calibri" w:eastAsia="Calibri" w:hAnsi="Calibri"/>
+          <w:sz w:val="20"/>
+          <w:szCs w:val="20"/>
+        </w:rPr>
+        <w:t xml:space="preserve">	Aston Students' Union, Birmingham, UK</w:t>
+      </w:r>
+    </w:p>
+    <w:p>
+      <w:pPr>
+        <w:tabs>
+          <w:tab w:val="right" w:pos="9026"/>
+        </w:tabs>
+        <w:spacing w:after="10" w:before="0"/>
+      </w:pPr>
+      <w:r>
+        <w:rPr>
+          <w:rFonts w:ascii="Calibri" w:cs="Calibri" w:eastAsia="Calibri" w:hAnsi="Calibri"/>
+          <w:color w:val="444444"/>
+          <w:sz w:val="19"/>
+          <w:szCs w:val="19"/>
+        </w:rPr>
+        <w:t xml:space="preserve">Student advocacy, stakeholder communication, academic liaison</w:t>
+      </w:r>
+      <w:r>
+        <w:rPr>
+          <w:rFonts w:ascii="Calibri" w:cs="Calibri" w:eastAsia="Calibri" w:hAnsi="Calibri"/>
+          <w:sz w:val="19"/>
+          <w:szCs w:val="19"/>
+        </w:rPr>
+        <w:t xml:space="preserve">	Sep 2025 - Present</w:t>
+      </w:r>
+    </w:p>
+    <w:p>
+      <w:pPr>
+        <w:spacing w:after="20" w:before="0"/>
+        <w:ind w:left="316" w:hanging="259"/>
+      </w:pPr>
+      <w:r>
+        <w:rPr>
+          <w:rFonts w:ascii="Calibri" w:cs="Calibri" w:eastAsia="Calibri" w:hAnsi="Calibri"/>
+          <w:sz w:val="19"/>
+          <w:szCs w:val="19"/>
+        </w:rPr>
+        <w:t xml:space="preserve">•  </w:t>
+      </w:r>
+      <w:r>
+        <w:rPr>
+          <w:rFonts w:ascii="Calibri" w:cs="Calibri" w:eastAsia="Calibri" w:hAnsi="Calibri"/>
+          <w:sz w:val="19"/>
+          <w:szCs w:val="19"/>
+        </w:rPr>
+        <w:t xml:space="preserve">Represent student academic interests through </w:t>
+      </w:r>
+      <w:r>
+        <w:rPr>
+          <w:rFonts w:ascii="Calibri" w:cs="Calibri" w:eastAsia="Calibri" w:hAnsi="Calibri"/>
+          <w:b/>
+          <w:bCs/>
+          <w:sz w:val="19"/>
+          <w:szCs w:val="19"/>
+        </w:rPr>
+        <w:t xml:space="preserve">SSLC, Senate and Council meetings</w:t>
+      </w:r>
+      <w:r>
+        <w:rPr>
+          <w:rFonts w:ascii="Calibri" w:cs="Calibri" w:eastAsia="Calibri" w:hAnsi="Calibri"/>
+          <w:sz w:val="19"/>
+          <w:szCs w:val="19"/>
+        </w:rPr>
+        <w:t xml:space="preserve">, rigorously gathering, structuring and communicating feedback to drive improvements</w:t>
+      </w:r>
+    </w:p>
+    <w:p>
+      <w:pPr>
+        <w:spacing w:after="20" w:before="0"/>
+        <w:ind w:left="316" w:hanging="259"/>
+      </w:pPr>
+      <w:r>
+        <w:rPr>
+          <w:rFonts w:ascii="Calibri" w:cs="Calibri" w:eastAsia="Calibri" w:hAnsi="Calibri"/>
+          <w:sz w:val="19"/>
+          <w:szCs w:val="19"/>
+        </w:rPr>
+        <w:t xml:space="preserve">•  </w:t>
+      </w:r>
+      <w:r>
+        <w:rPr>
+          <w:rFonts w:ascii="Calibri" w:cs="Calibri" w:eastAsia="Calibri" w:hAnsi="Calibri"/>
+          <w:sz w:val="19"/>
+          <w:szCs w:val="19"/>
+        </w:rPr>
+        <w:t xml:space="preserve">Achieved </w:t>
+      </w:r>
+      <w:r>
+        <w:rPr>
+          <w:rFonts w:ascii="Calibri" w:cs="Calibri" w:eastAsia="Calibri" w:hAnsi="Calibri"/>
+          <w:b/>
+          <w:bCs/>
+          <w:sz w:val="19"/>
+          <w:szCs w:val="19"/>
+        </w:rPr>
+        <w:t xml:space="preserve">course and assessment improvements</w:t>
+      </w:r>
+      <w:r>
+        <w:rPr>
+          <w:rFonts w:ascii="Calibri" w:cs="Calibri" w:eastAsia="Calibri" w:hAnsi="Calibri"/>
+          <w:sz w:val="19"/>
+          <w:szCs w:val="19"/>
+        </w:rPr>
+        <w:t xml:space="preserve"> through disciplined stakeholder engagement and structured communication with academic staff</w:t>
+      </w:r>
+    </w:p>
+    <w:p>
+      <w:pPr>
+        <w:spacing w:after="80" w:before="0"/>
+      </w:pPr>
+    </w:p>
+    <w:p>
+      <w:pPr>
+        <w:tabs>
+          <w:tab w:val="right" w:pos="9026"/>
+        </w:tabs>
+        <w:spacing w:after="10" w:before="0"/>
+      </w:pPr>
+      <w:r>
+        <w:rPr>
+          <w:rFonts w:ascii="Calibri" w:cs="Calibri" w:eastAsia="Calibri" w:hAnsi="Calibri"/>
+          <w:b/>
+          <w:bCs/>
+          <w:sz w:val="20"/>
+          <w:szCs w:val="20"/>
+        </w:rPr>
+        <w:t xml:space="preserve">Diplomatic, Consular and Estates Intern</w:t>
+      </w:r>
+      <w:r>
+        <w:rPr>
+          <w:rFonts w:ascii="Calibri" w:cs="Calibri" w:eastAsia="Calibri" w:hAnsi="Calibri"/>
+          <w:sz w:val="20"/>
+          <w:szCs w:val="20"/>
+        </w:rPr>
+        <w:t xml:space="preserve">	Ghana High Commission, London, UK</w:t>
+      </w:r>
+    </w:p>
+    <w:p>
+      <w:pPr>
+        <w:tabs>
+          <w:tab w:val="right" w:pos="9026"/>
+        </w:tabs>
+        <w:spacing w:after="10" w:before="0"/>
+      </w:pPr>
+      <w:r>
+        <w:rPr>
+          <w:rFonts w:ascii="Calibri" w:cs="Calibri" w:eastAsia="Calibri" w:hAnsi="Calibri"/>
+          <w:color w:val="444444"/>
+          <w:sz w:val="19"/>
+          <w:szCs w:val="19"/>
+        </w:rPr>
+        <w:t xml:space="preserve">Consular operations, diplomatic property, document processing, client support</w:t>
+      </w:r>
+      <w:r>
+        <w:rPr>
+          <w:rFonts w:ascii="Calibri" w:cs="Calibri" w:eastAsia="Calibri" w:hAnsi="Calibri"/>
+          <w:sz w:val="19"/>
+          <w:szCs w:val="19"/>
+        </w:rPr>
+        <w:t xml:space="preserve">	Mar 2024 - Aug 2024</w:t>
+      </w:r>
+    </w:p>
+    <w:p>
+      <w:pPr>
+        <w:spacing w:after="20" w:before="0"/>
+        <w:ind w:left="316" w:hanging="259"/>
+      </w:pPr>
+      <w:r>
+        <w:rPr>
+          <w:rFonts w:ascii="Calibri" w:cs="Calibri" w:eastAsia="Calibri" w:hAnsi="Calibri"/>
+          <w:sz w:val="19"/>
+          <w:szCs w:val="19"/>
+        </w:rPr>
+        <w:t xml:space="preserve">•  </w:t>
+      </w:r>
+      <w:r>
+        <w:rPr>
+          <w:rFonts w:ascii="Calibri" w:cs="Calibri" w:eastAsia="Calibri" w:hAnsi="Calibri"/>
+          <w:sz w:val="19"/>
+          <w:szCs w:val="19"/>
+        </w:rPr>
+        <w:t xml:space="preserve">Operated high-throughput consular workflows processing </w:t>
+      </w:r>
+      <w:r>
+        <w:rPr>
+          <w:rFonts w:ascii="Calibri" w:cs="Calibri" w:eastAsia="Calibri" w:hAnsi="Calibri"/>
+          <w:b/>
+          <w:bCs/>
+          <w:sz w:val="19"/>
+          <w:szCs w:val="19"/>
+        </w:rPr>
+        <w:t xml:space="preserve">100+ daily client interactions</w:t>
+      </w:r>
+      <w:r>
+        <w:rPr>
+          <w:rFonts w:ascii="Calibri" w:cs="Calibri" w:eastAsia="Calibri" w:hAnsi="Calibri"/>
+          <w:sz w:val="19"/>
+          <w:szCs w:val="19"/>
+        </w:rPr>
+        <w:t xml:space="preserve"> with full accuracy across intake, </w:t>
+      </w:r>
+      <w:r>
+        <w:rPr>
+          <w:rFonts w:ascii="Calibri" w:cs="Calibri" w:eastAsia="Calibri" w:hAnsi="Calibri"/>
+          <w:b/>
+          <w:bCs/>
+          <w:sz w:val="19"/>
+          <w:szCs w:val="19"/>
+        </w:rPr>
+        <w:t xml:space="preserve">biometric data capture</w:t>
+      </w:r>
+      <w:r>
+        <w:rPr>
+          <w:rFonts w:ascii="Calibri" w:cs="Calibri" w:eastAsia="Calibri" w:hAnsi="Calibri"/>
+          <w:sz w:val="19"/>
+          <w:szCs w:val="19"/>
+        </w:rPr>
+        <w:t xml:space="preserve">, document authentication and passport production</w:t>
+      </w:r>
+    </w:p>
+    <w:p>
+      <w:pPr>
+        <w:spacing w:after="20" w:before="0"/>
+        <w:ind w:left="316" w:hanging="259"/>
+      </w:pPr>
+      <w:r>
+        <w:rPr>
+          <w:rFonts w:ascii="Calibri" w:cs="Calibri" w:eastAsia="Calibri" w:hAnsi="Calibri"/>
+          <w:sz w:val="19"/>
+          <w:szCs w:val="19"/>
+        </w:rPr>
+        <w:t xml:space="preserve">•  </w:t>
+      </w:r>
+      <w:r>
+        <w:rPr>
+          <w:rFonts w:ascii="Calibri" w:cs="Calibri" w:eastAsia="Calibri" w:hAnsi="Calibri"/>
+          <w:sz w:val="19"/>
+          <w:szCs w:val="19"/>
+        </w:rPr>
+        <w:t xml:space="preserve">Maintained precise structured records across estates management and maintenance scheduling, applying data discipline in a high-stakes operational environment</w:t>
+      </w:r>
+    </w:p>
+    <w:p>
+      <w:pPr>
+        <w:spacing w:after="80" w:before="0"/>
+      </w:pPr>
+    </w:p>
+    <w:p>
+      <w:pPr>
+        <w:tabs>
+          <w:tab w:val="right" w:pos="9026"/>
+        </w:tabs>
+        <w:spacing w:after="10" w:before="0"/>
+      </w:pPr>
+      <w:r>
+        <w:rPr>
+          <w:rFonts w:ascii="Calibri" w:cs="Calibri" w:eastAsia="Calibri" w:hAnsi="Calibri"/>
+          <w:b/>
+          <w:bCs/>
+          <w:sz w:val="20"/>
+          <w:szCs w:val="20"/>
+        </w:rPr>
+        <w:t xml:space="preserve">Junior Apprentice HVAC Technician</w:t>
+      </w:r>
+      <w:r>
+        <w:rPr>
+          <w:rFonts w:ascii="Calibri" w:cs="Calibri" w:eastAsia="Calibri" w:hAnsi="Calibri"/>
+          <w:sz w:val="20"/>
+          <w:szCs w:val="20"/>
+        </w:rPr>
+        <w:t xml:space="preserve">	Massive Refrigeration Services, Accra, Ghana</w:t>
+      </w:r>
+    </w:p>
+    <w:p>
+      <w:pPr>
+        <w:tabs>
+          <w:tab w:val="right" w:pos="9026"/>
+        </w:tabs>
+        <w:spacing w:after="10" w:before="0"/>
+      </w:pPr>
+      <w:r>
+        <w:rPr>
+          <w:rFonts w:ascii="Calibri" w:cs="Calibri" w:eastAsia="Calibri" w:hAnsi="Calibri"/>
+          <w:color w:val="444444"/>
+          <w:sz w:val="19"/>
+          <w:szCs w:val="19"/>
+        </w:rPr>
+        <w:t xml:space="preserve">Field servicing, diagnostics, installation support</w:t>
+      </w:r>
+      <w:r>
+        <w:rPr>
+          <w:rFonts w:ascii="Calibri" w:cs="Calibri" w:eastAsia="Calibri" w:hAnsi="Calibri"/>
+          <w:sz w:val="19"/>
+          <w:szCs w:val="19"/>
+        </w:rPr>
+        <w:t xml:space="preserve">	Jul 2019 - Jul 2021</w:t>
+      </w:r>
+    </w:p>
+    <w:p>
+      <w:pPr>
+        <w:spacing w:after="20" w:before="0"/>
+        <w:ind w:left="316" w:hanging="259"/>
+      </w:pPr>
+      <w:r>
+        <w:rPr>
+          <w:rFonts w:ascii="Calibri" w:cs="Calibri" w:eastAsia="Calibri" w:hAnsi="Calibri"/>
+          <w:sz w:val="19"/>
+          <w:szCs w:val="19"/>
+        </w:rPr>
+        <w:t xml:space="preserve">•  </w:t>
+      </w:r>
+      <w:r>
+        <w:rPr>
+          <w:rFonts w:ascii="Calibri" w:cs="Calibri" w:eastAsia="Calibri" w:hAnsi="Calibri"/>
+          <w:sz w:val="19"/>
+          <w:szCs w:val="19"/>
+        </w:rPr>
+        <w:t xml:space="preserve">
+            Serviced, installed and maintained </w:t>
+      </w:r>
+      <w:r>
+        <w:rPr>
+          <w:rFonts w:ascii="Calibri" w:cs="Calibri" w:eastAsia="Calibri" w:hAnsi="Calibri"/>
+          <w:b/>
+          <w:bCs/>
+          <w:sz w:val="19"/>
+          <w:szCs w:val="19"/>
+        </w:rPr>
+        <w:t xml:space="preserve">50+ air conditioning units</w:t>
+      </w:r>
+      <w:r>
+        <w:rPr>
+          <w:rFonts w:ascii="Calibri" w:cs="Calibri" w:eastAsia="Calibri" w:hAnsi="Calibri"/>
+          <w:sz w:val="19"/>
+          <w:szCs w:val="19"/>
+        </w:rPr>
+        <w:t xml:space="preserve"> using standard diagnostic tools and field servicing techniques
+          </w:t>
+      </w:r>
+    </w:p>
+    <w:p>
+      <w:pPr>
+        <w:spacing w:after="80" w:before="0"/>
+      </w:pPr>
+    </w:p>
+    <w:p>
+      <w:pPr>
+        <w:pBdr>
+          <w:bottom w:val="single" w:color="000000" w:sz="6" w:space="1"/>
+        </w:pBdr>
+        <w:spacing w:after="40" w:before="160"/>
+      </w:pPr>
+      <w:r>
+        <w:rPr>
+          <w:rFonts w:ascii="Calibri" w:cs="Calibri" w:eastAsia="Calibri" w:hAnsi="Calibri"/>
+          <w:b/>
+          <w:bCs/>
+          <w:sz w:val="21"/>
+          <w:szCs w:val="21"/>
+        </w:rPr>
+        <w:t xml:space="preserve">RESEARCH &amp; PUBLICATIONS</w:t>
+      </w:r>
+    </w:p>
+    <w:p>
+      <w:pPr>
+        <w:tabs>
+          <w:tab w:val="right" w:pos="9026"/>
+        </w:tabs>
+        <w:spacing w:after="10" w:before="0"/>
+      </w:pPr>
+      <w:r>
+        <w:rPr>
+          <w:rFonts w:ascii="Calibri" w:cs="Calibri" w:eastAsia="Calibri" w:hAnsi="Calibri"/>
+          <w:b/>
+          <w:bCs/>
+          <w:sz w:val="20"/>
+          <w:szCs w:val="20"/>
+        </w:rPr>
+        <w:t xml:space="preserve">git-unlocked: An Open-Source Modular Curriculum for Git and Version Control Education</w:t>
+      </w:r>
+    </w:p>
+    <w:p>
+      <w:pPr>
+        <w:tabs>
+          <w:tab w:val="right" w:pos="9026"/>
+        </w:tabs>
+        <w:spacing w:after="10" w:before="0"/>
+      </w:pPr>
+      <w:r>
+        <w:rPr>
+          <w:rFonts w:ascii="Calibri" w:cs="Calibri" w:eastAsia="Calibri" w:hAnsi="Calibri"/>
+          <w:color w:val="444444"/>
+          <w:sz w:val="19"/>
+          <w:szCs w:val="19"/>
+        </w:rPr>
         <w:t xml:space="preserve">I. Adjei · Zenodo · Jun 2026</w:t>
       </w:r>
       <w:r>
@@ -781,7 +2386,7 @@
         </w:rPr>
         <w:t xml:space="preserve">   </w:t>
       </w:r>
-      <w:hyperlink w:history="1" r:id="rIdv52fojtc7fz1fm-k-1edp">
+      <w:hyperlink w:history="1" r:id="rIdttkpj2hye9vp-mtb9ol4q">
         <w:r>
           <w:rPr>
             <w:rFonts w:ascii="Calibri" w:cs="Calibri" w:eastAsia="Calibri" w:hAnsi="Calibri"/>
@@ -809,7 +2414,7 @@
         </w:rPr>
         <w:t xml:space="preserve">| </w:t>
       </w:r>
-      <w:hyperlink w:history="1" r:id="rIdm6lyjpzjhubfggw59l8zw">
+      <w:hyperlink w:history="1" r:id="rIddczdr07ropigysmrrsucx">
         <w:r>
           <w:rPr>
             <w:rFonts w:ascii="Calibri" w:cs="Calibri" w:eastAsia="Calibri" w:hAnsi="Calibri"/>

--- a/public/resume/cv-quant.docx
+++ b/public/resume/cv-quant.docx
@@ -33,7 +33,7 @@
         </w:rPr>
         <w:t xml:space="preserve">✉ </w:t>
       </w:r>
-      <w:hyperlink w:history="1" r:id="rIdzeqsgvxvu9wx-prjbbgbm">
+      <w:hyperlink w:history="1" r:id="rIdkn0gvyf0mveq4gv8x1rjl">
         <w:r>
           <w:rPr>
             <w:rFonts w:ascii="Calibri" w:cs="Calibri" w:eastAsia="Calibri" w:hAnsi="Calibri"/>
@@ -63,7 +63,7 @@
         </w:rPr>
         <w:t xml:space="preserve">• </w:t>
       </w:r>
-      <w:hyperlink w:history="1" r:id="rIdvfcwpdrsrql-8wn4emy2x">
+      <w:hyperlink w:history="1" r:id="rId4ahoba7r55dfbgtn5vocd">
         <w:r>
           <w:rPr>
             <w:rFonts w:ascii="Calibri" w:cs="Calibri" w:eastAsia="Calibri" w:hAnsi="Calibri"/>
@@ -93,7 +93,7 @@
         </w:rPr>
         <w:t xml:space="preserve">⁠in </w:t>
       </w:r>
-      <w:hyperlink w:history="1" r:id="rId8r2wa-dqloznu3lcs9u-e">
+      <w:hyperlink w:history="1" r:id="rIdpenbxddnqg3837fvshmm-">
         <w:r>
           <w:rPr>
             <w:rFonts w:ascii="Calibri" w:cs="Calibri" w:eastAsia="Calibri" w:hAnsi="Calibri"/>
@@ -123,7 +123,7 @@
         </w:rPr>
         <w:t xml:space="preserve">◔ </w:t>
       </w:r>
-      <w:hyperlink w:history="1" r:id="rIdztgjj9owkaqn2hmfjggfc">
+      <w:hyperlink w:history="1" r:id="rIdolxubvhqnnf4mahq7gulk">
         <w:r>
           <w:rPr>
             <w:rFonts w:ascii="Calibri" w:cs="Calibri" w:eastAsia="Calibri" w:hAnsi="Calibri"/>
@@ -153,7 +153,7 @@
         </w:rPr>
         <w:t xml:space="preserve">Ⓘ </w:t>
       </w:r>
-      <w:hyperlink w:history="1" r:id="rIddvpeat7qj41hbjj6oabho">
+      <w:hyperlink w:history="1" r:id="rIdxf8ahngdxnrcnkcgztaqu">
         <w:r>
           <w:rPr>
             <w:rFonts w:ascii="Calibri" w:cs="Calibri" w:eastAsia="Calibri" w:hAnsi="Calibri"/>
@@ -716,7 +716,7 @@
         </w:rPr>
         <w:t xml:space="preserve">   </w:t>
       </w:r>
-      <w:hyperlink w:history="1" r:id="rIdmduif91zkw0jwjgasyfd3">
+      <w:hyperlink w:history="1" r:id="rIduzzkmc5ntwriba-ebdzdq">
         <w:r>
           <w:rPr>
             <w:rFonts w:ascii="Calibri" w:cs="Calibri" w:eastAsia="Calibri" w:hAnsi="Calibri"/>
@@ -744,7 +744,7 @@
         </w:rPr>
         <w:t xml:space="preserve">| </w:t>
       </w:r>
-      <w:hyperlink w:history="1" r:id="rId3wmcy7wd32xtu2k1io0iu">
+      <w:hyperlink w:history="1" r:id="rIdh-abaliauc2dld-c2doty">
         <w:r>
           <w:rPr>
             <w:rFonts w:ascii="Calibri" w:cs="Calibri" w:eastAsia="Calibri" w:hAnsi="Calibri"/>
@@ -772,7 +772,7 @@
         </w:rPr>
         <w:t xml:space="preserve">| </w:t>
       </w:r>
-      <w:hyperlink w:history="1" r:id="rIdip8hom6ahwtiappeyl0vy">
+      <w:hyperlink w:history="1" r:id="rIdps6vj5szffses2fdspyxt">
         <w:r>
           <w:rPr>
             <w:rFonts w:ascii="Calibri" w:cs="Calibri" w:eastAsia="Calibri" w:hAnsi="Calibri"/>
@@ -1125,7 +1125,7 @@
         </w:rPr>
         <w:t xml:space="preserve">   </w:t>
       </w:r>
-      <w:hyperlink w:history="1" r:id="rIdw4ax25bvypw3tvvagcjdo">
+      <w:hyperlink w:history="1" r:id="rIdic_an1kldl9uvmi5fmpcd">
         <w:r>
           <w:rPr>
             <w:rFonts w:ascii="Calibri" w:cs="Calibri" w:eastAsia="Calibri" w:hAnsi="Calibri"/>
@@ -1153,7 +1153,7 @@
         </w:rPr>
         <w:t xml:space="preserve">| </w:t>
       </w:r>
-      <w:hyperlink w:history="1" r:id="rIdi2pky8msuodhmwdr56vmc">
+      <w:hyperlink w:history="1" r:id="rIdxfzpt4rjl0bkmqui86xua">
         <w:r>
           <w:rPr>
             <w:rFonts w:ascii="Calibri" w:cs="Calibri" w:eastAsia="Calibri" w:hAnsi="Calibri"/>
@@ -1286,7 +1286,7 @@
         </w:rPr>
         <w:t xml:space="preserve">   </w:t>
       </w:r>
-      <w:hyperlink w:history="1" r:id="rIdwhvte2vwkjvzdnwgzy-cv">
+      <w:hyperlink w:history="1" r:id="rIdz5b1ursznu0d-bmszfx0g">
         <w:r>
           <w:rPr>
             <w:rFonts w:ascii="Calibri" w:cs="Calibri" w:eastAsia="Calibri" w:hAnsi="Calibri"/>
@@ -1314,7 +1314,7 @@
         </w:rPr>
         <w:t xml:space="preserve">| </w:t>
       </w:r>
-      <w:hyperlink w:history="1" r:id="rIdxxi-i1rp82zr2mgvif8an">
+      <w:hyperlink w:history="1" r:id="rIdggoqnhcmniaf0idt1nh3s">
         <w:r>
           <w:rPr>
             <w:rFonts w:ascii="Calibri" w:cs="Calibri" w:eastAsia="Calibri" w:hAnsi="Calibri"/>
@@ -1342,7 +1342,7 @@
         </w:rPr>
         <w:t xml:space="preserve">| </w:t>
       </w:r>
-      <w:hyperlink w:history="1" r:id="rIdyyb9wge_wo26kz9nttig8">
+      <w:hyperlink w:history="1" r:id="rIdoigotuhffqg8m2clnzj_i">
         <w:r>
           <w:rPr>
             <w:rFonts w:ascii="Calibri" w:cs="Calibri" w:eastAsia="Calibri" w:hAnsi="Calibri"/>
@@ -1509,7 +1509,7 @@
         </w:rPr>
         <w:t xml:space="preserve">   </w:t>
       </w:r>
-      <w:hyperlink w:history="1" r:id="rIdx5ilpsrxpkzer3dikjawy">
+      <w:hyperlink w:history="1" r:id="rIdicnvfkw7msc1ygarybdxl">
         <w:r>
           <w:rPr>
             <w:rFonts w:ascii="Calibri" w:cs="Calibri" w:eastAsia="Calibri" w:hAnsi="Calibri"/>
@@ -1537,7 +1537,7 @@
         </w:rPr>
         <w:t xml:space="preserve">| </w:t>
       </w:r>
-      <w:hyperlink w:history="1" r:id="rIdx1o9ijkjw3siwi_fisf3a">
+      <w:hyperlink w:history="1" r:id="rId-qtd4qvdwilpqautcxjc-">
         <w:r>
           <w:rPr>
             <w:rFonts w:ascii="Calibri" w:cs="Calibri" w:eastAsia="Calibri" w:hAnsi="Calibri"/>
@@ -1666,7 +1666,7 @@
         </w:rPr>
         <w:t xml:space="preserve">   </w:t>
       </w:r>
-      <w:hyperlink w:history="1" r:id="rIdbsyl6sgudele5nrqslmrg">
+      <w:hyperlink w:history="1" r:id="rIdaouxlzgvgwgdp98njsn5c">
         <w:r>
           <w:rPr>
             <w:rFonts w:ascii="Calibri" w:cs="Calibri" w:eastAsia="Calibri" w:hAnsi="Calibri"/>
@@ -1816,7 +1816,7 @@
         </w:rPr>
         <w:t xml:space="preserve">   </w:t>
       </w:r>
-      <w:hyperlink w:history="1" r:id="rId3squljc56g6scbegboxfd">
+      <w:hyperlink w:history="1" r:id="rIdtvrqxajy-nz-fcphkyze2">
         <w:r>
           <w:rPr>
             <w:rFonts w:ascii="Calibri" w:cs="Calibri" w:eastAsia="Calibri" w:hAnsi="Calibri"/>
@@ -2386,7 +2386,7 @@
         </w:rPr>
         <w:t xml:space="preserve">   </w:t>
       </w:r>
-      <w:hyperlink w:history="1" r:id="rIdttkpj2hye9vp-mtb9ol4q">
+      <w:hyperlink w:history="1" r:id="rIdmzheogkioebrtb5h5uskk">
         <w:r>
           <w:rPr>
             <w:rFonts w:ascii="Calibri" w:cs="Calibri" w:eastAsia="Calibri" w:hAnsi="Calibri"/>
@@ -2414,7 +2414,7 @@
         </w:rPr>
         <w:t xml:space="preserve">| </w:t>
       </w:r>
-      <w:hyperlink w:history="1" r:id="rIddczdr07ropigysmrrsucx">
+      <w:hyperlink w:history="1" r:id="rId_0yvvvyvbxjbhv_vwduul">
         <w:r>
           <w:rPr>
             <w:rFonts w:ascii="Calibri" w:cs="Calibri" w:eastAsia="Calibri" w:hAnsi="Calibri"/>

--- a/public/resume/cv-quant.docx
+++ b/public/resume/cv-quant.docx
@@ -33,7 +33,7 @@
         </w:rPr>
         <w:t xml:space="preserve">✉ </w:t>
       </w:r>
-      <w:hyperlink w:history="1" r:id="rIdkn0gvyf0mveq4gv8x1rjl">
+      <w:hyperlink w:history="1" r:id="rIdrnfflkbjh8rm7yswqrjvd">
         <w:r>
           <w:rPr>
             <w:rFonts w:ascii="Calibri" w:cs="Calibri" w:eastAsia="Calibri" w:hAnsi="Calibri"/>
@@ -63,7 +63,7 @@
         </w:rPr>
         <w:t xml:space="preserve">• </w:t>
       </w:r>
-      <w:hyperlink w:history="1" r:id="rId4ahoba7r55dfbgtn5vocd">
+      <w:hyperlink w:history="1" r:id="rIdegmruhzti91cb398lltuc">
         <w:r>
           <w:rPr>
             <w:rFonts w:ascii="Calibri" w:cs="Calibri" w:eastAsia="Calibri" w:hAnsi="Calibri"/>
@@ -93,7 +93,7 @@
         </w:rPr>
         <w:t xml:space="preserve">⁠in </w:t>
       </w:r>
-      <w:hyperlink w:history="1" r:id="rIdpenbxddnqg3837fvshmm-">
+      <w:hyperlink w:history="1" r:id="rIdezulqx5m5o4wpliiprybi">
         <w:r>
           <w:rPr>
             <w:rFonts w:ascii="Calibri" w:cs="Calibri" w:eastAsia="Calibri" w:hAnsi="Calibri"/>
@@ -123,7 +123,7 @@
         </w:rPr>
         <w:t xml:space="preserve">◔ </w:t>
       </w:r>
-      <w:hyperlink w:history="1" r:id="rIdolxubvhqnnf4mahq7gulk">
+      <w:hyperlink w:history="1" r:id="rIdq64uvmbdpbtgtgqge3nvz">
         <w:r>
           <w:rPr>
             <w:rFonts w:ascii="Calibri" w:cs="Calibri" w:eastAsia="Calibri" w:hAnsi="Calibri"/>
@@ -153,7 +153,7 @@
         </w:rPr>
         <w:t xml:space="preserve">Ⓘ </w:t>
       </w:r>
-      <w:hyperlink w:history="1" r:id="rIdxf8ahngdxnrcnkcgztaqu">
+      <w:hyperlink w:history="1" r:id="rIdqk5t5pahs4vbdbex1bywb">
         <w:r>
           <w:rPr>
             <w:rFonts w:ascii="Calibri" w:cs="Calibri" w:eastAsia="Calibri" w:hAnsi="Calibri"/>
@@ -716,7 +716,7 @@
         </w:rPr>
         <w:t xml:space="preserve">   </w:t>
       </w:r>
-      <w:hyperlink w:history="1" r:id="rIduzzkmc5ntwriba-ebdzdq">
+      <w:hyperlink w:history="1" r:id="rIdkwx_shmvshkojllsvctlo">
         <w:r>
           <w:rPr>
             <w:rFonts w:ascii="Calibri" w:cs="Calibri" w:eastAsia="Calibri" w:hAnsi="Calibri"/>
@@ -744,7 +744,7 @@
         </w:rPr>
         <w:t xml:space="preserve">| </w:t>
       </w:r>
-      <w:hyperlink w:history="1" r:id="rIdh-abaliauc2dld-c2doty">
+      <w:hyperlink w:history="1" r:id="rIdhgcnyoh6qmeicdzevuebe">
         <w:r>
           <w:rPr>
             <w:rFonts w:ascii="Calibri" w:cs="Calibri" w:eastAsia="Calibri" w:hAnsi="Calibri"/>
@@ -772,7 +772,7 @@
         </w:rPr>
         <w:t xml:space="preserve">| </w:t>
       </w:r>
-      <w:hyperlink w:history="1" r:id="rIdps6vj5szffses2fdspyxt">
+      <w:hyperlink w:history="1" r:id="rIdap_1hdj7dmikqh34taipl">
         <w:r>
           <w:rPr>
             <w:rFonts w:ascii="Calibri" w:cs="Calibri" w:eastAsia="Calibri" w:hAnsi="Calibri"/>
@@ -1125,7 +1125,7 @@
         </w:rPr>
         <w:t xml:space="preserve">   </w:t>
       </w:r>
-      <w:hyperlink w:history="1" r:id="rIdic_an1kldl9uvmi5fmpcd">
+      <w:hyperlink w:history="1" r:id="rIdbojmdzdaesrstphbffjub">
         <w:r>
           <w:rPr>
             <w:rFonts w:ascii="Calibri" w:cs="Calibri" w:eastAsia="Calibri" w:hAnsi="Calibri"/>
@@ -1153,7 +1153,7 @@
         </w:rPr>
         <w:t xml:space="preserve">| </w:t>
       </w:r>
-      <w:hyperlink w:history="1" r:id="rIdxfzpt4rjl0bkmqui86xua">
+      <w:hyperlink w:history="1" r:id="rIdcayjqvy3vt0tdmwm4l0ix">
         <w:r>
           <w:rPr>
             <w:rFonts w:ascii="Calibri" w:cs="Calibri" w:eastAsia="Calibri" w:hAnsi="Calibri"/>
@@ -1286,7 +1286,7 @@
         </w:rPr>
         <w:t xml:space="preserve">   </w:t>
       </w:r>
-      <w:hyperlink w:history="1" r:id="rIdz5b1ursznu0d-bmszfx0g">
+      <w:hyperlink w:history="1" r:id="rIdtfnunihauszdd1gqvkcmh">
         <w:r>
           <w:rPr>
             <w:rFonts w:ascii="Calibri" w:cs="Calibri" w:eastAsia="Calibri" w:hAnsi="Calibri"/>
@@ -1314,7 +1314,7 @@
         </w:rPr>
         <w:t xml:space="preserve">| </w:t>
       </w:r>
-      <w:hyperlink w:history="1" r:id="rIdggoqnhcmniaf0idt1nh3s">
+      <w:hyperlink w:history="1" r:id="rIdxbu1-veufyxqflt1weclp">
         <w:r>
           <w:rPr>
             <w:rFonts w:ascii="Calibri" w:cs="Calibri" w:eastAsia="Calibri" w:hAnsi="Calibri"/>
@@ -1342,7 +1342,7 @@
         </w:rPr>
         <w:t xml:space="preserve">| </w:t>
       </w:r>
-      <w:hyperlink w:history="1" r:id="rIdoigotuhffqg8m2clnzj_i">
+      <w:hyperlink w:history="1" r:id="rIdnz9hlnudv_enoqi4fdia5">
         <w:r>
           <w:rPr>
             <w:rFonts w:ascii="Calibri" w:cs="Calibri" w:eastAsia="Calibri" w:hAnsi="Calibri"/>
@@ -1509,7 +1509,7 @@
         </w:rPr>
         <w:t xml:space="preserve">   </w:t>
       </w:r>
-      <w:hyperlink w:history="1" r:id="rIdicnvfkw7msc1ygarybdxl">
+      <w:hyperlink w:history="1" r:id="rIdiglbqmufspoaunzcb3krp">
         <w:r>
           <w:rPr>
             <w:rFonts w:ascii="Calibri" w:cs="Calibri" w:eastAsia="Calibri" w:hAnsi="Calibri"/>
@@ -1537,7 +1537,7 @@
         </w:rPr>
         <w:t xml:space="preserve">| </w:t>
       </w:r>
-      <w:hyperlink w:history="1" r:id="rId-qtd4qvdwilpqautcxjc-">
+      <w:hyperlink w:history="1" r:id="rId4bgktg6wolmouu6japfow">
         <w:r>
           <w:rPr>
             <w:rFonts w:ascii="Calibri" w:cs="Calibri" w:eastAsia="Calibri" w:hAnsi="Calibri"/>
@@ -1666,7 +1666,7 @@
         </w:rPr>
         <w:t xml:space="preserve">   </w:t>
       </w:r>
-      <w:hyperlink w:history="1" r:id="rIdaouxlzgvgwgdp98njsn5c">
+      <w:hyperlink w:history="1" r:id="rIdjxzm_gpwps_u6pvxpmaly">
         <w:r>
           <w:rPr>
             <w:rFonts w:ascii="Calibri" w:cs="Calibri" w:eastAsia="Calibri" w:hAnsi="Calibri"/>
@@ -1816,7 +1816,7 @@
         </w:rPr>
         <w:t xml:space="preserve">   </w:t>
       </w:r>
-      <w:hyperlink w:history="1" r:id="rIdtvrqxajy-nz-fcphkyze2">
+      <w:hyperlink w:history="1" r:id="rIdxfzrmtjjnalu0hg1htkjk">
         <w:r>
           <w:rPr>
             <w:rFonts w:ascii="Calibri" w:cs="Calibri" w:eastAsia="Calibri" w:hAnsi="Calibri"/>
@@ -2386,7 +2386,7 @@
         </w:rPr>
         <w:t xml:space="preserve">   </w:t>
       </w:r>
-      <w:hyperlink w:history="1" r:id="rIdmzheogkioebrtb5h5uskk">
+      <w:hyperlink w:history="1" r:id="rIduroax3aos4hm0lim2qado">
         <w:r>
           <w:rPr>
             <w:rFonts w:ascii="Calibri" w:cs="Calibri" w:eastAsia="Calibri" w:hAnsi="Calibri"/>
@@ -2414,7 +2414,7 @@
         </w:rPr>
         <w:t xml:space="preserve">| </w:t>
       </w:r>
-      <w:hyperlink w:history="1" r:id="rId_0yvvvyvbxjbhv_vwduul">
+      <w:hyperlink w:history="1" r:id="rIdsiwo55ebnrmj1txn5r4hn">
         <w:r>
           <w:rPr>
             <w:rFonts w:ascii="Calibri" w:cs="Calibri" w:eastAsia="Calibri" w:hAnsi="Calibri"/>

--- a/public/resume/cv-quant.docx
+++ b/public/resume/cv-quant.docx
@@ -33,7 +33,7 @@
         </w:rPr>
         <w:t xml:space="preserve">✉ </w:t>
       </w:r>
-      <w:hyperlink w:history="1" r:id="rIdrnfflkbjh8rm7yswqrjvd">
+      <w:hyperlink w:history="1" r:id="rId1q6qsf1swqa3fvwm_kp4z">
         <w:r>
           <w:rPr>
             <w:rFonts w:ascii="Calibri" w:cs="Calibri" w:eastAsia="Calibri" w:hAnsi="Calibri"/>
@@ -63,7 +63,7 @@
         </w:rPr>
         <w:t xml:space="preserve">• </w:t>
       </w:r>
-      <w:hyperlink w:history="1" r:id="rIdegmruhzti91cb398lltuc">
+      <w:hyperlink w:history="1" r:id="rIdzu-8a39nnob9fhlrrthi5">
         <w:r>
           <w:rPr>
             <w:rFonts w:ascii="Calibri" w:cs="Calibri" w:eastAsia="Calibri" w:hAnsi="Calibri"/>
@@ -93,7 +93,7 @@
         </w:rPr>
         <w:t xml:space="preserve">⁠in </w:t>
       </w:r>
-      <w:hyperlink w:history="1" r:id="rIdezulqx5m5o4wpliiprybi">
+      <w:hyperlink w:history="1" r:id="rIdx0wayq2o9zos3slnvkiiv">
         <w:r>
           <w:rPr>
             <w:rFonts w:ascii="Calibri" w:cs="Calibri" w:eastAsia="Calibri" w:hAnsi="Calibri"/>
@@ -123,7 +123,7 @@
         </w:rPr>
         <w:t xml:space="preserve">◔ </w:t>
       </w:r>
-      <w:hyperlink w:history="1" r:id="rIdq64uvmbdpbtgtgqge3nvz">
+      <w:hyperlink w:history="1" r:id="rId_2dg_ad4kn8blz80eabch">
         <w:r>
           <w:rPr>
             <w:rFonts w:ascii="Calibri" w:cs="Calibri" w:eastAsia="Calibri" w:hAnsi="Calibri"/>
@@ -153,7 +153,7 @@
         </w:rPr>
         <w:t xml:space="preserve">Ⓘ </w:t>
       </w:r>
-      <w:hyperlink w:history="1" r:id="rIdqk5t5pahs4vbdbex1bywb">
+      <w:hyperlink w:history="1" r:id="rIdhvqudbqugtduk01essyba">
         <w:r>
           <w:rPr>
             <w:rFonts w:ascii="Calibri" w:cs="Calibri" w:eastAsia="Calibri" w:hAnsi="Calibri"/>
@@ -716,7 +716,7 @@
         </w:rPr>
         <w:t xml:space="preserve">   </w:t>
       </w:r>
-      <w:hyperlink w:history="1" r:id="rIdkwx_shmvshkojllsvctlo">
+      <w:hyperlink w:history="1" r:id="rIdy-6ugyjtfwmeh-pc4_9c7">
         <w:r>
           <w:rPr>
             <w:rFonts w:ascii="Calibri" w:cs="Calibri" w:eastAsia="Calibri" w:hAnsi="Calibri"/>
@@ -744,7 +744,7 @@
         </w:rPr>
         <w:t xml:space="preserve">| </w:t>
       </w:r>
-      <w:hyperlink w:history="1" r:id="rIdhgcnyoh6qmeicdzevuebe">
+      <w:hyperlink w:history="1" r:id="rIdsp-iw7cj_3texstrptvw8">
         <w:r>
           <w:rPr>
             <w:rFonts w:ascii="Calibri" w:cs="Calibri" w:eastAsia="Calibri" w:hAnsi="Calibri"/>
@@ -772,7 +772,7 @@
         </w:rPr>
         <w:t xml:space="preserve">| </w:t>
       </w:r>
-      <w:hyperlink w:history="1" r:id="rIdap_1hdj7dmikqh34taipl">
+      <w:hyperlink w:history="1" r:id="rId6zdp7i1ikjq5ho6uslfm_">
         <w:r>
           <w:rPr>
             <w:rFonts w:ascii="Calibri" w:cs="Calibri" w:eastAsia="Calibri" w:hAnsi="Calibri"/>
@@ -1125,7 +1125,7 @@
         </w:rPr>
         <w:t xml:space="preserve">   </w:t>
       </w:r>
-      <w:hyperlink w:history="1" r:id="rIdbojmdzdaesrstphbffjub">
+      <w:hyperlink w:history="1" r:id="rIdbbtwocuc82girnsxcu6cl">
         <w:r>
           <w:rPr>
             <w:rFonts w:ascii="Calibri" w:cs="Calibri" w:eastAsia="Calibri" w:hAnsi="Calibri"/>
@@ -1153,7 +1153,7 @@
         </w:rPr>
         <w:t xml:space="preserve">| </w:t>
       </w:r>
-      <w:hyperlink w:history="1" r:id="rIdcayjqvy3vt0tdmwm4l0ix">
+      <w:hyperlink w:history="1" r:id="rIdqvrv5pukmuunpo7slyot7">
         <w:r>
           <w:rPr>
             <w:rFonts w:ascii="Calibri" w:cs="Calibri" w:eastAsia="Calibri" w:hAnsi="Calibri"/>
@@ -1286,7 +1286,7 @@
         </w:rPr>
         <w:t xml:space="preserve">   </w:t>
       </w:r>
-      <w:hyperlink w:history="1" r:id="rIdtfnunihauszdd1gqvkcmh">
+      <w:hyperlink w:history="1" r:id="rIdhnpaulba1xnjwy7tpoi--">
         <w:r>
           <w:rPr>
             <w:rFonts w:ascii="Calibri" w:cs="Calibri" w:eastAsia="Calibri" w:hAnsi="Calibri"/>
@@ -1314,7 +1314,7 @@
         </w:rPr>
         <w:t xml:space="preserve">| </w:t>
       </w:r>
-      <w:hyperlink w:history="1" r:id="rIdxbu1-veufyxqflt1weclp">
+      <w:hyperlink w:history="1" r:id="rIdbvhoicimwsgc8skr4xvsg">
         <w:r>
           <w:rPr>
             <w:rFonts w:ascii="Calibri" w:cs="Calibri" w:eastAsia="Calibri" w:hAnsi="Calibri"/>
@@ -1342,7 +1342,7 @@
         </w:rPr>
         <w:t xml:space="preserve">| </w:t>
       </w:r>
-      <w:hyperlink w:history="1" r:id="rIdnz9hlnudv_enoqi4fdia5">
+      <w:hyperlink w:history="1" r:id="rId4d6lj4q1by1-fulc2lw-z">
         <w:r>
           <w:rPr>
             <w:rFonts w:ascii="Calibri" w:cs="Calibri" w:eastAsia="Calibri" w:hAnsi="Calibri"/>
@@ -1509,7 +1509,7 @@
         </w:rPr>
         <w:t xml:space="preserve">   </w:t>
       </w:r>
-      <w:hyperlink w:history="1" r:id="rIdiglbqmufspoaunzcb3krp">
+      <w:hyperlink w:history="1" r:id="rIduvjme4_rc7hyksxmb2_uq">
         <w:r>
           <w:rPr>
             <w:rFonts w:ascii="Calibri" w:cs="Calibri" w:eastAsia="Calibri" w:hAnsi="Calibri"/>
@@ -1537,7 +1537,7 @@
         </w:rPr>
         <w:t xml:space="preserve">| </w:t>
       </w:r>
-      <w:hyperlink w:history="1" r:id="rId4bgktg6wolmouu6japfow">
+      <w:hyperlink w:history="1" r:id="rIdkkmyrhx7q_74ljmhh63vk">
         <w:r>
           <w:rPr>
             <w:rFonts w:ascii="Calibri" w:cs="Calibri" w:eastAsia="Calibri" w:hAnsi="Calibri"/>
@@ -1666,7 +1666,7 @@
         </w:rPr>
         <w:t xml:space="preserve">   </w:t>
       </w:r>
-      <w:hyperlink w:history="1" r:id="rIdjxzm_gpwps_u6pvxpmaly">
+      <w:hyperlink w:history="1" r:id="rIdxgcm2xi2fr588we5oljsz">
         <w:r>
           <w:rPr>
             <w:rFonts w:ascii="Calibri" w:cs="Calibri" w:eastAsia="Calibri" w:hAnsi="Calibri"/>
@@ -1816,7 +1816,7 @@
         </w:rPr>
         <w:t xml:space="preserve">   </w:t>
       </w:r>
-      <w:hyperlink w:history="1" r:id="rIdxfzrmtjjnalu0hg1htkjk">
+      <w:hyperlink w:history="1" r:id="rId3cknf3fn3w8bws8_u8zpo">
         <w:r>
           <w:rPr>
             <w:rFonts w:ascii="Calibri" w:cs="Calibri" w:eastAsia="Calibri" w:hAnsi="Calibri"/>
@@ -2386,7 +2386,7 @@
         </w:rPr>
         <w:t xml:space="preserve">   </w:t>
       </w:r>
-      <w:hyperlink w:history="1" r:id="rIduroax3aos4hm0lim2qado">
+      <w:hyperlink w:history="1" r:id="rIdcxp6plof0-yoajk40n_ej">
         <w:r>
           <w:rPr>
             <w:rFonts w:ascii="Calibri" w:cs="Calibri" w:eastAsia="Calibri" w:hAnsi="Calibri"/>
@@ -2414,7 +2414,7 @@
         </w:rPr>
         <w:t xml:space="preserve">| </w:t>
       </w:r>
-      <w:hyperlink w:history="1" r:id="rIdsiwo55ebnrmj1txn5r4hn">
+      <w:hyperlink w:history="1" r:id="rId4wiu0bcm0sl3nypmrkg84">
         <w:r>
           <w:rPr>
             <w:rFonts w:ascii="Calibri" w:cs="Calibri" w:eastAsia="Calibri" w:hAnsi="Calibri"/>

--- a/public/resume/cv-quant.docx
+++ b/public/resume/cv-quant.docx
@@ -33,7 +33,7 @@
         </w:rPr>
         <w:t xml:space="preserve">✉ </w:t>
       </w:r>
-      <w:hyperlink w:history="1" r:id="rId1q6qsf1swqa3fvwm_kp4z">
+      <w:hyperlink w:history="1" r:id="rIdl4nlv1vvts37zm70xvt_g">
         <w:r>
           <w:rPr>
             <w:rFonts w:ascii="Calibri" w:cs="Calibri" w:eastAsia="Calibri" w:hAnsi="Calibri"/>
@@ -63,7 +63,7 @@
         </w:rPr>
         <w:t xml:space="preserve">• </w:t>
       </w:r>
-      <w:hyperlink w:history="1" r:id="rIdzu-8a39nnob9fhlrrthi5">
+      <w:hyperlink w:history="1" r:id="rId7qoygc8via1lyueiv9p4o">
         <w:r>
           <w:rPr>
             <w:rFonts w:ascii="Calibri" w:cs="Calibri" w:eastAsia="Calibri" w:hAnsi="Calibri"/>
@@ -93,7 +93,7 @@
         </w:rPr>
         <w:t xml:space="preserve">⁠in </w:t>
       </w:r>
-      <w:hyperlink w:history="1" r:id="rIdx0wayq2o9zos3slnvkiiv">
+      <w:hyperlink w:history="1" r:id="rIdr8lahnuxk8hohjif316la">
         <w:r>
           <w:rPr>
             <w:rFonts w:ascii="Calibri" w:cs="Calibri" w:eastAsia="Calibri" w:hAnsi="Calibri"/>
@@ -123,7 +123,7 @@
         </w:rPr>
         <w:t xml:space="preserve">◔ </w:t>
       </w:r>
-      <w:hyperlink w:history="1" r:id="rId_2dg_ad4kn8blz80eabch">
+      <w:hyperlink w:history="1" r:id="rIdl_vrvo6x7pmbkgrtbx5yr">
         <w:r>
           <w:rPr>
             <w:rFonts w:ascii="Calibri" w:cs="Calibri" w:eastAsia="Calibri" w:hAnsi="Calibri"/>
@@ -153,7 +153,7 @@
         </w:rPr>
         <w:t xml:space="preserve">Ⓘ </w:t>
       </w:r>
-      <w:hyperlink w:history="1" r:id="rIdhvqudbqugtduk01essyba">
+      <w:hyperlink w:history="1" r:id="rIdfmzwvdcc_bjlo645jrqm5">
         <w:r>
           <w:rPr>
             <w:rFonts w:ascii="Calibri" w:cs="Calibri" w:eastAsia="Calibri" w:hAnsi="Calibri"/>
@@ -716,7 +716,7 @@
         </w:rPr>
         <w:t xml:space="preserve">   </w:t>
       </w:r>
-      <w:hyperlink w:history="1" r:id="rIdy-6ugyjtfwmeh-pc4_9c7">
+      <w:hyperlink w:history="1" r:id="rIdabhsz0vwls1xlv8vqvavm">
         <w:r>
           <w:rPr>
             <w:rFonts w:ascii="Calibri" w:cs="Calibri" w:eastAsia="Calibri" w:hAnsi="Calibri"/>
@@ -744,7 +744,7 @@
         </w:rPr>
         <w:t xml:space="preserve">| </w:t>
       </w:r>
-      <w:hyperlink w:history="1" r:id="rIdsp-iw7cj_3texstrptvw8">
+      <w:hyperlink w:history="1" r:id="rIduranxfyuiakuvzjlsi8yw">
         <w:r>
           <w:rPr>
             <w:rFonts w:ascii="Calibri" w:cs="Calibri" w:eastAsia="Calibri" w:hAnsi="Calibri"/>
@@ -772,7 +772,7 @@
         </w:rPr>
         <w:t xml:space="preserve">| </w:t>
       </w:r>
-      <w:hyperlink w:history="1" r:id="rId6zdp7i1ikjq5ho6uslfm_">
+      <w:hyperlink w:history="1" r:id="rId5s8fs9v6vsdeipiy1xsmo">
         <w:r>
           <w:rPr>
             <w:rFonts w:ascii="Calibri" w:cs="Calibri" w:eastAsia="Calibri" w:hAnsi="Calibri"/>
@@ -1125,7 +1125,7 @@
         </w:rPr>
         <w:t xml:space="preserve">   </w:t>
       </w:r>
-      <w:hyperlink w:history="1" r:id="rIdbbtwocuc82girnsxcu6cl">
+      <w:hyperlink w:history="1" r:id="rIduotcfponyoq183pwivo_o">
         <w:r>
           <w:rPr>
             <w:rFonts w:ascii="Calibri" w:cs="Calibri" w:eastAsia="Calibri" w:hAnsi="Calibri"/>
@@ -1153,7 +1153,7 @@
         </w:rPr>
         <w:t xml:space="preserve">| </w:t>
       </w:r>
-      <w:hyperlink w:history="1" r:id="rIdqvrv5pukmuunpo7slyot7">
+      <w:hyperlink w:history="1" r:id="rId2p2-1ywirzzj7jqkvuo2u">
         <w:r>
           <w:rPr>
             <w:rFonts w:ascii="Calibri" w:cs="Calibri" w:eastAsia="Calibri" w:hAnsi="Calibri"/>
@@ -1286,7 +1286,7 @@
         </w:rPr>
         <w:t xml:space="preserve">   </w:t>
       </w:r>
-      <w:hyperlink w:history="1" r:id="rIdhnpaulba1xnjwy7tpoi--">
+      <w:hyperlink w:history="1" r:id="rIdwjnwvnu79ma-jmi1tqt3g">
         <w:r>
           <w:rPr>
             <w:rFonts w:ascii="Calibri" w:cs="Calibri" w:eastAsia="Calibri" w:hAnsi="Calibri"/>
@@ -1314,7 +1314,7 @@
         </w:rPr>
         <w:t xml:space="preserve">| </w:t>
       </w:r>
-      <w:hyperlink w:history="1" r:id="rIdbvhoicimwsgc8skr4xvsg">
+      <w:hyperlink w:history="1" r:id="rIdcho-q_qw_xdei7-dgotgj">
         <w:r>
           <w:rPr>
             <w:rFonts w:ascii="Calibri" w:cs="Calibri" w:eastAsia="Calibri" w:hAnsi="Calibri"/>
@@ -1342,7 +1342,7 @@
         </w:rPr>
         <w:t xml:space="preserve">| </w:t>
       </w:r>
-      <w:hyperlink w:history="1" r:id="rId4d6lj4q1by1-fulc2lw-z">
+      <w:hyperlink w:history="1" r:id="rIddqmm31j1j4dqimtkwcmzw">
         <w:r>
           <w:rPr>
             <w:rFonts w:ascii="Calibri" w:cs="Calibri" w:eastAsia="Calibri" w:hAnsi="Calibri"/>
@@ -1509,7 +1509,7 @@
         </w:rPr>
         <w:t xml:space="preserve">   </w:t>
       </w:r>
-      <w:hyperlink w:history="1" r:id="rIduvjme4_rc7hyksxmb2_uq">
+      <w:hyperlink w:history="1" r:id="rIdaocguspbrzb0yupub0ozw">
         <w:r>
           <w:rPr>
             <w:rFonts w:ascii="Calibri" w:cs="Calibri" w:eastAsia="Calibri" w:hAnsi="Calibri"/>
@@ -1537,7 +1537,7 @@
         </w:rPr>
         <w:t xml:space="preserve">| </w:t>
       </w:r>
-      <w:hyperlink w:history="1" r:id="rIdkkmyrhx7q_74ljmhh63vk">
+      <w:hyperlink w:history="1" r:id="rIdlacjj0yq1slzvj_ekihza">
         <w:r>
           <w:rPr>
             <w:rFonts w:ascii="Calibri" w:cs="Calibri" w:eastAsia="Calibri" w:hAnsi="Calibri"/>
@@ -1666,7 +1666,7 @@
         </w:rPr>
         <w:t xml:space="preserve">   </w:t>
       </w:r>
-      <w:hyperlink w:history="1" r:id="rIdxgcm2xi2fr588we5oljsz">
+      <w:hyperlink w:history="1" r:id="rIdiiw457qlpa3gsfkkrhqlv">
         <w:r>
           <w:rPr>
             <w:rFonts w:ascii="Calibri" w:cs="Calibri" w:eastAsia="Calibri" w:hAnsi="Calibri"/>
@@ -1816,7 +1816,7 @@
         </w:rPr>
         <w:t xml:space="preserve">   </w:t>
       </w:r>
-      <w:hyperlink w:history="1" r:id="rId3cknf3fn3w8bws8_u8zpo">
+      <w:hyperlink w:history="1" r:id="rIdl5i6fr0ijwgvhjvt4kknj">
         <w:r>
           <w:rPr>
             <w:rFonts w:ascii="Calibri" w:cs="Calibri" w:eastAsia="Calibri" w:hAnsi="Calibri"/>
@@ -2386,7 +2386,7 @@
         </w:rPr>
         <w:t xml:space="preserve">   </w:t>
       </w:r>
-      <w:hyperlink w:history="1" r:id="rIdcxp6plof0-yoajk40n_ej">
+      <w:hyperlink w:history="1" r:id="rIdeb8xzdzlbosf9f5dbgkuu">
         <w:r>
           <w:rPr>
             <w:rFonts w:ascii="Calibri" w:cs="Calibri" w:eastAsia="Calibri" w:hAnsi="Calibri"/>
@@ -2414,7 +2414,7 @@
         </w:rPr>
         <w:t xml:space="preserve">| </w:t>
       </w:r>
-      <w:hyperlink w:history="1" r:id="rId4wiu0bcm0sl3nypmrkg84">
+      <w:hyperlink w:history="1" r:id="rIdyx30poaxin8dtwygfab-l">
         <w:r>
           <w:rPr>
             <w:rFonts w:ascii="Calibri" w:cs="Calibri" w:eastAsia="Calibri" w:hAnsi="Calibri"/>

--- a/public/resume/cv-quant.docx
+++ b/public/resume/cv-quant.docx
@@ -33,7 +33,7 @@
         </w:rPr>
         <w:t xml:space="preserve">✉ </w:t>
       </w:r>
-      <w:hyperlink w:history="1" r:id="rId1q6qsf1swqa3fvwm_kp4z">
+      <w:hyperlink w:history="1" r:id="rIdmoyxddqfp7hovkhtwihev">
         <w:r>
           <w:rPr>
             <w:rFonts w:ascii="Calibri" w:cs="Calibri" w:eastAsia="Calibri" w:hAnsi="Calibri"/>
@@ -63,7 +63,7 @@
         </w:rPr>
         <w:t xml:space="preserve">• </w:t>
       </w:r>
-      <w:hyperlink w:history="1" r:id="rIdzu-8a39nnob9fhlrrthi5">
+      <w:hyperlink w:history="1" r:id="rIdim-4nhhgkulhwnbop65ej">
         <w:r>
           <w:rPr>
             <w:rFonts w:ascii="Calibri" w:cs="Calibri" w:eastAsia="Calibri" w:hAnsi="Calibri"/>
@@ -93,7 +93,7 @@
         </w:rPr>
         <w:t xml:space="preserve">⁠in </w:t>
       </w:r>
-      <w:hyperlink w:history="1" r:id="rIdx0wayq2o9zos3slnvkiiv">
+      <w:hyperlink w:history="1" r:id="rIdd6gjpawoklnclrxzkncs7">
         <w:r>
           <w:rPr>
             <w:rFonts w:ascii="Calibri" w:cs="Calibri" w:eastAsia="Calibri" w:hAnsi="Calibri"/>
@@ -123,7 +123,7 @@
         </w:rPr>
         <w:t xml:space="preserve">◔ </w:t>
       </w:r>
-      <w:hyperlink w:history="1" r:id="rId_2dg_ad4kn8blz80eabch">
+      <w:hyperlink w:history="1" r:id="rIdjhmnlwyl826w8k_xdwwna">
         <w:r>
           <w:rPr>
             <w:rFonts w:ascii="Calibri" w:cs="Calibri" w:eastAsia="Calibri" w:hAnsi="Calibri"/>
@@ -153,7 +153,7 @@
         </w:rPr>
         <w:t xml:space="preserve">Ⓘ </w:t>
       </w:r>
-      <w:hyperlink w:history="1" r:id="rIdhvqudbqugtduk01essyba">
+      <w:hyperlink w:history="1" r:id="rIdx_cshdgzounlnchjysoez">
         <w:r>
           <w:rPr>
             <w:rFonts w:ascii="Calibri" w:cs="Calibri" w:eastAsia="Calibri" w:hAnsi="Calibri"/>
@@ -716,7 +716,7 @@
         </w:rPr>
         <w:t xml:space="preserve">   </w:t>
       </w:r>
-      <w:hyperlink w:history="1" r:id="rIdy-6ugyjtfwmeh-pc4_9c7">
+      <w:hyperlink w:history="1" r:id="rIdpfwsufxbukmngima1dzuv">
         <w:r>
           <w:rPr>
             <w:rFonts w:ascii="Calibri" w:cs="Calibri" w:eastAsia="Calibri" w:hAnsi="Calibri"/>
@@ -744,7 +744,7 @@
         </w:rPr>
         <w:t xml:space="preserve">| </w:t>
       </w:r>
-      <w:hyperlink w:history="1" r:id="rIdsp-iw7cj_3texstrptvw8">
+      <w:hyperlink w:history="1" r:id="rId67ugd7qolwwmj4avdw6x8">
         <w:r>
           <w:rPr>
             <w:rFonts w:ascii="Calibri" w:cs="Calibri" w:eastAsia="Calibri" w:hAnsi="Calibri"/>
@@ -772,7 +772,7 @@
         </w:rPr>
         <w:t xml:space="preserve">| </w:t>
       </w:r>
-      <w:hyperlink w:history="1" r:id="rId6zdp7i1ikjq5ho6uslfm_">
+      <w:hyperlink w:history="1" r:id="rIdq6ptvfq4swtx7yjlmpcoz">
         <w:r>
           <w:rPr>
             <w:rFonts w:ascii="Calibri" w:cs="Calibri" w:eastAsia="Calibri" w:hAnsi="Calibri"/>
@@ -1125,7 +1125,7 @@
         </w:rPr>
         <w:t xml:space="preserve">   </w:t>
       </w:r>
-      <w:hyperlink w:history="1" r:id="rIdbbtwocuc82girnsxcu6cl">
+      <w:hyperlink w:history="1" r:id="rIdbz8ezoqhufnaa4untajss">
         <w:r>
           <w:rPr>
             <w:rFonts w:ascii="Calibri" w:cs="Calibri" w:eastAsia="Calibri" w:hAnsi="Calibri"/>
@@ -1153,7 +1153,7 @@
         </w:rPr>
         <w:t xml:space="preserve">| </w:t>
       </w:r>
-      <w:hyperlink w:history="1" r:id="rIdqvrv5pukmuunpo7slyot7">
+      <w:hyperlink w:history="1" r:id="rIdtnzimc-icgwvbv9vpprxc">
         <w:r>
           <w:rPr>
             <w:rFonts w:ascii="Calibri" w:cs="Calibri" w:eastAsia="Calibri" w:hAnsi="Calibri"/>
@@ -1286,7 +1286,7 @@
         </w:rPr>
         <w:t xml:space="preserve">   </w:t>
       </w:r>
-      <w:hyperlink w:history="1" r:id="rIdhnpaulba1xnjwy7tpoi--">
+      <w:hyperlink w:history="1" r:id="rIdda3iku5tn-tgewqpg-hhl">
         <w:r>
           <w:rPr>
             <w:rFonts w:ascii="Calibri" w:cs="Calibri" w:eastAsia="Calibri" w:hAnsi="Calibri"/>
@@ -1314,7 +1314,7 @@
         </w:rPr>
         <w:t xml:space="preserve">| </w:t>
       </w:r>
-      <w:hyperlink w:history="1" r:id="rIdbvhoicimwsgc8skr4xvsg">
+      <w:hyperlink w:history="1" r:id="rIdu9xv6pcdi0pmxy5dym4nz">
         <w:r>
           <w:rPr>
             <w:rFonts w:ascii="Calibri" w:cs="Calibri" w:eastAsia="Calibri" w:hAnsi="Calibri"/>
@@ -1342,7 +1342,7 @@
         </w:rPr>
         <w:t xml:space="preserve">| </w:t>
       </w:r>
-      <w:hyperlink w:history="1" r:id="rId4d6lj4q1by1-fulc2lw-z">
+      <w:hyperlink w:history="1" r:id="rIda28c69hqxonjdvloivewq">
         <w:r>
           <w:rPr>
             <w:rFonts w:ascii="Calibri" w:cs="Calibri" w:eastAsia="Calibri" w:hAnsi="Calibri"/>
@@ -1509,7 +1509,7 @@
         </w:rPr>
         <w:t xml:space="preserve">   </w:t>
       </w:r>
-      <w:hyperlink w:history="1" r:id="rIduvjme4_rc7hyksxmb2_uq">
+      <w:hyperlink w:history="1" r:id="rIdxtvnf9x0fn9n7idu7j0xa">
         <w:r>
           <w:rPr>
             <w:rFonts w:ascii="Calibri" w:cs="Calibri" w:eastAsia="Calibri" w:hAnsi="Calibri"/>
@@ -1537,7 +1537,7 @@
         </w:rPr>
         <w:t xml:space="preserve">| </w:t>
       </w:r>
-      <w:hyperlink w:history="1" r:id="rIdkkmyrhx7q_74ljmhh63vk">
+      <w:hyperlink w:history="1" r:id="rId6yj2xki9yjjz3oskm_aer">
         <w:r>
           <w:rPr>
             <w:rFonts w:ascii="Calibri" w:cs="Calibri" w:eastAsia="Calibri" w:hAnsi="Calibri"/>
@@ -1666,7 +1666,7 @@
         </w:rPr>
         <w:t xml:space="preserve">   </w:t>
       </w:r>
-      <w:hyperlink w:history="1" r:id="rIdxgcm2xi2fr588we5oljsz">
+      <w:hyperlink w:history="1" r:id="rIdckb1l9y2hm_dyytivyi0q">
         <w:r>
           <w:rPr>
             <w:rFonts w:ascii="Calibri" w:cs="Calibri" w:eastAsia="Calibri" w:hAnsi="Calibri"/>
@@ -1816,7 +1816,7 @@
         </w:rPr>
         <w:t xml:space="preserve">   </w:t>
       </w:r>
-      <w:hyperlink w:history="1" r:id="rId3cknf3fn3w8bws8_u8zpo">
+      <w:hyperlink w:history="1" r:id="rId4ignv8hfrb6cee-g5d0wx">
         <w:r>
           <w:rPr>
             <w:rFonts w:ascii="Calibri" w:cs="Calibri" w:eastAsia="Calibri" w:hAnsi="Calibri"/>
@@ -2386,7 +2386,7 @@
         </w:rPr>
         <w:t xml:space="preserve">   </w:t>
       </w:r>
-      <w:hyperlink w:history="1" r:id="rIdcxp6plof0-yoajk40n_ej">
+      <w:hyperlink w:history="1" r:id="rIdvyi1sftchttwahxdjhbch">
         <w:r>
           <w:rPr>
             <w:rFonts w:ascii="Calibri" w:cs="Calibri" w:eastAsia="Calibri" w:hAnsi="Calibri"/>
@@ -2414,7 +2414,7 @@
         </w:rPr>
         <w:t xml:space="preserve">| </w:t>
       </w:r>
-      <w:hyperlink w:history="1" r:id="rId4wiu0bcm0sl3nypmrkg84">
+      <w:hyperlink w:history="1" r:id="rIdlfdxmj-ioztj1y01ohyfu">
         <w:r>
           <w:rPr>
             <w:rFonts w:ascii="Calibri" w:cs="Calibri" w:eastAsia="Calibri" w:hAnsi="Calibri"/>

--- a/public/resume/cv-quant.docx
+++ b/public/resume/cv-quant.docx
@@ -33,7 +33,7 @@
         </w:rPr>
         <w:t xml:space="preserve">✉ </w:t>
       </w:r>
-      <w:hyperlink w:history="1" r:id="rIdl4nlv1vvts37zm70xvt_g">
+      <w:hyperlink w:history="1" r:id="rIdnyml1fjlg7jsxcsog2ks8">
         <w:r>
           <w:rPr>
             <w:rFonts w:ascii="Calibri" w:cs="Calibri" w:eastAsia="Calibri" w:hAnsi="Calibri"/>
@@ -63,7 +63,7 @@
         </w:rPr>
         <w:t xml:space="preserve">• </w:t>
       </w:r>
-      <w:hyperlink w:history="1" r:id="rId7qoygc8via1lyueiv9p4o">
+      <w:hyperlink w:history="1" r:id="rIdcg6htjdxbexos8au7bqvu">
         <w:r>
           <w:rPr>
             <w:rFonts w:ascii="Calibri" w:cs="Calibri" w:eastAsia="Calibri" w:hAnsi="Calibri"/>
@@ -93,7 +93,7 @@
         </w:rPr>
         <w:t xml:space="preserve">⁠in </w:t>
       </w:r>
-      <w:hyperlink w:history="1" r:id="rIdr8lahnuxk8hohjif316la">
+      <w:hyperlink w:history="1" r:id="rIdpw9gb2nvlq5zo_n9rodar">
         <w:r>
           <w:rPr>
             <w:rFonts w:ascii="Calibri" w:cs="Calibri" w:eastAsia="Calibri" w:hAnsi="Calibri"/>
@@ -123,7 +123,7 @@
         </w:rPr>
         <w:t xml:space="preserve">◔ </w:t>
       </w:r>
-      <w:hyperlink w:history="1" r:id="rIdl_vrvo6x7pmbkgrtbx5yr">
+      <w:hyperlink w:history="1" r:id="rIdbvhkwqvnzddsgebtavgtj">
         <w:r>
           <w:rPr>
             <w:rFonts w:ascii="Calibri" w:cs="Calibri" w:eastAsia="Calibri" w:hAnsi="Calibri"/>
@@ -153,7 +153,7 @@
         </w:rPr>
         <w:t xml:space="preserve">Ⓘ </w:t>
       </w:r>
-      <w:hyperlink w:history="1" r:id="rIdfmzwvdcc_bjlo645jrqm5">
+      <w:hyperlink w:history="1" r:id="rIda4oy09keprlyldpedfis7">
         <w:r>
           <w:rPr>
             <w:rFonts w:ascii="Calibri" w:cs="Calibri" w:eastAsia="Calibri" w:hAnsi="Calibri"/>
@@ -716,7 +716,7 @@
         </w:rPr>
         <w:t xml:space="preserve">   </w:t>
       </w:r>
-      <w:hyperlink w:history="1" r:id="rIdabhsz0vwls1xlv8vqvavm">
+      <w:hyperlink w:history="1" r:id="rIdux6nm5_dookcivbz8maee">
         <w:r>
           <w:rPr>
             <w:rFonts w:ascii="Calibri" w:cs="Calibri" w:eastAsia="Calibri" w:hAnsi="Calibri"/>
@@ -744,7 +744,7 @@
         </w:rPr>
         <w:t xml:space="preserve">| </w:t>
       </w:r>
-      <w:hyperlink w:history="1" r:id="rIduranxfyuiakuvzjlsi8yw">
+      <w:hyperlink w:history="1" r:id="rIdexvtdnblb9oabslssgpnr">
         <w:r>
           <w:rPr>
             <w:rFonts w:ascii="Calibri" w:cs="Calibri" w:eastAsia="Calibri" w:hAnsi="Calibri"/>
@@ -772,7 +772,7 @@
         </w:rPr>
         <w:t xml:space="preserve">| </w:t>
       </w:r>
-      <w:hyperlink w:history="1" r:id="rId5s8fs9v6vsdeipiy1xsmo">
+      <w:hyperlink w:history="1" r:id="rIdrvvprrra9-adhr5hndidh">
         <w:r>
           <w:rPr>
             <w:rFonts w:ascii="Calibri" w:cs="Calibri" w:eastAsia="Calibri" w:hAnsi="Calibri"/>
@@ -1125,7 +1125,7 @@
         </w:rPr>
         <w:t xml:space="preserve">   </w:t>
       </w:r>
-      <w:hyperlink w:history="1" r:id="rIduotcfponyoq183pwivo_o">
+      <w:hyperlink w:history="1" r:id="rIdxczq6dk4v7hfonurz0mks">
         <w:r>
           <w:rPr>
             <w:rFonts w:ascii="Calibri" w:cs="Calibri" w:eastAsia="Calibri" w:hAnsi="Calibri"/>
@@ -1153,7 +1153,7 @@
         </w:rPr>
         <w:t xml:space="preserve">| </w:t>
       </w:r>
-      <w:hyperlink w:history="1" r:id="rId2p2-1ywirzzj7jqkvuo2u">
+      <w:hyperlink w:history="1" r:id="rIdvhcuu6nsfbx771d89yqer">
         <w:r>
           <w:rPr>
             <w:rFonts w:ascii="Calibri" w:cs="Calibri" w:eastAsia="Calibri" w:hAnsi="Calibri"/>
@@ -1286,7 +1286,7 @@
         </w:rPr>
         <w:t xml:space="preserve">   </w:t>
       </w:r>
-      <w:hyperlink w:history="1" r:id="rIdwjnwvnu79ma-jmi1tqt3g">
+      <w:hyperlink w:history="1" r:id="rIdmh8pyeskyyyykxjnraufk">
         <w:r>
           <w:rPr>
             <w:rFonts w:ascii="Calibri" w:cs="Calibri" w:eastAsia="Calibri" w:hAnsi="Calibri"/>
@@ -1314,7 +1314,7 @@
         </w:rPr>
         <w:t xml:space="preserve">| </w:t>
       </w:r>
-      <w:hyperlink w:history="1" r:id="rIdcho-q_qw_xdei7-dgotgj">
+      <w:hyperlink w:history="1" r:id="rIdpkvbr-jw9jmyrjdpo-h_3">
         <w:r>
           <w:rPr>
             <w:rFonts w:ascii="Calibri" w:cs="Calibri" w:eastAsia="Calibri" w:hAnsi="Calibri"/>
@@ -1342,7 +1342,7 @@
         </w:rPr>
         <w:t xml:space="preserve">| </w:t>
       </w:r>
-      <w:hyperlink w:history="1" r:id="rIddqmm31j1j4dqimtkwcmzw">
+      <w:hyperlink w:history="1" r:id="rIdpu60cxu1wn3a1odb_1uzt">
         <w:r>
           <w:rPr>
             <w:rFonts w:ascii="Calibri" w:cs="Calibri" w:eastAsia="Calibri" w:hAnsi="Calibri"/>
@@ -1509,7 +1509,7 @@
         </w:rPr>
         <w:t xml:space="preserve">   </w:t>
       </w:r>
-      <w:hyperlink w:history="1" r:id="rIdaocguspbrzb0yupub0ozw">
+      <w:hyperlink w:history="1" r:id="rIdx_xvgqmeazrv2fc92930e">
         <w:r>
           <w:rPr>
             <w:rFonts w:ascii="Calibri" w:cs="Calibri" w:eastAsia="Calibri" w:hAnsi="Calibri"/>
@@ -1537,7 +1537,7 @@
         </w:rPr>
         <w:t xml:space="preserve">| </w:t>
       </w:r>
-      <w:hyperlink w:history="1" r:id="rIdlacjj0yq1slzvj_ekihza">
+      <w:hyperlink w:history="1" r:id="rIdj1e1zygdgwckz44zzahbp">
         <w:r>
           <w:rPr>
             <w:rFonts w:ascii="Calibri" w:cs="Calibri" w:eastAsia="Calibri" w:hAnsi="Calibri"/>
@@ -1666,7 +1666,7 @@
         </w:rPr>
         <w:t xml:space="preserve">   </w:t>
       </w:r>
-      <w:hyperlink w:history="1" r:id="rIdiiw457qlpa3gsfkkrhqlv">
+      <w:hyperlink w:history="1" r:id="rIdeclxntqzfkj8exyzsyfvo">
         <w:r>
           <w:rPr>
             <w:rFonts w:ascii="Calibri" w:cs="Calibri" w:eastAsia="Calibri" w:hAnsi="Calibri"/>
@@ -1816,7 +1816,7 @@
         </w:rPr>
         <w:t xml:space="preserve">   </w:t>
       </w:r>
-      <w:hyperlink w:history="1" r:id="rIdl5i6fr0ijwgvhjvt4kknj">
+      <w:hyperlink w:history="1" r:id="rIdimjchvuftye3pq3guuppk">
         <w:r>
           <w:rPr>
             <w:rFonts w:ascii="Calibri" w:cs="Calibri" w:eastAsia="Calibri" w:hAnsi="Calibri"/>
@@ -2386,7 +2386,7 @@
         </w:rPr>
         <w:t xml:space="preserve">   </w:t>
       </w:r>
-      <w:hyperlink w:history="1" r:id="rIdeb8xzdzlbosf9f5dbgkuu">
+      <w:hyperlink w:history="1" r:id="rIdau7h26o9zz6wgeknzqfpp">
         <w:r>
           <w:rPr>
             <w:rFonts w:ascii="Calibri" w:cs="Calibri" w:eastAsia="Calibri" w:hAnsi="Calibri"/>
@@ -2414,7 +2414,7 @@
         </w:rPr>
         <w:t xml:space="preserve">| </w:t>
       </w:r>
-      <w:hyperlink w:history="1" r:id="rIdyx30poaxin8dtwygfab-l">
+      <w:hyperlink w:history="1" r:id="rIddpecwf-rm9dtxjq2ck0lv">
         <w:r>
           <w:rPr>
             <w:rFonts w:ascii="Calibri" w:cs="Calibri" w:eastAsia="Calibri" w:hAnsi="Calibri"/>

--- a/public/resume/cv-quant.docx
+++ b/public/resume/cv-quant.docx
@@ -33,7 +33,7 @@
         </w:rPr>
         <w:t xml:space="preserve">✉ </w:t>
       </w:r>
-      <w:hyperlink w:history="1" r:id="rIdnyml1fjlg7jsxcsog2ks8">
+      <w:hyperlink w:history="1" r:id="rId8bha8o06n00mplmws09ng">
         <w:r>
           <w:rPr>
             <w:rFonts w:ascii="Calibri" w:cs="Calibri" w:eastAsia="Calibri" w:hAnsi="Calibri"/>
@@ -63,7 +63,7 @@
         </w:rPr>
         <w:t xml:space="preserve">• </w:t>
       </w:r>
-      <w:hyperlink w:history="1" r:id="rIdcg6htjdxbexos8au7bqvu">
+      <w:hyperlink w:history="1" r:id="rIdgkc2ukiybddcl52udq0ug">
         <w:r>
           <w:rPr>
             <w:rFonts w:ascii="Calibri" w:cs="Calibri" w:eastAsia="Calibri" w:hAnsi="Calibri"/>
@@ -93,7 +93,7 @@
         </w:rPr>
         <w:t xml:space="preserve">⁠in </w:t>
       </w:r>
-      <w:hyperlink w:history="1" r:id="rIdpw9gb2nvlq5zo_n9rodar">
+      <w:hyperlink w:history="1" r:id="rIdz5oe7a3f8i9e9i1rzx5_0">
         <w:r>
           <w:rPr>
             <w:rFonts w:ascii="Calibri" w:cs="Calibri" w:eastAsia="Calibri" w:hAnsi="Calibri"/>
@@ -123,7 +123,7 @@
         </w:rPr>
         <w:t xml:space="preserve">◔ </w:t>
       </w:r>
-      <w:hyperlink w:history="1" r:id="rIdbvhkwqvnzddsgebtavgtj">
+      <w:hyperlink w:history="1" r:id="rIdl31_zcbip2yqysl-dwqzi">
         <w:r>
           <w:rPr>
             <w:rFonts w:ascii="Calibri" w:cs="Calibri" w:eastAsia="Calibri" w:hAnsi="Calibri"/>
@@ -153,7 +153,7 @@
         </w:rPr>
         <w:t xml:space="preserve">Ⓘ </w:t>
       </w:r>
-      <w:hyperlink w:history="1" r:id="rIda4oy09keprlyldpedfis7">
+      <w:hyperlink w:history="1" r:id="rIdosn22q2culpbrfm1tfd9e">
         <w:r>
           <w:rPr>
             <w:rFonts w:ascii="Calibri" w:cs="Calibri" w:eastAsia="Calibri" w:hAnsi="Calibri"/>
@@ -716,7 +716,7 @@
         </w:rPr>
         <w:t xml:space="preserve">   </w:t>
       </w:r>
-      <w:hyperlink w:history="1" r:id="rIdux6nm5_dookcivbz8maee">
+      <w:hyperlink w:history="1" r:id="rIdpmt5gywk6dqc5qm5gn-lj">
         <w:r>
           <w:rPr>
             <w:rFonts w:ascii="Calibri" w:cs="Calibri" w:eastAsia="Calibri" w:hAnsi="Calibri"/>
@@ -744,7 +744,7 @@
         </w:rPr>
         <w:t xml:space="preserve">| </w:t>
       </w:r>
-      <w:hyperlink w:history="1" r:id="rIdexvtdnblb9oabslssgpnr">
+      <w:hyperlink w:history="1" r:id="rIdmwvhcb5mhv5l6za1fddri">
         <w:r>
           <w:rPr>
             <w:rFonts w:ascii="Calibri" w:cs="Calibri" w:eastAsia="Calibri" w:hAnsi="Calibri"/>
@@ -772,7 +772,7 @@
         </w:rPr>
         <w:t xml:space="preserve">| </w:t>
       </w:r>
-      <w:hyperlink w:history="1" r:id="rIdrvvprrra9-adhr5hndidh">
+      <w:hyperlink w:history="1" r:id="rIdsoikck7os9-axqifonpzf">
         <w:r>
           <w:rPr>
             <w:rFonts w:ascii="Calibri" w:cs="Calibri" w:eastAsia="Calibri" w:hAnsi="Calibri"/>
@@ -1125,7 +1125,7 @@
         </w:rPr>
         <w:t xml:space="preserve">   </w:t>
       </w:r>
-      <w:hyperlink w:history="1" r:id="rIdxczq6dk4v7hfonurz0mks">
+      <w:hyperlink w:history="1" r:id="rId4o70genkdkkwoun1fdwum">
         <w:r>
           <w:rPr>
             <w:rFonts w:ascii="Calibri" w:cs="Calibri" w:eastAsia="Calibri" w:hAnsi="Calibri"/>
@@ -1153,7 +1153,7 @@
         </w:rPr>
         <w:t xml:space="preserve">| </w:t>
       </w:r>
-      <w:hyperlink w:history="1" r:id="rIdvhcuu6nsfbx771d89yqer">
+      <w:hyperlink w:history="1" r:id="rIdlka9s0io1hymonmc01xlo">
         <w:r>
           <w:rPr>
             <w:rFonts w:ascii="Calibri" w:cs="Calibri" w:eastAsia="Calibri" w:hAnsi="Calibri"/>
@@ -1286,7 +1286,7 @@
         </w:rPr>
         <w:t xml:space="preserve">   </w:t>
       </w:r>
-      <w:hyperlink w:history="1" r:id="rIdmh8pyeskyyyykxjnraufk">
+      <w:hyperlink w:history="1" r:id="rIdk8fkfw1othxpyuh8cuedp">
         <w:r>
           <w:rPr>
             <w:rFonts w:ascii="Calibri" w:cs="Calibri" w:eastAsia="Calibri" w:hAnsi="Calibri"/>
@@ -1314,7 +1314,7 @@
         </w:rPr>
         <w:t xml:space="preserve">| </w:t>
       </w:r>
-      <w:hyperlink w:history="1" r:id="rIdpkvbr-jw9jmyrjdpo-h_3">
+      <w:hyperlink w:history="1" r:id="rIddvvgwyw2rgcu7rb4cyxoc">
         <w:r>
           <w:rPr>
             <w:rFonts w:ascii="Calibri" w:cs="Calibri" w:eastAsia="Calibri" w:hAnsi="Calibri"/>
@@ -1342,7 +1342,7 @@
         </w:rPr>
         <w:t xml:space="preserve">| </w:t>
       </w:r>
-      <w:hyperlink w:history="1" r:id="rIdpu60cxu1wn3a1odb_1uzt">
+      <w:hyperlink w:history="1" r:id="rIdsfpor85rwdf2qculy7fwp">
         <w:r>
           <w:rPr>
             <w:rFonts w:ascii="Calibri" w:cs="Calibri" w:eastAsia="Calibri" w:hAnsi="Calibri"/>
@@ -1509,7 +1509,7 @@
         </w:rPr>
         <w:t xml:space="preserve">   </w:t>
       </w:r>
-      <w:hyperlink w:history="1" r:id="rIdx_xvgqmeazrv2fc92930e">
+      <w:hyperlink w:history="1" r:id="rIdjs9xbe9pjk4dxxloiyynr">
         <w:r>
           <w:rPr>
             <w:rFonts w:ascii="Calibri" w:cs="Calibri" w:eastAsia="Calibri" w:hAnsi="Calibri"/>
@@ -1537,7 +1537,7 @@
         </w:rPr>
         <w:t xml:space="preserve">| </w:t>
       </w:r>
-      <w:hyperlink w:history="1" r:id="rIdj1e1zygdgwckz44zzahbp">
+      <w:hyperlink w:history="1" r:id="rId687zjci8zo3elshuyv5hi">
         <w:r>
           <w:rPr>
             <w:rFonts w:ascii="Calibri" w:cs="Calibri" w:eastAsia="Calibri" w:hAnsi="Calibri"/>
@@ -1666,7 +1666,7 @@
         </w:rPr>
         <w:t xml:space="preserve">   </w:t>
       </w:r>
-      <w:hyperlink w:history="1" r:id="rIdeclxntqzfkj8exyzsyfvo">
+      <w:hyperlink w:history="1" r:id="rIdcb3zlco7ljmdrygp94bby">
         <w:r>
           <w:rPr>
             <w:rFonts w:ascii="Calibri" w:cs="Calibri" w:eastAsia="Calibri" w:hAnsi="Calibri"/>
@@ -1816,7 +1816,7 @@
         </w:rPr>
         <w:t xml:space="preserve">   </w:t>
       </w:r>
-      <w:hyperlink w:history="1" r:id="rIdimjchvuftye3pq3guuppk">
+      <w:hyperlink w:history="1" r:id="rIdlcgeg3ljvsn5ucaxtnbkw">
         <w:r>
           <w:rPr>
             <w:rFonts w:ascii="Calibri" w:cs="Calibri" w:eastAsia="Calibri" w:hAnsi="Calibri"/>
@@ -2386,7 +2386,7 @@
         </w:rPr>
         <w:t xml:space="preserve">   </w:t>
       </w:r>
-      <w:hyperlink w:history="1" r:id="rIdau7h26o9zz6wgeknzqfpp">
+      <w:hyperlink w:history="1" r:id="rIdga2zuv1rlk_iougzkdx66">
         <w:r>
           <w:rPr>
             <w:rFonts w:ascii="Calibri" w:cs="Calibri" w:eastAsia="Calibri" w:hAnsi="Calibri"/>
@@ -2414,7 +2414,7 @@
         </w:rPr>
         <w:t xml:space="preserve">| </w:t>
       </w:r>
-      <w:hyperlink w:history="1" r:id="rIddpecwf-rm9dtxjq2ck0lv">
+      <w:hyperlink w:history="1" r:id="rIdr3xyjrw6vhtgu9bsli3cf">
         <w:r>
           <w:rPr>
             <w:rFonts w:ascii="Calibri" w:cs="Calibri" w:eastAsia="Calibri" w:hAnsi="Calibri"/>

--- a/public/resume/cv-quant.docx
+++ b/public/resume/cv-quant.docx
@@ -33,7 +33,7 @@
         </w:rPr>
         <w:t xml:space="preserve">✉ </w:t>
       </w:r>
-      <w:hyperlink w:history="1" r:id="rId8bha8o06n00mplmws09ng">
+      <w:hyperlink w:history="1" r:id="rId3gr58owsqlgexu5va72m-">
         <w:r>
           <w:rPr>
             <w:rFonts w:ascii="Calibri" w:cs="Calibri" w:eastAsia="Calibri" w:hAnsi="Calibri"/>
@@ -63,7 +63,7 @@
         </w:rPr>
         <w:t xml:space="preserve">• </w:t>
       </w:r>
-      <w:hyperlink w:history="1" r:id="rIdgkc2ukiybddcl52udq0ug">
+      <w:hyperlink w:history="1" r:id="rIdwow9wfqyipce9d_etzbvy">
         <w:r>
           <w:rPr>
             <w:rFonts w:ascii="Calibri" w:cs="Calibri" w:eastAsia="Calibri" w:hAnsi="Calibri"/>
@@ -93,7 +93,7 @@
         </w:rPr>
         <w:t xml:space="preserve">⁠in </w:t>
       </w:r>
-      <w:hyperlink w:history="1" r:id="rIdz5oe7a3f8i9e9i1rzx5_0">
+      <w:hyperlink w:history="1" r:id="rIdwo2ki4lwtu37clkfrtrhp">
         <w:r>
           <w:rPr>
             <w:rFonts w:ascii="Calibri" w:cs="Calibri" w:eastAsia="Calibri" w:hAnsi="Calibri"/>
@@ -123,7 +123,7 @@
         </w:rPr>
         <w:t xml:space="preserve">◔ </w:t>
       </w:r>
-      <w:hyperlink w:history="1" r:id="rIdl31_zcbip2yqysl-dwqzi">
+      <w:hyperlink w:history="1" r:id="rIdgncidnkkqapycsdmxhehn">
         <w:r>
           <w:rPr>
             <w:rFonts w:ascii="Calibri" w:cs="Calibri" w:eastAsia="Calibri" w:hAnsi="Calibri"/>
@@ -153,7 +153,7 @@
         </w:rPr>
         <w:t xml:space="preserve">Ⓘ </w:t>
       </w:r>
-      <w:hyperlink w:history="1" r:id="rIdosn22q2culpbrfm1tfd9e">
+      <w:hyperlink w:history="1" r:id="rIdmivnutyxrnocvbhcpbvbr">
         <w:r>
           <w:rPr>
             <w:rFonts w:ascii="Calibri" w:cs="Calibri" w:eastAsia="Calibri" w:hAnsi="Calibri"/>
@@ -716,7 +716,7 @@
         </w:rPr>
         <w:t xml:space="preserve">   </w:t>
       </w:r>
-      <w:hyperlink w:history="1" r:id="rIdpmt5gywk6dqc5qm5gn-lj">
+      <w:hyperlink w:history="1" r:id="rIdw0mcaginr-3kb6vqj6emx">
         <w:r>
           <w:rPr>
             <w:rFonts w:ascii="Calibri" w:cs="Calibri" w:eastAsia="Calibri" w:hAnsi="Calibri"/>
@@ -744,7 +744,7 @@
         </w:rPr>
         <w:t xml:space="preserve">| </w:t>
       </w:r>
-      <w:hyperlink w:history="1" r:id="rIdmwvhcb5mhv5l6za1fddri">
+      <w:hyperlink w:history="1" r:id="rIdpj8fhooomhk2thzjkpies">
         <w:r>
           <w:rPr>
             <w:rFonts w:ascii="Calibri" w:cs="Calibri" w:eastAsia="Calibri" w:hAnsi="Calibri"/>
@@ -772,7 +772,7 @@
         </w:rPr>
         <w:t xml:space="preserve">| </w:t>
       </w:r>
-      <w:hyperlink w:history="1" r:id="rIdsoikck7os9-axqifonpzf">
+      <w:hyperlink w:history="1" r:id="rIdahf2hpt1g6vkqkenr3n2-">
         <w:r>
           <w:rPr>
             <w:rFonts w:ascii="Calibri" w:cs="Calibri" w:eastAsia="Calibri" w:hAnsi="Calibri"/>
@@ -1125,7 +1125,7 @@
         </w:rPr>
         <w:t xml:space="preserve">   </w:t>
       </w:r>
-      <w:hyperlink w:history="1" r:id="rId4o70genkdkkwoun1fdwum">
+      <w:hyperlink w:history="1" r:id="rIdvbpjvglc7azbrr3utoarq">
         <w:r>
           <w:rPr>
             <w:rFonts w:ascii="Calibri" w:cs="Calibri" w:eastAsia="Calibri" w:hAnsi="Calibri"/>
@@ -1153,7 +1153,7 @@
         </w:rPr>
         <w:t xml:space="preserve">| </w:t>
       </w:r>
-      <w:hyperlink w:history="1" r:id="rIdlka9s0io1hymonmc01xlo">
+      <w:hyperlink w:history="1" r:id="rIdpmflxj4eqcwm5cl-bfq7w">
         <w:r>
           <w:rPr>
             <w:rFonts w:ascii="Calibri" w:cs="Calibri" w:eastAsia="Calibri" w:hAnsi="Calibri"/>
@@ -1286,7 +1286,7 @@
         </w:rPr>
         <w:t xml:space="preserve">   </w:t>
       </w:r>
-      <w:hyperlink w:history="1" r:id="rIdk8fkfw1othxpyuh8cuedp">
+      <w:hyperlink w:history="1" r:id="rIdaf4zmqd_b5fssejkycm72">
         <w:r>
           <w:rPr>
             <w:rFonts w:ascii="Calibri" w:cs="Calibri" w:eastAsia="Calibri" w:hAnsi="Calibri"/>
@@ -1314,7 +1314,7 @@
         </w:rPr>
         <w:t xml:space="preserve">| </w:t>
       </w:r>
-      <w:hyperlink w:history="1" r:id="rIddvvgwyw2rgcu7rb4cyxoc">
+      <w:hyperlink w:history="1" r:id="rIdedo_oskvnvte3kiclmhls">
         <w:r>
           <w:rPr>
             <w:rFonts w:ascii="Calibri" w:cs="Calibri" w:eastAsia="Calibri" w:hAnsi="Calibri"/>
@@ -1342,7 +1342,7 @@
         </w:rPr>
         <w:t xml:space="preserve">| </w:t>
       </w:r>
-      <w:hyperlink w:history="1" r:id="rIdsfpor85rwdf2qculy7fwp">
+      <w:hyperlink w:history="1" r:id="rIdsuqt81jre7lpfawyryu4q">
         <w:r>
           <w:rPr>
             <w:rFonts w:ascii="Calibri" w:cs="Calibri" w:eastAsia="Calibri" w:hAnsi="Calibri"/>
@@ -1509,7 +1509,7 @@
         </w:rPr>
         <w:t xml:space="preserve">   </w:t>
       </w:r>
-      <w:hyperlink w:history="1" r:id="rIdjs9xbe9pjk4dxxloiyynr">
+      <w:hyperlink w:history="1" r:id="rIdatxobeja-uv_emtdf7lvc">
         <w:r>
           <w:rPr>
             <w:rFonts w:ascii="Calibri" w:cs="Calibri" w:eastAsia="Calibri" w:hAnsi="Calibri"/>
@@ -1537,7 +1537,7 @@
         </w:rPr>
         <w:t xml:space="preserve">| </w:t>
       </w:r>
-      <w:hyperlink w:history="1" r:id="rId687zjci8zo3elshuyv5hi">
+      <w:hyperlink w:history="1" r:id="rId00vilhsuxfpfjyvigrd5t">
         <w:r>
           <w:rPr>
             <w:rFonts w:ascii="Calibri" w:cs="Calibri" w:eastAsia="Calibri" w:hAnsi="Calibri"/>
@@ -1666,7 +1666,7 @@
         </w:rPr>
         <w:t xml:space="preserve">   </w:t>
       </w:r>
-      <w:hyperlink w:history="1" r:id="rIdcb3zlco7ljmdrygp94bby">
+      <w:hyperlink w:history="1" r:id="rIdt7ld88t-nrf-ije2iwi0q">
         <w:r>
           <w:rPr>
             <w:rFonts w:ascii="Calibri" w:cs="Calibri" w:eastAsia="Calibri" w:hAnsi="Calibri"/>
@@ -1816,7 +1816,7 @@
         </w:rPr>
         <w:t xml:space="preserve">   </w:t>
       </w:r>
-      <w:hyperlink w:history="1" r:id="rIdlcgeg3ljvsn5ucaxtnbkw">
+      <w:hyperlink w:history="1" r:id="rIdkdznhvqq0jo3rbcoirgwi">
         <w:r>
           <w:rPr>
             <w:rFonts w:ascii="Calibri" w:cs="Calibri" w:eastAsia="Calibri" w:hAnsi="Calibri"/>
@@ -2386,7 +2386,7 @@
         </w:rPr>
         <w:t xml:space="preserve">   </w:t>
       </w:r>
-      <w:hyperlink w:history="1" r:id="rIdga2zuv1rlk_iougzkdx66">
+      <w:hyperlink w:history="1" r:id="rIdcap8wzlxghlyjbwfdsojj">
         <w:r>
           <w:rPr>
             <w:rFonts w:ascii="Calibri" w:cs="Calibri" w:eastAsia="Calibri" w:hAnsi="Calibri"/>
@@ -2414,7 +2414,7 @@
         </w:rPr>
         <w:t xml:space="preserve">| </w:t>
       </w:r>
-      <w:hyperlink w:history="1" r:id="rIdr3xyjrw6vhtgu9bsli3cf">
+      <w:hyperlink w:history="1" r:id="rIdnmvo7ngioyb4gwh_pxuqe">
         <w:r>
           <w:rPr>
             <w:rFonts w:ascii="Calibri" w:cs="Calibri" w:eastAsia="Calibri" w:hAnsi="Calibri"/>

--- a/public/resume/cv-quant.docx
+++ b/public/resume/cv-quant.docx
@@ -33,7 +33,7 @@
         </w:rPr>
         <w:t xml:space="preserve">✉ </w:t>
       </w:r>
-      <w:hyperlink w:history="1" r:id="rId3gr58owsqlgexu5va72m-">
+      <w:hyperlink w:history="1" r:id="rIdfsxaaxdlspvohq0_-y6ht">
         <w:r>
           <w:rPr>
             <w:rFonts w:ascii="Calibri" w:cs="Calibri" w:eastAsia="Calibri" w:hAnsi="Calibri"/>
@@ -63,7 +63,7 @@
         </w:rPr>
         <w:t xml:space="preserve">• </w:t>
       </w:r>
-      <w:hyperlink w:history="1" r:id="rIdwow9wfqyipce9d_etzbvy">
+      <w:hyperlink w:history="1" r:id="rIdsqquqbxgouu5d7ieetliw">
         <w:r>
           <w:rPr>
             <w:rFonts w:ascii="Calibri" w:cs="Calibri" w:eastAsia="Calibri" w:hAnsi="Calibri"/>
@@ -93,7 +93,7 @@
         </w:rPr>
         <w:t xml:space="preserve">⁠in </w:t>
       </w:r>
-      <w:hyperlink w:history="1" r:id="rIdwo2ki4lwtu37clkfrtrhp">
+      <w:hyperlink w:history="1" r:id="rIdsbga5oghw2lm5emh5eojd">
         <w:r>
           <w:rPr>
             <w:rFonts w:ascii="Calibri" w:cs="Calibri" w:eastAsia="Calibri" w:hAnsi="Calibri"/>
@@ -123,7 +123,7 @@
         </w:rPr>
         <w:t xml:space="preserve">◔ </w:t>
       </w:r>
-      <w:hyperlink w:history="1" r:id="rIdgncidnkkqapycsdmxhehn">
+      <w:hyperlink w:history="1" r:id="rIdejy0yz6kpfsxh8fnsl1zp">
         <w:r>
           <w:rPr>
             <w:rFonts w:ascii="Calibri" w:cs="Calibri" w:eastAsia="Calibri" w:hAnsi="Calibri"/>
@@ -153,7 +153,7 @@
         </w:rPr>
         <w:t xml:space="preserve">Ⓘ </w:t>
       </w:r>
-      <w:hyperlink w:history="1" r:id="rIdmivnutyxrnocvbhcpbvbr">
+      <w:hyperlink w:history="1" r:id="rIds4uqzuyeoyc4auu3bd6j3">
         <w:r>
           <w:rPr>
             <w:rFonts w:ascii="Calibri" w:cs="Calibri" w:eastAsia="Calibri" w:hAnsi="Calibri"/>
@@ -716,7 +716,7 @@
         </w:rPr>
         <w:t xml:space="preserve">   </w:t>
       </w:r>
-      <w:hyperlink w:history="1" r:id="rIdw0mcaginr-3kb6vqj6emx">
+      <w:hyperlink w:history="1" r:id="rIdsptn2b9edxatp2ty9k-sf">
         <w:r>
           <w:rPr>
             <w:rFonts w:ascii="Calibri" w:cs="Calibri" w:eastAsia="Calibri" w:hAnsi="Calibri"/>
@@ -744,7 +744,7 @@
         </w:rPr>
         <w:t xml:space="preserve">| </w:t>
       </w:r>
-      <w:hyperlink w:history="1" r:id="rIdpj8fhooomhk2thzjkpies">
+      <w:hyperlink w:history="1" r:id="rIdgx_7nzkal2deewuqmp0m0">
         <w:r>
           <w:rPr>
             <w:rFonts w:ascii="Calibri" w:cs="Calibri" w:eastAsia="Calibri" w:hAnsi="Calibri"/>
@@ -772,7 +772,7 @@
         </w:rPr>
         <w:t xml:space="preserve">| </w:t>
       </w:r>
-      <w:hyperlink w:history="1" r:id="rIdahf2hpt1g6vkqkenr3n2-">
+      <w:hyperlink w:history="1" r:id="rIdxn3pbwppxlkhtrhumjqen">
         <w:r>
           <w:rPr>
             <w:rFonts w:ascii="Calibri" w:cs="Calibri" w:eastAsia="Calibri" w:hAnsi="Calibri"/>
@@ -1125,7 +1125,7 @@
         </w:rPr>
         <w:t xml:space="preserve">   </w:t>
       </w:r>
-      <w:hyperlink w:history="1" r:id="rIdvbpjvglc7azbrr3utoarq">
+      <w:hyperlink w:history="1" r:id="rIdaameow9cxlnql1syfn9pl">
         <w:r>
           <w:rPr>
             <w:rFonts w:ascii="Calibri" w:cs="Calibri" w:eastAsia="Calibri" w:hAnsi="Calibri"/>
@@ -1153,7 +1153,7 @@
         </w:rPr>
         <w:t xml:space="preserve">| </w:t>
       </w:r>
-      <w:hyperlink w:history="1" r:id="rIdpmflxj4eqcwm5cl-bfq7w">
+      <w:hyperlink w:history="1" r:id="rIddsguf-xwwr4xs5pgoranb">
         <w:r>
           <w:rPr>
             <w:rFonts w:ascii="Calibri" w:cs="Calibri" w:eastAsia="Calibri" w:hAnsi="Calibri"/>
@@ -1286,7 +1286,7 @@
         </w:rPr>
         <w:t xml:space="preserve">   </w:t>
       </w:r>
-      <w:hyperlink w:history="1" r:id="rIdaf4zmqd_b5fssejkycm72">
+      <w:hyperlink w:history="1" r:id="rIdpualb1kp_40pxpqgj5_fs">
         <w:r>
           <w:rPr>
             <w:rFonts w:ascii="Calibri" w:cs="Calibri" w:eastAsia="Calibri" w:hAnsi="Calibri"/>
@@ -1314,7 +1314,7 @@
         </w:rPr>
         <w:t xml:space="preserve">| </w:t>
       </w:r>
-      <w:hyperlink w:history="1" r:id="rIdedo_oskvnvte3kiclmhls">
+      <w:hyperlink w:history="1" r:id="rIde5nkypwz93tqw89z08zdz">
         <w:r>
           <w:rPr>
             <w:rFonts w:ascii="Calibri" w:cs="Calibri" w:eastAsia="Calibri" w:hAnsi="Calibri"/>
@@ -1342,7 +1342,7 @@
         </w:rPr>
         <w:t xml:space="preserve">| </w:t>
       </w:r>
-      <w:hyperlink w:history="1" r:id="rIdsuqt81jre7lpfawyryu4q">
+      <w:hyperlink w:history="1" r:id="rId0cli_wmymf_k2_gzjhxsl">
         <w:r>
           <w:rPr>
             <w:rFonts w:ascii="Calibri" w:cs="Calibri" w:eastAsia="Calibri" w:hAnsi="Calibri"/>
@@ -1509,7 +1509,7 @@
         </w:rPr>
         <w:t xml:space="preserve">   </w:t>
       </w:r>
-      <w:hyperlink w:history="1" r:id="rIdatxobeja-uv_emtdf7lvc">
+      <w:hyperlink w:history="1" r:id="rIdycy2r1xad_g0ovdas-w96">
         <w:r>
           <w:rPr>
             <w:rFonts w:ascii="Calibri" w:cs="Calibri" w:eastAsia="Calibri" w:hAnsi="Calibri"/>
@@ -1537,7 +1537,7 @@
         </w:rPr>
         <w:t xml:space="preserve">| </w:t>
       </w:r>
-      <w:hyperlink w:history="1" r:id="rId00vilhsuxfpfjyvigrd5t">
+      <w:hyperlink w:history="1" r:id="rIdcruqk3kkzeh9hdstlha9_">
         <w:r>
           <w:rPr>
             <w:rFonts w:ascii="Calibri" w:cs="Calibri" w:eastAsia="Calibri" w:hAnsi="Calibri"/>
@@ -1666,7 +1666,7 @@
         </w:rPr>
         <w:t xml:space="preserve">   </w:t>
       </w:r>
-      <w:hyperlink w:history="1" r:id="rIdt7ld88t-nrf-ije2iwi0q">
+      <w:hyperlink w:history="1" r:id="rIdtkb0lvtbvh4aoutfposww">
         <w:r>
           <w:rPr>
             <w:rFonts w:ascii="Calibri" w:cs="Calibri" w:eastAsia="Calibri" w:hAnsi="Calibri"/>
@@ -1816,7 +1816,7 @@
         </w:rPr>
         <w:t xml:space="preserve">   </w:t>
       </w:r>
-      <w:hyperlink w:history="1" r:id="rIdkdznhvqq0jo3rbcoirgwi">
+      <w:hyperlink w:history="1" r:id="rId6910ksb_lw1eyooyfjylw">
         <w:r>
           <w:rPr>
             <w:rFonts w:ascii="Calibri" w:cs="Calibri" w:eastAsia="Calibri" w:hAnsi="Calibri"/>
@@ -2386,7 +2386,7 @@
         </w:rPr>
         <w:t xml:space="preserve">   </w:t>
       </w:r>
-      <w:hyperlink w:history="1" r:id="rIdcap8wzlxghlyjbwfdsojj">
+      <w:hyperlink w:history="1" r:id="rIdtco8dhsm6eiufubq8yglk">
         <w:r>
           <w:rPr>
             <w:rFonts w:ascii="Calibri" w:cs="Calibri" w:eastAsia="Calibri" w:hAnsi="Calibri"/>
@@ -2414,7 +2414,7 @@
         </w:rPr>
         <w:t xml:space="preserve">| </w:t>
       </w:r>
-      <w:hyperlink w:history="1" r:id="rIdnmvo7ngioyb4gwh_pxuqe">
+      <w:hyperlink w:history="1" r:id="rId4_mimnioyob7wj3huesaj">
         <w:r>
           <w:rPr>
             <w:rFonts w:ascii="Calibri" w:cs="Calibri" w:eastAsia="Calibri" w:hAnsi="Calibri"/>

--- a/public/resume/cv-quant.docx
+++ b/public/resume/cv-quant.docx
@@ -33,7 +33,7 @@
         </w:rPr>
         <w:t xml:space="preserve">✉ </w:t>
       </w:r>
-      <w:hyperlink w:history="1" r:id="rIdfsxaaxdlspvohq0_-y6ht">
+      <w:hyperlink w:history="1" r:id="rIdo7tmsdbzjqswjalsp93rf">
         <w:r>
           <w:rPr>
             <w:rFonts w:ascii="Calibri" w:cs="Calibri" w:eastAsia="Calibri" w:hAnsi="Calibri"/>
@@ -63,7 +63,7 @@
         </w:rPr>
         <w:t xml:space="preserve">• </w:t>
       </w:r>
-      <w:hyperlink w:history="1" r:id="rIdsqquqbxgouu5d7ieetliw">
+      <w:hyperlink w:history="1" r:id="rIdawrkp1uxaibj6esknowes">
         <w:r>
           <w:rPr>
             <w:rFonts w:ascii="Calibri" w:cs="Calibri" w:eastAsia="Calibri" w:hAnsi="Calibri"/>
@@ -93,7 +93,7 @@
         </w:rPr>
         <w:t xml:space="preserve">⁠in </w:t>
       </w:r>
-      <w:hyperlink w:history="1" r:id="rIdsbga5oghw2lm5emh5eojd">
+      <w:hyperlink w:history="1" r:id="rId3i6sqdv98uadirx2gjg6i">
         <w:r>
           <w:rPr>
             <w:rFonts w:ascii="Calibri" w:cs="Calibri" w:eastAsia="Calibri" w:hAnsi="Calibri"/>
@@ -123,7 +123,7 @@
         </w:rPr>
         <w:t xml:space="preserve">◔ </w:t>
       </w:r>
-      <w:hyperlink w:history="1" r:id="rIdejy0yz6kpfsxh8fnsl1zp">
+      <w:hyperlink w:history="1" r:id="rId0mdjjt11snzartuxtd0jl">
         <w:r>
           <w:rPr>
             <w:rFonts w:ascii="Calibri" w:cs="Calibri" w:eastAsia="Calibri" w:hAnsi="Calibri"/>
@@ -153,7 +153,7 @@
         </w:rPr>
         <w:t xml:space="preserve">Ⓘ </w:t>
       </w:r>
-      <w:hyperlink w:history="1" r:id="rIds4uqzuyeoyc4auu3bd6j3">
+      <w:hyperlink w:history="1" r:id="rId66fe1euwuouod7vhckzpl">
         <w:r>
           <w:rPr>
             <w:rFonts w:ascii="Calibri" w:cs="Calibri" w:eastAsia="Calibri" w:hAnsi="Calibri"/>
@@ -716,7 +716,7 @@
         </w:rPr>
         <w:t xml:space="preserve">   </w:t>
       </w:r>
-      <w:hyperlink w:history="1" r:id="rIdsptn2b9edxatp2ty9k-sf">
+      <w:hyperlink w:history="1" r:id="rIdofwbsutyavsvlnhbrmhtu">
         <w:r>
           <w:rPr>
             <w:rFonts w:ascii="Calibri" w:cs="Calibri" w:eastAsia="Calibri" w:hAnsi="Calibri"/>
@@ -744,7 +744,7 @@
         </w:rPr>
         <w:t xml:space="preserve">| </w:t>
       </w:r>
-      <w:hyperlink w:history="1" r:id="rIdgx_7nzkal2deewuqmp0m0">
+      <w:hyperlink w:history="1" r:id="rIds8v0lecmratsnz1_zqnfq">
         <w:r>
           <w:rPr>
             <w:rFonts w:ascii="Calibri" w:cs="Calibri" w:eastAsia="Calibri" w:hAnsi="Calibri"/>
@@ -772,7 +772,7 @@
         </w:rPr>
         <w:t xml:space="preserve">| </w:t>
       </w:r>
-      <w:hyperlink w:history="1" r:id="rIdxn3pbwppxlkhtrhumjqen">
+      <w:hyperlink w:history="1" r:id="rIdsbh7lwnchgb3qxtxvbnbh">
         <w:r>
           <w:rPr>
             <w:rFonts w:ascii="Calibri" w:cs="Calibri" w:eastAsia="Calibri" w:hAnsi="Calibri"/>
@@ -1125,7 +1125,7 @@
         </w:rPr>
         <w:t xml:space="preserve">   </w:t>
       </w:r>
-      <w:hyperlink w:history="1" r:id="rIdaameow9cxlnql1syfn9pl">
+      <w:hyperlink w:history="1" r:id="rIdjlawymjfncqm2ufg-shuw">
         <w:r>
           <w:rPr>
             <w:rFonts w:ascii="Calibri" w:cs="Calibri" w:eastAsia="Calibri" w:hAnsi="Calibri"/>
@@ -1153,7 +1153,7 @@
         </w:rPr>
         <w:t xml:space="preserve">| </w:t>
       </w:r>
-      <w:hyperlink w:history="1" r:id="rIddsguf-xwwr4xs5pgoranb">
+      <w:hyperlink w:history="1" r:id="rIdwluuomm0uqmo3flv26gsp">
         <w:r>
           <w:rPr>
             <w:rFonts w:ascii="Calibri" w:cs="Calibri" w:eastAsia="Calibri" w:hAnsi="Calibri"/>
@@ -1286,7 +1286,7 @@
         </w:rPr>
         <w:t xml:space="preserve">   </w:t>
       </w:r>
-      <w:hyperlink w:history="1" r:id="rIdpualb1kp_40pxpqgj5_fs">
+      <w:hyperlink w:history="1" r:id="rIdze8klpitbv-t3kknovxdd">
         <w:r>
           <w:rPr>
             <w:rFonts w:ascii="Calibri" w:cs="Calibri" w:eastAsia="Calibri" w:hAnsi="Calibri"/>
@@ -1314,7 +1314,7 @@
         </w:rPr>
         <w:t xml:space="preserve">| </w:t>
       </w:r>
-      <w:hyperlink w:history="1" r:id="rIde5nkypwz93tqw89z08zdz">
+      <w:hyperlink w:history="1" r:id="rIdip5tofbd5djmknv5q__uh">
         <w:r>
           <w:rPr>
             <w:rFonts w:ascii="Calibri" w:cs="Calibri" w:eastAsia="Calibri" w:hAnsi="Calibri"/>
@@ -1342,7 +1342,7 @@
         </w:rPr>
         <w:t xml:space="preserve">| </w:t>
       </w:r>
-      <w:hyperlink w:history="1" r:id="rId0cli_wmymf_k2_gzjhxsl">
+      <w:hyperlink w:history="1" r:id="rIdcak-yhfyampmqsulsl9-y">
         <w:r>
           <w:rPr>
             <w:rFonts w:ascii="Calibri" w:cs="Calibri" w:eastAsia="Calibri" w:hAnsi="Calibri"/>
@@ -1509,7 +1509,7 @@
         </w:rPr>
         <w:t xml:space="preserve">   </w:t>
       </w:r>
-      <w:hyperlink w:history="1" r:id="rIdycy2r1xad_g0ovdas-w96">
+      <w:hyperlink w:history="1" r:id="rIdee1c0x7tohebkd2ltp7yr">
         <w:r>
           <w:rPr>
             <w:rFonts w:ascii="Calibri" w:cs="Calibri" w:eastAsia="Calibri" w:hAnsi="Calibri"/>
@@ -1537,7 +1537,7 @@
         </w:rPr>
         <w:t xml:space="preserve">| </w:t>
       </w:r>
-      <w:hyperlink w:history="1" r:id="rIdcruqk3kkzeh9hdstlha9_">
+      <w:hyperlink w:history="1" r:id="rIdyjdym-qtegym_hltltdj5">
         <w:r>
           <w:rPr>
             <w:rFonts w:ascii="Calibri" w:cs="Calibri" w:eastAsia="Calibri" w:hAnsi="Calibri"/>
@@ -1666,7 +1666,7 @@
         </w:rPr>
         <w:t xml:space="preserve">   </w:t>
       </w:r>
-      <w:hyperlink w:history="1" r:id="rIdtkb0lvtbvh4aoutfposww">
+      <w:hyperlink w:history="1" r:id="rIdfay69773awityr23sohgm">
         <w:r>
           <w:rPr>
             <w:rFonts w:ascii="Calibri" w:cs="Calibri" w:eastAsia="Calibri" w:hAnsi="Calibri"/>
@@ -1816,7 +1816,7 @@
         </w:rPr>
         <w:t xml:space="preserve">   </w:t>
       </w:r>
-      <w:hyperlink w:history="1" r:id="rId6910ksb_lw1eyooyfjylw">
+      <w:hyperlink w:history="1" r:id="rIdn9gb8vzwmhmzozfb9jbhc">
         <w:r>
           <w:rPr>
             <w:rFonts w:ascii="Calibri" w:cs="Calibri" w:eastAsia="Calibri" w:hAnsi="Calibri"/>
@@ -2386,7 +2386,7 @@
         </w:rPr>
         <w:t xml:space="preserve">   </w:t>
       </w:r>
-      <w:hyperlink w:history="1" r:id="rIdtco8dhsm6eiufubq8yglk">
+      <w:hyperlink w:history="1" r:id="rIdsljnasuh87k9upkj_upb7">
         <w:r>
           <w:rPr>
             <w:rFonts w:ascii="Calibri" w:cs="Calibri" w:eastAsia="Calibri" w:hAnsi="Calibri"/>
@@ -2414,7 +2414,7 @@
         </w:rPr>
         <w:t xml:space="preserve">| </w:t>
       </w:r>
-      <w:hyperlink w:history="1" r:id="rId4_mimnioyob7wj3huesaj">
+      <w:hyperlink w:history="1" r:id="rIdg-_ggtk-3jeow2yxumn-b">
         <w:r>
           <w:rPr>
             <w:rFonts w:ascii="Calibri" w:cs="Calibri" w:eastAsia="Calibri" w:hAnsi="Calibri"/>

--- a/public/resume/cv-quant.docx
+++ b/public/resume/cv-quant.docx
@@ -33,7 +33,7 @@
         </w:rPr>
         <w:t xml:space="preserve">✉ </w:t>
       </w:r>
-      <w:hyperlink w:history="1" r:id="rIdo7tmsdbzjqswjalsp93rf">
+      <w:hyperlink w:history="1" r:id="rId76mb75iowz_roa1fzenlb">
         <w:r>
           <w:rPr>
             <w:rFonts w:ascii="Calibri" w:cs="Calibri" w:eastAsia="Calibri" w:hAnsi="Calibri"/>
@@ -63,7 +63,7 @@
         </w:rPr>
         <w:t xml:space="preserve">• </w:t>
       </w:r>
-      <w:hyperlink w:history="1" r:id="rIdawrkp1uxaibj6esknowes">
+      <w:hyperlink w:history="1" r:id="rIdeyf0xypcqke47nrkgr8ez">
         <w:r>
           <w:rPr>
             <w:rFonts w:ascii="Calibri" w:cs="Calibri" w:eastAsia="Calibri" w:hAnsi="Calibri"/>
@@ -93,7 +93,7 @@
         </w:rPr>
         <w:t xml:space="preserve">⁠in </w:t>
       </w:r>
-      <w:hyperlink w:history="1" r:id="rId3i6sqdv98uadirx2gjg6i">
+      <w:hyperlink w:history="1" r:id="rId2iz_kp4vjjtzulepftesw">
         <w:r>
           <w:rPr>
             <w:rFonts w:ascii="Calibri" w:cs="Calibri" w:eastAsia="Calibri" w:hAnsi="Calibri"/>
@@ -123,7 +123,7 @@
         </w:rPr>
         <w:t xml:space="preserve">◔ </w:t>
       </w:r>
-      <w:hyperlink w:history="1" r:id="rId0mdjjt11snzartuxtd0jl">
+      <w:hyperlink w:history="1" r:id="rIdbh-0ii6ecssjksikfrubi">
         <w:r>
           <w:rPr>
             <w:rFonts w:ascii="Calibri" w:cs="Calibri" w:eastAsia="Calibri" w:hAnsi="Calibri"/>
@@ -153,7 +153,7 @@
         </w:rPr>
         <w:t xml:space="preserve">Ⓘ </w:t>
       </w:r>
-      <w:hyperlink w:history="1" r:id="rId66fe1euwuouod7vhckzpl">
+      <w:hyperlink w:history="1" r:id="rIdn0xsuchiaymgfi8t6fymt">
         <w:r>
           <w:rPr>
             <w:rFonts w:ascii="Calibri" w:cs="Calibri" w:eastAsia="Calibri" w:hAnsi="Calibri"/>
@@ -716,7 +716,7 @@
         </w:rPr>
         <w:t xml:space="preserve">   </w:t>
       </w:r>
-      <w:hyperlink w:history="1" r:id="rIdofwbsutyavsvlnhbrmhtu">
+      <w:hyperlink w:history="1" r:id="rId6ctumokqnzgxz3pjc5tsr">
         <w:r>
           <w:rPr>
             <w:rFonts w:ascii="Calibri" w:cs="Calibri" w:eastAsia="Calibri" w:hAnsi="Calibri"/>
@@ -744,7 +744,7 @@
         </w:rPr>
         <w:t xml:space="preserve">| </w:t>
       </w:r>
-      <w:hyperlink w:history="1" r:id="rIds8v0lecmratsnz1_zqnfq">
+      <w:hyperlink w:history="1" r:id="rIddzjnfw6hsku_jakjshgce">
         <w:r>
           <w:rPr>
             <w:rFonts w:ascii="Calibri" w:cs="Calibri" w:eastAsia="Calibri" w:hAnsi="Calibri"/>
@@ -772,7 +772,7 @@
         </w:rPr>
         <w:t xml:space="preserve">| </w:t>
       </w:r>
-      <w:hyperlink w:history="1" r:id="rIdsbh7lwnchgb3qxtxvbnbh">
+      <w:hyperlink w:history="1" r:id="rId_nnjb1x6ak8v1ygcuvnmw">
         <w:r>
           <w:rPr>
             <w:rFonts w:ascii="Calibri" w:cs="Calibri" w:eastAsia="Calibri" w:hAnsi="Calibri"/>
@@ -1125,7 +1125,7 @@
         </w:rPr>
         <w:t xml:space="preserve">   </w:t>
       </w:r>
-      <w:hyperlink w:history="1" r:id="rIdjlawymjfncqm2ufg-shuw">
+      <w:hyperlink w:history="1" r:id="rIdo_dxuzedmt_apvdnd07fp">
         <w:r>
           <w:rPr>
             <w:rFonts w:ascii="Calibri" w:cs="Calibri" w:eastAsia="Calibri" w:hAnsi="Calibri"/>
@@ -1153,7 +1153,7 @@
         </w:rPr>
         <w:t xml:space="preserve">| </w:t>
       </w:r>
-      <w:hyperlink w:history="1" r:id="rIdwluuomm0uqmo3flv26gsp">
+      <w:hyperlink w:history="1" r:id="rIdqbv-og2ujtnh4lhxq7yx-">
         <w:r>
           <w:rPr>
             <w:rFonts w:ascii="Calibri" w:cs="Calibri" w:eastAsia="Calibri" w:hAnsi="Calibri"/>
@@ -1286,7 +1286,7 @@
         </w:rPr>
         <w:t xml:space="preserve">   </w:t>
       </w:r>
-      <w:hyperlink w:history="1" r:id="rIdze8klpitbv-t3kknovxdd">
+      <w:hyperlink w:history="1" r:id="rIdk86w82inxheh26txpkjqg">
         <w:r>
           <w:rPr>
             <w:rFonts w:ascii="Calibri" w:cs="Calibri" w:eastAsia="Calibri" w:hAnsi="Calibri"/>
@@ -1314,7 +1314,7 @@
         </w:rPr>
         <w:t xml:space="preserve">| </w:t>
       </w:r>
-      <w:hyperlink w:history="1" r:id="rIdip5tofbd5djmknv5q__uh">
+      <w:hyperlink w:history="1" r:id="rIdfssncl9pcfoi_uungoqmw">
         <w:r>
           <w:rPr>
             <w:rFonts w:ascii="Calibri" w:cs="Calibri" w:eastAsia="Calibri" w:hAnsi="Calibri"/>
@@ -1342,7 +1342,7 @@
         </w:rPr>
         <w:t xml:space="preserve">| </w:t>
       </w:r>
-      <w:hyperlink w:history="1" r:id="rIdcak-yhfyampmqsulsl9-y">
+      <w:hyperlink w:history="1" r:id="rIdliz22jrjuretxlru7esr3">
         <w:r>
           <w:rPr>
             <w:rFonts w:ascii="Calibri" w:cs="Calibri" w:eastAsia="Calibri" w:hAnsi="Calibri"/>
@@ -1509,7 +1509,7 @@
         </w:rPr>
         <w:t xml:space="preserve">   </w:t>
       </w:r>
-      <w:hyperlink w:history="1" r:id="rIdee1c0x7tohebkd2ltp7yr">
+      <w:hyperlink w:history="1" r:id="rIdqp_blvsnzb8jv5lup3ofz">
         <w:r>
           <w:rPr>
             <w:rFonts w:ascii="Calibri" w:cs="Calibri" w:eastAsia="Calibri" w:hAnsi="Calibri"/>
@@ -1537,7 +1537,7 @@
         </w:rPr>
         <w:t xml:space="preserve">| </w:t>
       </w:r>
-      <w:hyperlink w:history="1" r:id="rIdyjdym-qtegym_hltltdj5">
+      <w:hyperlink w:history="1" r:id="rIdijdq2zxqamoduv4re9ke3">
         <w:r>
           <w:rPr>
             <w:rFonts w:ascii="Calibri" w:cs="Calibri" w:eastAsia="Calibri" w:hAnsi="Calibri"/>
@@ -1666,7 +1666,7 @@
         </w:rPr>
         <w:t xml:space="preserve">   </w:t>
       </w:r>
-      <w:hyperlink w:history="1" r:id="rIdfay69773awityr23sohgm">
+      <w:hyperlink w:history="1" r:id="rIdlumwyplwzssejy60ld8a6">
         <w:r>
           <w:rPr>
             <w:rFonts w:ascii="Calibri" w:cs="Calibri" w:eastAsia="Calibri" w:hAnsi="Calibri"/>
@@ -1816,7 +1816,7 @@
         </w:rPr>
         <w:t xml:space="preserve">   </w:t>
       </w:r>
-      <w:hyperlink w:history="1" r:id="rIdn9gb8vzwmhmzozfb9jbhc">
+      <w:hyperlink w:history="1" r:id="rIdn9g1_ivyi2nh3roy0fw2g">
         <w:r>
           <w:rPr>
             <w:rFonts w:ascii="Calibri" w:cs="Calibri" w:eastAsia="Calibri" w:hAnsi="Calibri"/>
@@ -2386,7 +2386,7 @@
         </w:rPr>
         <w:t xml:space="preserve">   </w:t>
       </w:r>
-      <w:hyperlink w:history="1" r:id="rIdsljnasuh87k9upkj_upb7">
+      <w:hyperlink w:history="1" r:id="rIdnagoxkqmdfns1gd-sbxd9">
         <w:r>
           <w:rPr>
             <w:rFonts w:ascii="Calibri" w:cs="Calibri" w:eastAsia="Calibri" w:hAnsi="Calibri"/>
@@ -2414,7 +2414,7 @@
         </w:rPr>
         <w:t xml:space="preserve">| </w:t>
       </w:r>
-      <w:hyperlink w:history="1" r:id="rIdg-_ggtk-3jeow2yxumn-b">
+      <w:hyperlink w:history="1" r:id="rIdeyhuauwwmmujywsixkrxy">
         <w:r>
           <w:rPr>
             <w:rFonts w:ascii="Calibri" w:cs="Calibri" w:eastAsia="Calibri" w:hAnsi="Calibri"/>

--- a/public/resume/cv-quant.docx
+++ b/public/resume/cv-quant.docx
@@ -33,7 +33,7 @@
         </w:rPr>
         <w:t xml:space="preserve">✉ </w:t>
       </w:r>
-      <w:hyperlink w:history="1" r:id="rId76mb75iowz_roa1fzenlb">
+      <w:hyperlink w:history="1" r:id="rIdezw2e37wdzn7sngspda8b">
         <w:r>
           <w:rPr>
             <w:rFonts w:ascii="Calibri" w:cs="Calibri" w:eastAsia="Calibri" w:hAnsi="Calibri"/>
@@ -63,7 +63,7 @@
         </w:rPr>
         <w:t xml:space="preserve">• </w:t>
       </w:r>
-      <w:hyperlink w:history="1" r:id="rIdeyf0xypcqke47nrkgr8ez">
+      <w:hyperlink w:history="1" r:id="rIdzfgcafbnr6thm_r7bno0q">
         <w:r>
           <w:rPr>
             <w:rFonts w:ascii="Calibri" w:cs="Calibri" w:eastAsia="Calibri" w:hAnsi="Calibri"/>
@@ -93,7 +93,7 @@
         </w:rPr>
         <w:t xml:space="preserve">⁠in </w:t>
       </w:r>
-      <w:hyperlink w:history="1" r:id="rId2iz_kp4vjjtzulepftesw">
+      <w:hyperlink w:history="1" r:id="rIdtlw--lmzdzw2u9rheod_0">
         <w:r>
           <w:rPr>
             <w:rFonts w:ascii="Calibri" w:cs="Calibri" w:eastAsia="Calibri" w:hAnsi="Calibri"/>
@@ -123,7 +123,7 @@
         </w:rPr>
         <w:t xml:space="preserve">◔ </w:t>
       </w:r>
-      <w:hyperlink w:history="1" r:id="rIdbh-0ii6ecssjksikfrubi">
+      <w:hyperlink w:history="1" r:id="rIdffym454te4ftpzyoe0zui">
         <w:r>
           <w:rPr>
             <w:rFonts w:ascii="Calibri" w:cs="Calibri" w:eastAsia="Calibri" w:hAnsi="Calibri"/>
@@ -153,7 +153,7 @@
         </w:rPr>
         <w:t xml:space="preserve">Ⓘ </w:t>
       </w:r>
-      <w:hyperlink w:history="1" r:id="rIdn0xsuchiaymgfi8t6fymt">
+      <w:hyperlink w:history="1" r:id="rIddjgulapmls2hwv7jnp_kv">
         <w:r>
           <w:rPr>
             <w:rFonts w:ascii="Calibri" w:cs="Calibri" w:eastAsia="Calibri" w:hAnsi="Calibri"/>
@@ -716,7 +716,7 @@
         </w:rPr>
         <w:t xml:space="preserve">   </w:t>
       </w:r>
-      <w:hyperlink w:history="1" r:id="rId6ctumokqnzgxz3pjc5tsr">
+      <w:hyperlink w:history="1" r:id="rIdwowivg92bq2gjrj546w85">
         <w:r>
           <w:rPr>
             <w:rFonts w:ascii="Calibri" w:cs="Calibri" w:eastAsia="Calibri" w:hAnsi="Calibri"/>
@@ -744,7 +744,7 @@
         </w:rPr>
         <w:t xml:space="preserve">| </w:t>
       </w:r>
-      <w:hyperlink w:history="1" r:id="rIddzjnfw6hsku_jakjshgce">
+      <w:hyperlink w:history="1" r:id="rIdy9ymmxshoay7rw6fb1nx0">
         <w:r>
           <w:rPr>
             <w:rFonts w:ascii="Calibri" w:cs="Calibri" w:eastAsia="Calibri" w:hAnsi="Calibri"/>
@@ -772,7 +772,7 @@
         </w:rPr>
         <w:t xml:space="preserve">| </w:t>
       </w:r>
-      <w:hyperlink w:history="1" r:id="rId_nnjb1x6ak8v1ygcuvnmw">
+      <w:hyperlink w:history="1" r:id="rIdo2-xwrwx4yadxt6dx9rmh">
         <w:r>
           <w:rPr>
             <w:rFonts w:ascii="Calibri" w:cs="Calibri" w:eastAsia="Calibri" w:hAnsi="Calibri"/>
@@ -1125,7 +1125,7 @@
         </w:rPr>
         <w:t xml:space="preserve">   </w:t>
       </w:r>
-      <w:hyperlink w:history="1" r:id="rIdo_dxuzedmt_apvdnd07fp">
+      <w:hyperlink w:history="1" r:id="rIdcx-7tgffwp_xjitxqtdj7">
         <w:r>
           <w:rPr>
             <w:rFonts w:ascii="Calibri" w:cs="Calibri" w:eastAsia="Calibri" w:hAnsi="Calibri"/>
@@ -1153,7 +1153,7 @@
         </w:rPr>
         <w:t xml:space="preserve">| </w:t>
       </w:r>
-      <w:hyperlink w:history="1" r:id="rIdqbv-og2ujtnh4lhxq7yx-">
+      <w:hyperlink w:history="1" r:id="rIdzinltfefdp_rms1pjlq-q">
         <w:r>
           <w:rPr>
             <w:rFonts w:ascii="Calibri" w:cs="Calibri" w:eastAsia="Calibri" w:hAnsi="Calibri"/>
@@ -1286,7 +1286,7 @@
         </w:rPr>
         <w:t xml:space="preserve">   </w:t>
       </w:r>
-      <w:hyperlink w:history="1" r:id="rIdk86w82inxheh26txpkjqg">
+      <w:hyperlink w:history="1" r:id="rIdzh24thge_c6zi_n-ji6ff">
         <w:r>
           <w:rPr>
             <w:rFonts w:ascii="Calibri" w:cs="Calibri" w:eastAsia="Calibri" w:hAnsi="Calibri"/>
@@ -1314,7 +1314,7 @@
         </w:rPr>
         <w:t xml:space="preserve">| </w:t>
       </w:r>
-      <w:hyperlink w:history="1" r:id="rIdfssncl9pcfoi_uungoqmw">
+      <w:hyperlink w:history="1" r:id="rIdf1pcq8pk0apkbsd70qhf-">
         <w:r>
           <w:rPr>
             <w:rFonts w:ascii="Calibri" w:cs="Calibri" w:eastAsia="Calibri" w:hAnsi="Calibri"/>
@@ -1342,7 +1342,7 @@
         </w:rPr>
         <w:t xml:space="preserve">| </w:t>
       </w:r>
-      <w:hyperlink w:history="1" r:id="rIdliz22jrjuretxlru7esr3">
+      <w:hyperlink w:history="1" r:id="rIdr6zeun4eolmllp9beramq">
         <w:r>
           <w:rPr>
             <w:rFonts w:ascii="Calibri" w:cs="Calibri" w:eastAsia="Calibri" w:hAnsi="Calibri"/>
@@ -1509,7 +1509,7 @@
         </w:rPr>
         <w:t xml:space="preserve">   </w:t>
       </w:r>
-      <w:hyperlink w:history="1" r:id="rIdqp_blvsnzb8jv5lup3ofz">
+      <w:hyperlink w:history="1" r:id="rId0syuokhywbzu0reitvmuj">
         <w:r>
           <w:rPr>
             <w:rFonts w:ascii="Calibri" w:cs="Calibri" w:eastAsia="Calibri" w:hAnsi="Calibri"/>
@@ -1537,7 +1537,7 @@
         </w:rPr>
         <w:t xml:space="preserve">| </w:t>
       </w:r>
-      <w:hyperlink w:history="1" r:id="rIdijdq2zxqamoduv4re9ke3">
+      <w:hyperlink w:history="1" r:id="rIdrrs_hpji0z06hsp8yb5xv">
         <w:r>
           <w:rPr>
             <w:rFonts w:ascii="Calibri" w:cs="Calibri" w:eastAsia="Calibri" w:hAnsi="Calibri"/>
@@ -1666,7 +1666,7 @@
         </w:rPr>
         <w:t xml:space="preserve">   </w:t>
       </w:r>
-      <w:hyperlink w:history="1" r:id="rIdlumwyplwzssejy60ld8a6">
+      <w:hyperlink w:history="1" r:id="rIduzkcrydd36kan0m1jkfln">
         <w:r>
           <w:rPr>
             <w:rFonts w:ascii="Calibri" w:cs="Calibri" w:eastAsia="Calibri" w:hAnsi="Calibri"/>
@@ -1816,7 +1816,7 @@
         </w:rPr>
         <w:t xml:space="preserve">   </w:t>
       </w:r>
-      <w:hyperlink w:history="1" r:id="rIdn9g1_ivyi2nh3roy0fw2g">
+      <w:hyperlink w:history="1" r:id="rIdcewdajpmbxbq_tv3zkraa">
         <w:r>
           <w:rPr>
             <w:rFonts w:ascii="Calibri" w:cs="Calibri" w:eastAsia="Calibri" w:hAnsi="Calibri"/>
@@ -2386,7 +2386,7 @@
         </w:rPr>
         <w:t xml:space="preserve">   </w:t>
       </w:r>
-      <w:hyperlink w:history="1" r:id="rIdnagoxkqmdfns1gd-sbxd9">
+      <w:hyperlink w:history="1" r:id="rIdzcvuzmprnibdtyh63tsfw">
         <w:r>
           <w:rPr>
             <w:rFonts w:ascii="Calibri" w:cs="Calibri" w:eastAsia="Calibri" w:hAnsi="Calibri"/>
@@ -2414,7 +2414,7 @@
         </w:rPr>
         <w:t xml:space="preserve">| </w:t>
       </w:r>
-      <w:hyperlink w:history="1" r:id="rIdeyhuauwwmmujywsixkrxy">
+      <w:hyperlink w:history="1" r:id="rIdmuuzdvzwky1wtrie0ks-8">
         <w:r>
           <w:rPr>
             <w:rFonts w:ascii="Calibri" w:cs="Calibri" w:eastAsia="Calibri" w:hAnsi="Calibri"/>

--- a/public/resume/cv-quant.docx
+++ b/public/resume/cv-quant.docx
@@ -33,7 +33,7 @@
         </w:rPr>
         <w:t xml:space="preserve">✉ </w:t>
       </w:r>
-      <w:hyperlink w:history="1" r:id="rIdezw2e37wdzn7sngspda8b">
+      <w:hyperlink w:history="1" r:id="rIdgtvxr73kraudn73ygl_nj">
         <w:r>
           <w:rPr>
             <w:rFonts w:ascii="Calibri" w:cs="Calibri" w:eastAsia="Calibri" w:hAnsi="Calibri"/>
@@ -63,7 +63,7 @@
         </w:rPr>
         <w:t xml:space="preserve">• </w:t>
       </w:r>
-      <w:hyperlink w:history="1" r:id="rIdzfgcafbnr6thm_r7bno0q">
+      <w:hyperlink w:history="1" r:id="rIdbunbogzvfub_d9dsh1jdf">
         <w:r>
           <w:rPr>
             <w:rFonts w:ascii="Calibri" w:cs="Calibri" w:eastAsia="Calibri" w:hAnsi="Calibri"/>
@@ -93,7 +93,7 @@
         </w:rPr>
         <w:t xml:space="preserve">⁠in </w:t>
       </w:r>
-      <w:hyperlink w:history="1" r:id="rIdtlw--lmzdzw2u9rheod_0">
+      <w:hyperlink w:history="1" r:id="rId7ttf06gdk7zdukwylgkir">
         <w:r>
           <w:rPr>
             <w:rFonts w:ascii="Calibri" w:cs="Calibri" w:eastAsia="Calibri" w:hAnsi="Calibri"/>
@@ -123,7 +123,7 @@
         </w:rPr>
         <w:t xml:space="preserve">◔ </w:t>
       </w:r>
-      <w:hyperlink w:history="1" r:id="rIdffym454te4ftpzyoe0zui">
+      <w:hyperlink w:history="1" r:id="rId0calswox-xonxnbg6b2sr">
         <w:r>
           <w:rPr>
             <w:rFonts w:ascii="Calibri" w:cs="Calibri" w:eastAsia="Calibri" w:hAnsi="Calibri"/>
@@ -153,7 +153,7 @@
         </w:rPr>
         <w:t xml:space="preserve">Ⓘ </w:t>
       </w:r>
-      <w:hyperlink w:history="1" r:id="rIddjgulapmls2hwv7jnp_kv">
+      <w:hyperlink w:history="1" r:id="rId90izwx1bbiqw_2zdkn029">
         <w:r>
           <w:rPr>
             <w:rFonts w:ascii="Calibri" w:cs="Calibri" w:eastAsia="Calibri" w:hAnsi="Calibri"/>
@@ -716,7 +716,7 @@
         </w:rPr>
         <w:t xml:space="preserve">   </w:t>
       </w:r>
-      <w:hyperlink w:history="1" r:id="rIdwowivg92bq2gjrj546w85">
+      <w:hyperlink w:history="1" r:id="rIddmjgvteglvyo7cid2ze7l">
         <w:r>
           <w:rPr>
             <w:rFonts w:ascii="Calibri" w:cs="Calibri" w:eastAsia="Calibri" w:hAnsi="Calibri"/>
@@ -744,7 +744,7 @@
         </w:rPr>
         <w:t xml:space="preserve">| </w:t>
       </w:r>
-      <w:hyperlink w:history="1" r:id="rIdy9ymmxshoay7rw6fb1nx0">
+      <w:hyperlink w:history="1" r:id="rIdvq8tkfmj2k9mqjl5a_h-5">
         <w:r>
           <w:rPr>
             <w:rFonts w:ascii="Calibri" w:cs="Calibri" w:eastAsia="Calibri" w:hAnsi="Calibri"/>
@@ -772,7 +772,7 @@
         </w:rPr>
         <w:t xml:space="preserve">| </w:t>
       </w:r>
-      <w:hyperlink w:history="1" r:id="rIdo2-xwrwx4yadxt6dx9rmh">
+      <w:hyperlink w:history="1" r:id="rIdj2jua0ioqdcrzub4p_rpb">
         <w:r>
           <w:rPr>
             <w:rFonts w:ascii="Calibri" w:cs="Calibri" w:eastAsia="Calibri" w:hAnsi="Calibri"/>
@@ -1125,7 +1125,7 @@
         </w:rPr>
         <w:t xml:space="preserve">   </w:t>
       </w:r>
-      <w:hyperlink w:history="1" r:id="rIdcx-7tgffwp_xjitxqtdj7">
+      <w:hyperlink w:history="1" r:id="rIdneut-hputq8hyieisvfnt">
         <w:r>
           <w:rPr>
             <w:rFonts w:ascii="Calibri" w:cs="Calibri" w:eastAsia="Calibri" w:hAnsi="Calibri"/>
@@ -1153,7 +1153,7 @@
         </w:rPr>
         <w:t xml:space="preserve">| </w:t>
       </w:r>
-      <w:hyperlink w:history="1" r:id="rIdzinltfefdp_rms1pjlq-q">
+      <w:hyperlink w:history="1" r:id="rIduj9oipakc-pkkl-dmoiuq">
         <w:r>
           <w:rPr>
             <w:rFonts w:ascii="Calibri" w:cs="Calibri" w:eastAsia="Calibri" w:hAnsi="Calibri"/>
@@ -1286,7 +1286,7 @@
         </w:rPr>
         <w:t xml:space="preserve">   </w:t>
       </w:r>
-      <w:hyperlink w:history="1" r:id="rIdzh24thge_c6zi_n-ji6ff">
+      <w:hyperlink w:history="1" r:id="rIdjemfls776a2h3gc8aniy1">
         <w:r>
           <w:rPr>
             <w:rFonts w:ascii="Calibri" w:cs="Calibri" w:eastAsia="Calibri" w:hAnsi="Calibri"/>
@@ -1314,7 +1314,7 @@
         </w:rPr>
         <w:t xml:space="preserve">| </w:t>
       </w:r>
-      <w:hyperlink w:history="1" r:id="rIdf1pcq8pk0apkbsd70qhf-">
+      <w:hyperlink w:history="1" r:id="rIdskgbgbenvflhfmcp5ngia">
         <w:r>
           <w:rPr>
             <w:rFonts w:ascii="Calibri" w:cs="Calibri" w:eastAsia="Calibri" w:hAnsi="Calibri"/>
@@ -1342,7 +1342,7 @@
         </w:rPr>
         <w:t xml:space="preserve">| </w:t>
       </w:r>
-      <w:hyperlink w:history="1" r:id="rIdr6zeun4eolmllp9beramq">
+      <w:hyperlink w:history="1" r:id="rIdzykuwvew0pyopdxvoxtl1">
         <w:r>
           <w:rPr>
             <w:rFonts w:ascii="Calibri" w:cs="Calibri" w:eastAsia="Calibri" w:hAnsi="Calibri"/>
@@ -1509,7 +1509,7 @@
         </w:rPr>
         <w:t xml:space="preserve">   </w:t>
       </w:r>
-      <w:hyperlink w:history="1" r:id="rId0syuokhywbzu0reitvmuj">
+      <w:hyperlink w:history="1" r:id="rIdfawmv06aeay69mwn16tnh">
         <w:r>
           <w:rPr>
             <w:rFonts w:ascii="Calibri" w:cs="Calibri" w:eastAsia="Calibri" w:hAnsi="Calibri"/>
@@ -1537,7 +1537,7 @@
         </w:rPr>
         <w:t xml:space="preserve">| </w:t>
       </w:r>
-      <w:hyperlink w:history="1" r:id="rIdrrs_hpji0z06hsp8yb5xv">
+      <w:hyperlink w:history="1" r:id="rIdzq6ue4f1iq_ksazdnpbhh">
         <w:r>
           <w:rPr>
             <w:rFonts w:ascii="Calibri" w:cs="Calibri" w:eastAsia="Calibri" w:hAnsi="Calibri"/>
@@ -1666,7 +1666,7 @@
         </w:rPr>
         <w:t xml:space="preserve">   </w:t>
       </w:r>
-      <w:hyperlink w:history="1" r:id="rIduzkcrydd36kan0m1jkfln">
+      <w:hyperlink w:history="1" r:id="rIdkzkmqx_cm5w7gbkgpsc6u">
         <w:r>
           <w:rPr>
             <w:rFonts w:ascii="Calibri" w:cs="Calibri" w:eastAsia="Calibri" w:hAnsi="Calibri"/>
@@ -1816,7 +1816,7 @@
         </w:rPr>
         <w:t xml:space="preserve">   </w:t>
       </w:r>
-      <w:hyperlink w:history="1" r:id="rIdcewdajpmbxbq_tv3zkraa">
+      <w:hyperlink w:history="1" r:id="rIdm4s8kdcmtgziy4kihvmno">
         <w:r>
           <w:rPr>
             <w:rFonts w:ascii="Calibri" w:cs="Calibri" w:eastAsia="Calibri" w:hAnsi="Calibri"/>
@@ -2386,7 +2386,7 @@
         </w:rPr>
         <w:t xml:space="preserve">   </w:t>
       </w:r>
-      <w:hyperlink w:history="1" r:id="rIdzcvuzmprnibdtyh63tsfw">
+      <w:hyperlink w:history="1" r:id="rIdd_h69bdkp-j9ip7k5twiv">
         <w:r>
           <w:rPr>
             <w:rFonts w:ascii="Calibri" w:cs="Calibri" w:eastAsia="Calibri" w:hAnsi="Calibri"/>
@@ -2414,7 +2414,7 @@
         </w:rPr>
         <w:t xml:space="preserve">| </w:t>
       </w:r>
-      <w:hyperlink w:history="1" r:id="rIdmuuzdvzwky1wtrie0ks-8">
+      <w:hyperlink w:history="1" r:id="rIdnc-_6txenacg1p0yopsph">
         <w:r>
           <w:rPr>
             <w:rFonts w:ascii="Calibri" w:cs="Calibri" w:eastAsia="Calibri" w:hAnsi="Calibri"/>

--- a/public/resume/cv-quant.docx
+++ b/public/resume/cv-quant.docx
@@ -33,7 +33,7 @@
         </w:rPr>
         <w:t xml:space="preserve">✉ </w:t>
       </w:r>
-      <w:hyperlink w:history="1" r:id="rIdgtvxr73kraudn73ygl_nj">
+      <w:hyperlink w:history="1" r:id="rIdhp7onxspdi2ash13i6tuf">
         <w:r>
           <w:rPr>
             <w:rFonts w:ascii="Calibri" w:cs="Calibri" w:eastAsia="Calibri" w:hAnsi="Calibri"/>
@@ -63,7 +63,7 @@
         </w:rPr>
         <w:t xml:space="preserve">• </w:t>
       </w:r>
-      <w:hyperlink w:history="1" r:id="rIdbunbogzvfub_d9dsh1jdf">
+      <w:hyperlink w:history="1" r:id="rIdb5fpcqywculgihmjh_6ys">
         <w:r>
           <w:rPr>
             <w:rFonts w:ascii="Calibri" w:cs="Calibri" w:eastAsia="Calibri" w:hAnsi="Calibri"/>
@@ -93,7 +93,7 @@
         </w:rPr>
         <w:t xml:space="preserve">⁠in </w:t>
       </w:r>
-      <w:hyperlink w:history="1" r:id="rId7ttf06gdk7zdukwylgkir">
+      <w:hyperlink w:history="1" r:id="rIdmjv1c-nygtg18jgdjansx">
         <w:r>
           <w:rPr>
             <w:rFonts w:ascii="Calibri" w:cs="Calibri" w:eastAsia="Calibri" w:hAnsi="Calibri"/>
@@ -123,7 +123,7 @@
         </w:rPr>
         <w:t xml:space="preserve">◔ </w:t>
       </w:r>
-      <w:hyperlink w:history="1" r:id="rId0calswox-xonxnbg6b2sr">
+      <w:hyperlink w:history="1" r:id="rIdfggt3vryzxe1kx2atav9u">
         <w:r>
           <w:rPr>
             <w:rFonts w:ascii="Calibri" w:cs="Calibri" w:eastAsia="Calibri" w:hAnsi="Calibri"/>
@@ -153,7 +153,7 @@
         </w:rPr>
         <w:t xml:space="preserve">Ⓘ </w:t>
       </w:r>
-      <w:hyperlink w:history="1" r:id="rId90izwx1bbiqw_2zdkn029">
+      <w:hyperlink w:history="1" r:id="rIdvx0cisnwwvfg08py3hh1m">
         <w:r>
           <w:rPr>
             <w:rFonts w:ascii="Calibri" w:cs="Calibri" w:eastAsia="Calibri" w:hAnsi="Calibri"/>
@@ -716,7 +716,7 @@
         </w:rPr>
         <w:t xml:space="preserve">   </w:t>
       </w:r>
-      <w:hyperlink w:history="1" r:id="rIddmjgvteglvyo7cid2ze7l">
+      <w:hyperlink w:history="1" r:id="rIdalttwnd8qiiw_iyd9ueqy">
         <w:r>
           <w:rPr>
             <w:rFonts w:ascii="Calibri" w:cs="Calibri" w:eastAsia="Calibri" w:hAnsi="Calibri"/>
@@ -744,7 +744,7 @@
         </w:rPr>
         <w:t xml:space="preserve">| </w:t>
       </w:r>
-      <w:hyperlink w:history="1" r:id="rIdvq8tkfmj2k9mqjl5a_h-5">
+      <w:hyperlink w:history="1" r:id="rIdfyzugg9wpd_o6h4rxupfe">
         <w:r>
           <w:rPr>
             <w:rFonts w:ascii="Calibri" w:cs="Calibri" w:eastAsia="Calibri" w:hAnsi="Calibri"/>
@@ -772,7 +772,7 @@
         </w:rPr>
         <w:t xml:space="preserve">| </w:t>
       </w:r>
-      <w:hyperlink w:history="1" r:id="rIdj2jua0ioqdcrzub4p_rpb">
+      <w:hyperlink w:history="1" r:id="rIdytflpl2zudoo7qlcidc8o">
         <w:r>
           <w:rPr>
             <w:rFonts w:ascii="Calibri" w:cs="Calibri" w:eastAsia="Calibri" w:hAnsi="Calibri"/>
@@ -1125,7 +1125,7 @@
         </w:rPr>
         <w:t xml:space="preserve">   </w:t>
       </w:r>
-      <w:hyperlink w:history="1" r:id="rIdneut-hputq8hyieisvfnt">
+      <w:hyperlink w:history="1" r:id="rIdtjik0gaxw6rpvhukksq17">
         <w:r>
           <w:rPr>
             <w:rFonts w:ascii="Calibri" w:cs="Calibri" w:eastAsia="Calibri" w:hAnsi="Calibri"/>
@@ -1153,7 +1153,7 @@
         </w:rPr>
         <w:t xml:space="preserve">| </w:t>
       </w:r>
-      <w:hyperlink w:history="1" r:id="rIduj9oipakc-pkkl-dmoiuq">
+      <w:hyperlink w:history="1" r:id="rIdf9h34llvpxiexuimekqco">
         <w:r>
           <w:rPr>
             <w:rFonts w:ascii="Calibri" w:cs="Calibri" w:eastAsia="Calibri" w:hAnsi="Calibri"/>
@@ -1286,7 +1286,7 @@
         </w:rPr>
         <w:t xml:space="preserve">   </w:t>
       </w:r>
-      <w:hyperlink w:history="1" r:id="rIdjemfls776a2h3gc8aniy1">
+      <w:hyperlink w:history="1" r:id="rIdezndallcopcc6jtqnocpc">
         <w:r>
           <w:rPr>
             <w:rFonts w:ascii="Calibri" w:cs="Calibri" w:eastAsia="Calibri" w:hAnsi="Calibri"/>
@@ -1314,7 +1314,7 @@
         </w:rPr>
         <w:t xml:space="preserve">| </w:t>
       </w:r>
-      <w:hyperlink w:history="1" r:id="rIdskgbgbenvflhfmcp5ngia">
+      <w:hyperlink w:history="1" r:id="rIdj-iu6lro46iaqlvaqawbm">
         <w:r>
           <w:rPr>
             <w:rFonts w:ascii="Calibri" w:cs="Calibri" w:eastAsia="Calibri" w:hAnsi="Calibri"/>
@@ -1342,7 +1342,7 @@
         </w:rPr>
         <w:t xml:space="preserve">| </w:t>
       </w:r>
-      <w:hyperlink w:history="1" r:id="rIdzykuwvew0pyopdxvoxtl1">
+      <w:hyperlink w:history="1" r:id="rIdnvbx-b_2rxfjgst5bvfvz">
         <w:r>
           <w:rPr>
             <w:rFonts w:ascii="Calibri" w:cs="Calibri" w:eastAsia="Calibri" w:hAnsi="Calibri"/>
@@ -1509,7 +1509,7 @@
         </w:rPr>
         <w:t xml:space="preserve">   </w:t>
       </w:r>
-      <w:hyperlink w:history="1" r:id="rIdfawmv06aeay69mwn16tnh">
+      <w:hyperlink w:history="1" r:id="rIdu52wqwps-u2tqfddidrno">
         <w:r>
           <w:rPr>
             <w:rFonts w:ascii="Calibri" w:cs="Calibri" w:eastAsia="Calibri" w:hAnsi="Calibri"/>
@@ -1537,7 +1537,7 @@
         </w:rPr>
         <w:t xml:space="preserve">| </w:t>
       </w:r>
-      <w:hyperlink w:history="1" r:id="rIdzq6ue4f1iq_ksazdnpbhh">
+      <w:hyperlink w:history="1" r:id="rIdkudvv3hzw4ot_uallswio">
         <w:r>
           <w:rPr>
             <w:rFonts w:ascii="Calibri" w:cs="Calibri" w:eastAsia="Calibri" w:hAnsi="Calibri"/>
@@ -1666,7 +1666,7 @@
         </w:rPr>
         <w:t xml:space="preserve">   </w:t>
       </w:r>
-      <w:hyperlink w:history="1" r:id="rIdkzkmqx_cm5w7gbkgpsc6u">
+      <w:hyperlink w:history="1" r:id="rId1a8m05ctowv1rz_9pb0nj">
         <w:r>
           <w:rPr>
             <w:rFonts w:ascii="Calibri" w:cs="Calibri" w:eastAsia="Calibri" w:hAnsi="Calibri"/>
@@ -1816,7 +1816,7 @@
         </w:rPr>
         <w:t xml:space="preserve">   </w:t>
       </w:r>
-      <w:hyperlink w:history="1" r:id="rIdm4s8kdcmtgziy4kihvmno">
+      <w:hyperlink w:history="1" r:id="rIdlwbenu6szve2jaaxbh6m6">
         <w:r>
           <w:rPr>
             <w:rFonts w:ascii="Calibri" w:cs="Calibri" w:eastAsia="Calibri" w:hAnsi="Calibri"/>
@@ -2328,6 +2328,220 @@
     </w:p>
     <w:p>
       <w:pPr>
+        <w:tabs>
+          <w:tab w:val="right" w:pos="9026"/>
+        </w:tabs>
+        <w:spacing w:after="10" w:before="0"/>
+      </w:pPr>
+      <w:r>
+        <w:rPr>
+          <w:rFonts w:ascii="Calibri" w:cs="Calibri" w:eastAsia="Calibri" w:hAnsi="Calibri"/>
+          <w:b/>
+          <w:bCs/>
+          <w:sz w:val="20"/>
+          <w:szCs w:val="20"/>
+        </w:rPr>
+        <w:t xml:space="preserve">Peer Assisted Learning (PAL) Leader - Electronics and Programming</w:t>
+      </w:r>
+      <w:r>
+        <w:rPr>
+          <w:rFonts w:ascii="Calibri" w:cs="Calibri" w:eastAsia="Calibri" w:hAnsi="Calibri"/>
+          <w:sz w:val="20"/>
+          <w:szCs w:val="20"/>
+        </w:rPr>
+        <w:t xml:space="preserve">	Aston University, Learning Services, Birmingham, UK</w:t>
+      </w:r>
+    </w:p>
+    <w:p>
+      <w:pPr>
+        <w:tabs>
+          <w:tab w:val="right" w:pos="9026"/>
+        </w:tabs>
+        <w:spacing w:after="10" w:before="0"/>
+      </w:pPr>
+      <w:r>
+        <w:rPr>
+          <w:rFonts w:ascii="Calibri" w:cs="Calibri" w:eastAsia="Calibri" w:hAnsi="Calibri"/>
+          <w:color w:val="444444"/>
+          <w:sz w:val="19"/>
+          <w:szCs w:val="19"/>
+        </w:rPr>
+        <w:t xml:space="preserve">Python, Electronics, peer teaching, curriculum design, student support</w:t>
+      </w:r>
+      <w:r>
+        <w:rPr>
+          <w:rFonts w:ascii="Calibri" w:cs="Calibri" w:eastAsia="Calibri" w:hAnsi="Calibri"/>
+          <w:sz w:val="19"/>
+          <w:szCs w:val="19"/>
+        </w:rPr>
+        <w:t xml:space="preserve">	Sep 2026 - Present</w:t>
+      </w:r>
+    </w:p>
+    <w:p>
+      <w:pPr>
+        <w:spacing w:after="20" w:before="0"/>
+        <w:ind w:left="316" w:hanging="259"/>
+      </w:pPr>
+      <w:r>
+        <w:rPr>
+          <w:rFonts w:ascii="Calibri" w:cs="Calibri" w:eastAsia="Calibri" w:hAnsi="Calibri"/>
+          <w:sz w:val="19"/>
+          <w:szCs w:val="19"/>
+        </w:rPr>
+        <w:t xml:space="preserve">•  </w:t>
+      </w:r>
+      <w:r>
+        <w:rPr>
+          <w:rFonts w:ascii="Calibri" w:cs="Calibri" w:eastAsia="Calibri" w:hAnsi="Calibri"/>
+          <w:sz w:val="19"/>
+          <w:szCs w:val="19"/>
+        </w:rPr>
+        <w:t xml:space="preserve">Facilitate weekly </w:t>
+      </w:r>
+      <w:r>
+        <w:rPr>
+          <w:rFonts w:ascii="Calibri" w:cs="Calibri" w:eastAsia="Calibri" w:hAnsi="Calibri"/>
+          <w:b/>
+          <w:bCs/>
+          <w:sz w:val="19"/>
+          <w:szCs w:val="19"/>
+        </w:rPr>
+        <w:t xml:space="preserve">Peer Assisted Learning (PAL)</w:t>
+      </w:r>
+      <w:r>
+        <w:rPr>
+          <w:rFonts w:ascii="Calibri" w:cs="Calibri" w:eastAsia="Calibri" w:hAnsi="Calibri"/>
+          <w:sz w:val="19"/>
+          <w:szCs w:val="19"/>
+        </w:rPr>
+        <w:t xml:space="preserve"> sessions covering </w:t>
+      </w:r>
+      <w:r>
+        <w:rPr>
+          <w:rFonts w:ascii="Calibri" w:cs="Calibri" w:eastAsia="Calibri" w:hAnsi="Calibri"/>
+          <w:b/>
+          <w:bCs/>
+          <w:sz w:val="19"/>
+          <w:szCs w:val="19"/>
+        </w:rPr>
+        <w:t xml:space="preserve">Python and electronics</w:t>
+      </w:r>
+      <w:r>
+        <w:rPr>
+          <w:rFonts w:ascii="Calibri" w:cs="Calibri" w:eastAsia="Calibri" w:hAnsi="Calibri"/>
+          <w:sz w:val="19"/>
+          <w:szCs w:val="19"/>
+        </w:rPr>
+        <w:t xml:space="preserve"> across multiple student cohorts, preparing rigorous curriculum-aligned materials to build strong mathematical and computational foundations</w:t>
+      </w:r>
+    </w:p>
+    <w:p>
+      <w:pPr>
+        <w:spacing w:after="80" w:before="0"/>
+      </w:pPr>
+    </w:p>
+    <w:p>
+      <w:pPr>
+        <w:tabs>
+          <w:tab w:val="right" w:pos="9026"/>
+        </w:tabs>
+        <w:spacing w:after="10" w:before="0"/>
+      </w:pPr>
+      <w:r>
+        <w:rPr>
+          <w:rFonts w:ascii="Calibri" w:cs="Calibri" w:eastAsia="Calibri" w:hAnsi="Calibri"/>
+          <w:b/>
+          <w:bCs/>
+          <w:sz w:val="20"/>
+          <w:szCs w:val="20"/>
+        </w:rPr>
+        <w:t xml:space="preserve">Treasurer</w:t>
+      </w:r>
+      <w:r>
+        <w:rPr>
+          <w:rFonts w:ascii="Calibri" w:cs="Calibri" w:eastAsia="Calibri" w:hAnsi="Calibri"/>
+          <w:sz w:val="20"/>
+          <w:szCs w:val="20"/>
+        </w:rPr>
+        <w:t xml:space="preserve">	Computing &amp; Electronics Society, Aston Students' Union, Birmingham, UK</w:t>
+      </w:r>
+    </w:p>
+    <w:p>
+      <w:pPr>
+        <w:tabs>
+          <w:tab w:val="right" w:pos="9026"/>
+        </w:tabs>
+        <w:spacing w:after="10" w:before="0"/>
+      </w:pPr>
+      <w:r>
+        <w:rPr>
+          <w:rFonts w:ascii="Calibri" w:cs="Calibri" w:eastAsia="Calibri" w:hAnsi="Calibri"/>
+          <w:color w:val="444444"/>
+          <w:sz w:val="19"/>
+          <w:szCs w:val="19"/>
+        </w:rPr>
+        <w:t xml:space="preserve">Budget management, financial reporting, committee leadership, stakeholder communication</w:t>
+      </w:r>
+      <w:r>
+        <w:rPr>
+          <w:rFonts w:ascii="Calibri" w:cs="Calibri" w:eastAsia="Calibri" w:hAnsi="Calibri"/>
+          <w:sz w:val="19"/>
+          <w:szCs w:val="19"/>
+        </w:rPr>
+        <w:t xml:space="preserve">	Sep 2026 - Present</w:t>
+      </w:r>
+    </w:p>
+    <w:p>
+      <w:pPr>
+        <w:spacing w:after="20" w:before="0"/>
+        <w:ind w:left="316" w:hanging="259"/>
+      </w:pPr>
+      <w:r>
+        <w:rPr>
+          <w:rFonts w:ascii="Calibri" w:cs="Calibri" w:eastAsia="Calibri" w:hAnsi="Calibri"/>
+          <w:sz w:val="19"/>
+          <w:szCs w:val="19"/>
+        </w:rPr>
+        <w:t xml:space="preserve">•  </w:t>
+      </w:r>
+      <w:r>
+        <w:rPr>
+          <w:rFonts w:ascii="Calibri" w:cs="Calibri" w:eastAsia="Calibri" w:hAnsi="Calibri"/>
+          <w:sz w:val="19"/>
+          <w:szCs w:val="19"/>
+        </w:rPr>
+        <w:t xml:space="preserve">Manage the society's budget and financial records, reporting to the committee and the Students' Union</w:t>
+      </w:r>
+    </w:p>
+    <w:p>
+      <w:pPr>
+        <w:spacing w:after="20" w:before="0"/>
+        <w:ind w:left="316" w:hanging="259"/>
+      </w:pPr>
+      <w:r>
+        <w:rPr>
+          <w:rFonts w:ascii="Calibri" w:cs="Calibri" w:eastAsia="Calibri" w:hAnsi="Calibri"/>
+          <w:sz w:val="19"/>
+          <w:szCs w:val="19"/>
+        </w:rPr>
+        <w:t xml:space="preserve">•  </w:t>
+      </w:r>
+      <w:r>
+        <w:rPr>
+          <w:rFonts w:ascii="Calibri" w:cs="Calibri" w:eastAsia="Calibri" w:hAnsi="Calibri"/>
+          <w:sz w:val="19"/>
+          <w:szCs w:val="19"/>
+        </w:rPr>
+        <w:t xml:space="preserve">Elected onto the committee for the Computing &amp; Electronics Society, working alongside the President to run society operations</w:t>
+      </w:r>
+    </w:p>
+    <w:p>
+      <w:pPr>
+        <w:spacing w:after="80" w:before="0"/>
+      </w:pPr>
+    </w:p>
+    <w:p>
+      <w:pPr>
         <w:pBdr>
           <w:bottom w:val="single" w:color="000000" w:sz="6" w:space="1"/>
         </w:pBdr>
@@ -2386,7 +2600,7 @@
         </w:rPr>
         <w:t xml:space="preserve">   </w:t>
       </w:r>
-      <w:hyperlink w:history="1" r:id="rIdd_h69bdkp-j9ip7k5twiv">
+      <w:hyperlink w:history="1" r:id="rIdwx19a5mnanz2j2ljq07wt">
         <w:r>
           <w:rPr>
             <w:rFonts w:ascii="Calibri" w:cs="Calibri" w:eastAsia="Calibri" w:hAnsi="Calibri"/>
@@ -2414,7 +2628,7 @@
         </w:rPr>
         <w:t xml:space="preserve">| </w:t>
       </w:r>
-      <w:hyperlink w:history="1" r:id="rIdnc-_6txenacg1p0yopsph">
+      <w:hyperlink w:history="1" r:id="rIdtjg6xzvwbentwz9rihmoi">
         <w:r>
           <w:rPr>
             <w:rFonts w:ascii="Calibri" w:cs="Calibri" w:eastAsia="Calibri" w:hAnsi="Calibri"/>

--- a/public/resume/cv-quant.docx
+++ b/public/resume/cv-quant.docx
@@ -33,7 +33,7 @@
         </w:rPr>
         <w:t xml:space="preserve">✉ </w:t>
       </w:r>
-      <w:hyperlink w:history="1" r:id="rIdhp7onxspdi2ash13i6tuf">
+      <w:hyperlink w:history="1" r:id="rId-20vcdnxuxjsuwptmo5od">
         <w:r>
           <w:rPr>
             <w:rFonts w:ascii="Calibri" w:cs="Calibri" w:eastAsia="Calibri" w:hAnsi="Calibri"/>
@@ -63,7 +63,7 @@
         </w:rPr>
         <w:t xml:space="preserve">• </w:t>
       </w:r>
-      <w:hyperlink w:history="1" r:id="rIdb5fpcqywculgihmjh_6ys">
+      <w:hyperlink w:history="1" r:id="rIdkrgs4ot8yaos_cljamafh">
         <w:r>
           <w:rPr>
             <w:rFonts w:ascii="Calibri" w:cs="Calibri" w:eastAsia="Calibri" w:hAnsi="Calibri"/>
@@ -93,7 +93,7 @@
         </w:rPr>
         <w:t xml:space="preserve">⁠in </w:t>
       </w:r>
-      <w:hyperlink w:history="1" r:id="rIdmjv1c-nygtg18jgdjansx">
+      <w:hyperlink w:history="1" r:id="rIdr9cb_bqs7d-m_oyit4zq2">
         <w:r>
           <w:rPr>
             <w:rFonts w:ascii="Calibri" w:cs="Calibri" w:eastAsia="Calibri" w:hAnsi="Calibri"/>
@@ -123,7 +123,7 @@
         </w:rPr>
         <w:t xml:space="preserve">◔ </w:t>
       </w:r>
-      <w:hyperlink w:history="1" r:id="rIdfggt3vryzxe1kx2atav9u">
+      <w:hyperlink w:history="1" r:id="rIddsrjtatybyzb0rkltwnag">
         <w:r>
           <w:rPr>
             <w:rFonts w:ascii="Calibri" w:cs="Calibri" w:eastAsia="Calibri" w:hAnsi="Calibri"/>
@@ -153,7 +153,7 @@
         </w:rPr>
         <w:t xml:space="preserve">Ⓘ </w:t>
       </w:r>
-      <w:hyperlink w:history="1" r:id="rIdvx0cisnwwvfg08py3hh1m">
+      <w:hyperlink w:history="1" r:id="rIdfonsr0q6wk_dnaymxym8g">
         <w:r>
           <w:rPr>
             <w:rFonts w:ascii="Calibri" w:cs="Calibri" w:eastAsia="Calibri" w:hAnsi="Calibri"/>
@@ -716,7 +716,7 @@
         </w:rPr>
         <w:t xml:space="preserve">   </w:t>
       </w:r>
-      <w:hyperlink w:history="1" r:id="rIdalttwnd8qiiw_iyd9ueqy">
+      <w:hyperlink w:history="1" r:id="rIdt69pq0karzvpuasrpe4f1">
         <w:r>
           <w:rPr>
             <w:rFonts w:ascii="Calibri" w:cs="Calibri" w:eastAsia="Calibri" w:hAnsi="Calibri"/>
@@ -744,7 +744,7 @@
         </w:rPr>
         <w:t xml:space="preserve">| </w:t>
       </w:r>
-      <w:hyperlink w:history="1" r:id="rIdfyzugg9wpd_o6h4rxupfe">
+      <w:hyperlink w:history="1" r:id="rIduew2jzwbuchgksai2agrv">
         <w:r>
           <w:rPr>
             <w:rFonts w:ascii="Calibri" w:cs="Calibri" w:eastAsia="Calibri" w:hAnsi="Calibri"/>
@@ -772,7 +772,7 @@
         </w:rPr>
         <w:t xml:space="preserve">| </w:t>
       </w:r>
-      <w:hyperlink w:history="1" r:id="rIdytflpl2zudoo7qlcidc8o">
+      <w:hyperlink w:history="1" r:id="rIdsqrncehr0azqggh06tonh">
         <w:r>
           <w:rPr>
             <w:rFonts w:ascii="Calibri" w:cs="Calibri" w:eastAsia="Calibri" w:hAnsi="Calibri"/>
@@ -1125,7 +1125,7 @@
         </w:rPr>
         <w:t xml:space="preserve">   </w:t>
       </w:r>
-      <w:hyperlink w:history="1" r:id="rIdtjik0gaxw6rpvhukksq17">
+      <w:hyperlink w:history="1" r:id="rId0kv81yei2he9f811zdkpo">
         <w:r>
           <w:rPr>
             <w:rFonts w:ascii="Calibri" w:cs="Calibri" w:eastAsia="Calibri" w:hAnsi="Calibri"/>
@@ -1153,7 +1153,7 @@
         </w:rPr>
         <w:t xml:space="preserve">| </w:t>
       </w:r>
-      <w:hyperlink w:history="1" r:id="rIdf9h34llvpxiexuimekqco">
+      <w:hyperlink w:history="1" r:id="rIdpmjgekxu1vdbu1eoevh9z">
         <w:r>
           <w:rPr>
             <w:rFonts w:ascii="Calibri" w:cs="Calibri" w:eastAsia="Calibri" w:hAnsi="Calibri"/>
@@ -1286,7 +1286,7 @@
         </w:rPr>
         <w:t xml:space="preserve">   </w:t>
       </w:r>
-      <w:hyperlink w:history="1" r:id="rIdezndallcopcc6jtqnocpc">
+      <w:hyperlink w:history="1" r:id="rIdmt7cjnhqt97l4prk24e4e">
         <w:r>
           <w:rPr>
             <w:rFonts w:ascii="Calibri" w:cs="Calibri" w:eastAsia="Calibri" w:hAnsi="Calibri"/>
@@ -1314,7 +1314,7 @@
         </w:rPr>
         <w:t xml:space="preserve">| </w:t>
       </w:r>
-      <w:hyperlink w:history="1" r:id="rIdj-iu6lro46iaqlvaqawbm">
+      <w:hyperlink w:history="1" r:id="rId0jxbsmavhzcv28mbkgy8k">
         <w:r>
           <w:rPr>
             <w:rFonts w:ascii="Calibri" w:cs="Calibri" w:eastAsia="Calibri" w:hAnsi="Calibri"/>
@@ -1342,7 +1342,7 @@
         </w:rPr>
         <w:t xml:space="preserve">| </w:t>
       </w:r>
-      <w:hyperlink w:history="1" r:id="rIdnvbx-b_2rxfjgst5bvfvz">
+      <w:hyperlink w:history="1" r:id="rIdt-xmgf1ra4occqmsrccxb">
         <w:r>
           <w:rPr>
             <w:rFonts w:ascii="Calibri" w:cs="Calibri" w:eastAsia="Calibri" w:hAnsi="Calibri"/>
@@ -1509,7 +1509,7 @@
         </w:rPr>
         <w:t xml:space="preserve">   </w:t>
       </w:r>
-      <w:hyperlink w:history="1" r:id="rIdu52wqwps-u2tqfddidrno">
+      <w:hyperlink w:history="1" r:id="rIdbdufxdsgnn4yocsts3end">
         <w:r>
           <w:rPr>
             <w:rFonts w:ascii="Calibri" w:cs="Calibri" w:eastAsia="Calibri" w:hAnsi="Calibri"/>
@@ -1537,7 +1537,7 @@
         </w:rPr>
         <w:t xml:space="preserve">| </w:t>
       </w:r>
-      <w:hyperlink w:history="1" r:id="rIdkudvv3hzw4ot_uallswio">
+      <w:hyperlink w:history="1" r:id="rId9yron4af9hndrhzveep_u">
         <w:r>
           <w:rPr>
             <w:rFonts w:ascii="Calibri" w:cs="Calibri" w:eastAsia="Calibri" w:hAnsi="Calibri"/>
@@ -1666,7 +1666,7 @@
         </w:rPr>
         <w:t xml:space="preserve">   </w:t>
       </w:r>
-      <w:hyperlink w:history="1" r:id="rId1a8m05ctowv1rz_9pb0nj">
+      <w:hyperlink w:history="1" r:id="rIdli3zertpi48tgxsuubs6p">
         <w:r>
           <w:rPr>
             <w:rFonts w:ascii="Calibri" w:cs="Calibri" w:eastAsia="Calibri" w:hAnsi="Calibri"/>
@@ -1816,7 +1816,7 @@
         </w:rPr>
         <w:t xml:space="preserve">   </w:t>
       </w:r>
-      <w:hyperlink w:history="1" r:id="rIdlwbenu6szve2jaaxbh6m6">
+      <w:hyperlink w:history="1" r:id="rIdblmmi6jhygopdcm1vsigj">
         <w:r>
           <w:rPr>
             <w:rFonts w:ascii="Calibri" w:cs="Calibri" w:eastAsia="Calibri" w:hAnsi="Calibri"/>
@@ -2600,7 +2600,7 @@
         </w:rPr>
         <w:t xml:space="preserve">   </w:t>
       </w:r>
-      <w:hyperlink w:history="1" r:id="rIdwx19a5mnanz2j2ljq07wt">
+      <w:hyperlink w:history="1" r:id="rIdqy4_ztjhdcz9hjeosbecc">
         <w:r>
           <w:rPr>
             <w:rFonts w:ascii="Calibri" w:cs="Calibri" w:eastAsia="Calibri" w:hAnsi="Calibri"/>
@@ -2628,7 +2628,7 @@
         </w:rPr>
         <w:t xml:space="preserve">| </w:t>
       </w:r>
-      <w:hyperlink w:history="1" r:id="rIdtjg6xzvwbentwz9rihmoi">
+      <w:hyperlink w:history="1" r:id="rIdjq6si0pcsp6cixj-ivihh">
         <w:r>
           <w:rPr>
             <w:rFonts w:ascii="Calibri" w:cs="Calibri" w:eastAsia="Calibri" w:hAnsi="Calibri"/>
